--- a/Report - PHP.docx
+++ b/Report - PHP.docx
@@ -1,6 +1,6 @@
 
 <file path=word/document.xml><?xml version="1.0" encoding="utf-8"?>
-<w:document xmlns:wpc="http://schemas.microsoft.com/office/word/2010/wordprocessingCanvas" xmlns:cx="http://schemas.microsoft.com/office/drawing/2014/chartex" xmlns:cx1="http://schemas.microsoft.com/office/drawing/2015/9/8/chartex" xmlns:cx2="http://schemas.microsoft.com/office/drawing/2015/10/21/chartex" xmlns:cx3="http://schemas.microsoft.com/office/drawing/2016/5/9/chartex" xmlns:cx4="http://schemas.microsoft.com/office/drawing/2016/5/10/chartex" xmlns:cx5="http://schemas.microsoft.com/office/drawing/2016/5/11/chartex" xmlns:cx6="http://schemas.microsoft.com/office/drawing/2016/5/12/chartex" xmlns:cx7="http://schemas.microsoft.com/office/drawing/2016/5/13/chartex" xmlns:cx8="http://schemas.microsoft.com/office/drawing/2016/5/14/chartex" xmlns:mc="http://schemas.openxmlformats.org/markup-compatibility/2006" xmlns:aink="http://schemas.microsoft.com/office/drawing/2016/ink" xmlns:am3d="http://schemas.microsoft.com/office/drawing/2017/model3d" xmlns:o="urn:schemas-microsoft-com:office:office" xmlns:oel="http://schemas.microsoft.com/office/2019/extlst" xmlns:r="http://schemas.openxmlformats.org/officeDocument/2006/relationships" xmlns:m="http://schemas.openxmlformats.org/officeDocument/2006/math" xmlns:v="urn:schemas-microsoft-com:vml" xmlns:wp14="http://schemas.microsoft.com/office/word/2010/wordprocessingDrawing" xmlns:wp="http://schemas.openxmlformats.org/drawingml/2006/wordprocessingDrawing" xmlns:w10="urn:schemas-microsoft-com:office:word" xmlns:w="http://schemas.openxmlformats.org/wordprocessingml/2006/main" xmlns:w14="http://schemas.microsoft.com/office/word/2010/wordml" xmlns:w15="http://schemas.microsoft.com/office/word/2012/wordml" xmlns:w16cex="http://schemas.microsoft.com/office/word/2018/wordml/cex" xmlns:w16cid="http://schemas.microsoft.com/office/word/2016/wordml/cid" xmlns:w16="http://schemas.microsoft.com/office/word/2018/wordml" xmlns:w16du="http://schemas.microsoft.com/office/word/2023/wordml/word16du" xmlns:w16sdtdh="http://schemas.microsoft.com/office/word/2020/wordml/sdtdatahash" xmlns:w16sdtfl="http://schemas.microsoft.com/office/word/2024/wordml/sdtformatlock" xmlns:w16se="http://schemas.microsoft.com/office/word/2015/wordml/symex" xmlns:wpg="http://schemas.microsoft.com/office/word/2010/wordprocessingGroup" xmlns:wpi="http://schemas.microsoft.com/office/word/2010/wordprocessingInk" xmlns:wne="http://schemas.microsoft.com/office/word/2006/wordml" xmlns:wps="http://schemas.microsoft.com/office/word/2010/wordprocessingShape" mc:Ignorable="w14 w15 w16se w16cid w16 w16cex w16sdtdh w16sdtfl w16du wp14">
+<w:document xmlns:wpc="http://schemas.microsoft.com/office/word/2010/wordprocessingCanvas" xmlns:cx="http://schemas.microsoft.com/office/drawing/2014/chartex" xmlns:cx1="http://schemas.microsoft.com/office/drawing/2015/9/8/chartex" xmlns:cx2="http://schemas.microsoft.com/office/drawing/2015/10/21/chartex" xmlns:cx3="http://schemas.microsoft.com/office/drawing/2016/5/9/chartex" xmlns:cx4="http://schemas.microsoft.com/office/drawing/2016/5/10/chartex" xmlns:cx5="http://schemas.microsoft.com/office/drawing/2016/5/11/chartex" xmlns:cx6="http://schemas.microsoft.com/office/drawing/2016/5/12/chartex" xmlns:cx7="http://schemas.microsoft.com/office/drawing/2016/5/13/chartex" xmlns:cx8="http://schemas.microsoft.com/office/drawing/2016/5/14/chartex" xmlns:mc="http://schemas.openxmlformats.org/markup-compatibility/2006" xmlns:aink="http://schemas.microsoft.com/office/drawing/2016/ink" xmlns:am3d="http://schemas.microsoft.com/office/drawing/2017/model3d" xmlns:o="urn:schemas-microsoft-com:office:office" xmlns:r="http://schemas.openxmlformats.org/officeDocument/2006/relationships" xmlns:m="http://schemas.openxmlformats.org/officeDocument/2006/math" xmlns:v="urn:schemas-microsoft-com:vml" xmlns:wp14="http://schemas.microsoft.com/office/word/2010/wordprocessingDrawing" xmlns:wp="http://schemas.openxmlformats.org/drawingml/2006/wordprocessingDrawing" xmlns:w10="urn:schemas-microsoft-com:office:word" xmlns:w="http://schemas.openxmlformats.org/wordprocessingml/2006/main" xmlns:w14="http://schemas.microsoft.com/office/word/2010/wordml" xmlns:w15="http://schemas.microsoft.com/office/word/2012/wordml" xmlns:w16cid="http://schemas.microsoft.com/office/word/2016/wordml/cid" xmlns:w16se="http://schemas.microsoft.com/office/word/2015/wordml/symex" xmlns:wpg="http://schemas.microsoft.com/office/word/2010/wordprocessingGroup" xmlns:wpi="http://schemas.microsoft.com/office/word/2010/wordprocessingInk" xmlns:wne="http://schemas.microsoft.com/office/word/2006/wordml" xmlns:wps="http://schemas.microsoft.com/office/word/2010/wordprocessingShape" mc:Ignorable="w14 w15 w16se w16cid wp14">
   <w:body>
     <w:p>
       <w:pPr>
@@ -695,23 +695,7 @@
           <w:rFonts w:cs="Times New Roman"/>
           <w:szCs w:val="24"/>
         </w:rPr>
-        <w:t xml:space="preserve">Project documentation report submitted in fulfillment of the requirement for the unit SCS </w:t>
-      </w:r>
-      <w:proofErr w:type="gramStart"/>
-      <w:r>
-        <w:rPr>
-          <w:rFonts w:cs="Times New Roman"/>
-          <w:szCs w:val="24"/>
-        </w:rPr>
-        <w:t>203:Programming</w:t>
-      </w:r>
-      <w:proofErr w:type="gramEnd"/>
-      <w:r>
-        <w:rPr>
-          <w:rFonts w:cs="Times New Roman"/>
-          <w:szCs w:val="24"/>
-        </w:rPr>
-        <w:t xml:space="preserve"> and Database Practicum in Bachelor of Science in Information Technology.</w:t>
+        <w:t>Project documentation report submitted in fulfillment of the requirement for the unit SCS 203:Programming and Database Practicum in Bachelor of Science in Information Technology.</w:t>
       </w:r>
     </w:p>
     <w:p>
@@ -9668,23 +9652,7 @@
           <w:rFonts w:cs="Times New Roman"/>
           <w:szCs w:val="24"/>
         </w:rPr>
-        <w:t xml:space="preserve">As the demand for personalized services and seamless experiences grows, hotels face challenges in managing their resources effectively. </w:t>
-      </w:r>
-      <w:proofErr w:type="gramStart"/>
-      <w:r>
-        <w:rPr>
-          <w:rFonts w:cs="Times New Roman"/>
-          <w:szCs w:val="24"/>
-        </w:rPr>
-        <w:t>A</w:t>
-      </w:r>
-      <w:proofErr w:type="gramEnd"/>
-      <w:r>
-        <w:rPr>
-          <w:rFonts w:cs="Times New Roman"/>
-          <w:szCs w:val="24"/>
-        </w:rPr>
-        <w:t xml:space="preserve"> HMS can help address these challenges by improving communication between departments, reducing errors, and enabling data-driven decision-making. This study explores the design and implementation of an HMS using </w:t>
+        <w:t xml:space="preserve">As the demand for personalized services and seamless experiences grows, hotels face challenges in managing their resources effectively. A HMS can help address these challenges by improving communication between departments, reducing errors, and enabling data-driven decision-making. This study explores the design and implementation of an HMS using </w:t>
       </w:r>
       <w:r>
         <w:rPr>
@@ -15630,14 +15598,27 @@
                             <w:r>
                               <w:t xml:space="preserve">Figure </w:t>
                             </w:r>
-                            <w:fldSimple w:instr=" SEQ Figure \* ARABIC ">
-                              <w:r>
-                                <w:rPr>
-                                  <w:noProof/>
-                                </w:rPr>
-                                <w:t>1</w:t>
-                              </w:r>
-                            </w:fldSimple>
+                            <w:r>
+                              <w:fldChar w:fldCharType="begin"/>
+                            </w:r>
+                            <w:r>
+                              <w:instrText xml:space="preserve"> SEQ Figure \* ARABIC </w:instrText>
+                            </w:r>
+                            <w:r>
+                              <w:fldChar w:fldCharType="separate"/>
+                            </w:r>
+                            <w:r>
+                              <w:rPr>
+                                <w:noProof/>
+                              </w:rPr>
+                              <w:t>1</w:t>
+                            </w:r>
+                            <w:r>
+                              <w:rPr>
+                                <w:noProof/>
+                              </w:rPr>
+                              <w:fldChar w:fldCharType="end"/>
+                            </w:r>
                             <w:r>
                               <w:t xml:space="preserve"> Research Process</w:t>
                             </w:r>
@@ -15663,7 +15644,7 @@
                 <v:stroke joinstyle="miter"/>
                 <v:path gradientshapeok="t" o:connecttype="rect"/>
               </v:shapetype>
-              <v:shape id="Text Box 1" o:spid="_x0000_s1026" type="#_x0000_t202" style="position:absolute;left:0;text-align:left;margin-left:123.75pt;margin-top:408.6pt;width:181.5pt;height:.05pt;z-index:251660288;visibility:visible;mso-wrap-style:square;mso-wrap-distance-left:9pt;mso-wrap-distance-top:0;mso-wrap-distance-right:9pt;mso-wrap-distance-bottom:0;mso-position-horizontal:absolute;mso-position-horizontal-relative:text;mso-position-vertical:absolute;mso-position-vertical-relative:text;v-text-anchor:top" o:gfxdata="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" stroked="f">
+              <v:shape id="Text Box 1" o:spid="_x0000_s1026" type="#_x0000_t202" style="position:absolute;left:0;text-align:left;margin-left:123.75pt;margin-top:408.6pt;width:181.5pt;height:.05pt;z-index:251660288;visibility:visible;mso-wrap-style:square;mso-wrap-distance-left:9pt;mso-wrap-distance-top:0;mso-wrap-distance-right:9pt;mso-wrap-distance-bottom:0;mso-position-horizontal:absolute;mso-position-horizontal-relative:text;mso-position-vertical:absolute;mso-position-vertical-relative:text;v-text-anchor:top" o:gfxdata="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" stroked="f">
                 <v:textbox style="mso-fit-shape-to-text:t" inset="0,0,0,0">
                   <w:txbxContent>
                     <w:p>
@@ -15678,14 +15659,27 @@
                       <w:r>
                         <w:t xml:space="preserve">Figure </w:t>
                       </w:r>
-                      <w:fldSimple w:instr=" SEQ Figure \* ARABIC ">
-                        <w:r>
-                          <w:rPr>
-                            <w:noProof/>
-                          </w:rPr>
-                          <w:t>1</w:t>
-                        </w:r>
-                      </w:fldSimple>
+                      <w:r>
+                        <w:fldChar w:fldCharType="begin"/>
+                      </w:r>
+                      <w:r>
+                        <w:instrText xml:space="preserve"> SEQ Figure \* ARABIC </w:instrText>
+                      </w:r>
+                      <w:r>
+                        <w:fldChar w:fldCharType="separate"/>
+                      </w:r>
+                      <w:r>
+                        <w:rPr>
+                          <w:noProof/>
+                        </w:rPr>
+                        <w:t>1</w:t>
+                      </w:r>
+                      <w:r>
+                        <w:rPr>
+                          <w:noProof/>
+                        </w:rPr>
+                        <w:fldChar w:fldCharType="end"/>
+                      </w:r>
                       <w:r>
                         <w:t xml:space="preserve"> Research Process</w:t>
                       </w:r>
@@ -17318,23 +17312,7 @@
           <w:rFonts w:cs="Times New Roman"/>
           <w:szCs w:val="24"/>
         </w:rPr>
-        <w:t xml:space="preserve">1. User Management: The system must allow administrators to create, update, and delete user accounts. Different types of users, such as hotel staff (receptionists, managers, housekeeping, and finance personnel) and guests, should have distinct access levels. For instance, a receptionist should have access to booking </w:t>
-      </w:r>
-      <w:proofErr w:type="gramStart"/>
-      <w:r>
-        <w:rPr>
-          <w:rFonts w:cs="Times New Roman"/>
-          <w:szCs w:val="24"/>
-        </w:rPr>
-        <w:t>functionalities,</w:t>
-      </w:r>
-      <w:proofErr w:type="gramEnd"/>
-      <w:r>
-        <w:rPr>
-          <w:rFonts w:cs="Times New Roman"/>
-          <w:szCs w:val="24"/>
-        </w:rPr>
-        <w:t xml:space="preserve"> while housekeeping staff should be able to view room cleaning schedules but not financial transactions.</w:t>
+        <w:t>1. User Management: The system must allow administrators to create, update, and delete user accounts. Different types of users, such as hotel staff (receptionists, managers, housekeeping, and finance personnel) and guests, should have distinct access levels. For instance, a receptionist should have access to booking functionalities, while housekeeping staff should be able to view room cleaning schedules but not financial transactions.</w:t>
       </w:r>
     </w:p>
     <w:p>
@@ -17960,30 +17938,14 @@
           <w:rFonts w:cs="Times New Roman"/>
           <w:szCs w:val="24"/>
         </w:rPr>
-        <w:t xml:space="preserve">ment System: SQL </w:t>
-      </w:r>
-      <w:proofErr w:type="gramStart"/>
-      <w:r>
-        <w:rPr>
-          <w:rFonts w:cs="Times New Roman"/>
-          <w:szCs w:val="24"/>
-        </w:rPr>
-        <w:t xml:space="preserve">lite </w:t>
-      </w:r>
-      <w:r>
-        <w:rPr>
-          <w:rFonts w:cs="Times New Roman"/>
-          <w:szCs w:val="24"/>
-        </w:rPr>
-        <w:t xml:space="preserve"> has</w:t>
-      </w:r>
-      <w:proofErr w:type="gramEnd"/>
-      <w:r>
-        <w:rPr>
-          <w:rFonts w:cs="Times New Roman"/>
-          <w:szCs w:val="24"/>
-        </w:rPr>
-        <w:t xml:space="preserve"> been selected to handle data storage and retrieval efficiently.</w:t>
+        <w:t xml:space="preserve">ment System: SQL lite </w:t>
+      </w:r>
+      <w:r>
+        <w:rPr>
+          <w:rFonts w:cs="Times New Roman"/>
+          <w:szCs w:val="24"/>
+        </w:rPr>
+        <w:t xml:space="preserve"> has been selected to handle data storage and retrieval efficiently.</w:t>
       </w:r>
     </w:p>
     <w:p>
@@ -18013,30 +17975,14 @@
           <w:rFonts w:cs="Times New Roman"/>
           <w:szCs w:val="24"/>
         </w:rPr>
-        <w:t xml:space="preserve">tudio Code, </w:t>
-      </w:r>
-      <w:proofErr w:type="gramStart"/>
-      <w:r>
-        <w:rPr>
-          <w:rFonts w:cs="Times New Roman"/>
-          <w:szCs w:val="24"/>
-        </w:rPr>
-        <w:t xml:space="preserve">PyCharm, </w:t>
-      </w:r>
-      <w:r>
-        <w:rPr>
-          <w:rFonts w:cs="Times New Roman"/>
-          <w:szCs w:val="24"/>
-        </w:rPr>
-        <w:t xml:space="preserve"> have</w:t>
-      </w:r>
-      <w:proofErr w:type="gramEnd"/>
-      <w:r>
-        <w:rPr>
-          <w:rFonts w:cs="Times New Roman"/>
-          <w:szCs w:val="24"/>
-        </w:rPr>
-        <w:t xml:space="preserve"> been used as Integrated Development Environments (IDEs) for coding and debugging.</w:t>
+        <w:t xml:space="preserve">tudio Code, PyCharm, </w:t>
+      </w:r>
+      <w:r>
+        <w:rPr>
+          <w:rFonts w:cs="Times New Roman"/>
+          <w:szCs w:val="24"/>
+        </w:rPr>
+        <w:t xml:space="preserve"> have been used as Integrated Development Environments (IDEs) for coding and debugging.</w:t>
       </w:r>
     </w:p>
     <w:p>
@@ -18685,14 +18631,27 @@
                             <w:r>
                               <w:t xml:space="preserve">Figure </w:t>
                             </w:r>
-                            <w:fldSimple w:instr=" SEQ Figure \* ARABIC ">
-                              <w:r>
-                                <w:rPr>
-                                  <w:noProof/>
-                                </w:rPr>
-                                <w:t>2</w:t>
-                              </w:r>
-                            </w:fldSimple>
+                            <w:r>
+                              <w:fldChar w:fldCharType="begin"/>
+                            </w:r>
+                            <w:r>
+                              <w:instrText xml:space="preserve"> SEQ Figure \* ARABIC </w:instrText>
+                            </w:r>
+                            <w:r>
+                              <w:fldChar w:fldCharType="separate"/>
+                            </w:r>
+                            <w:r>
+                              <w:rPr>
+                                <w:noProof/>
+                              </w:rPr>
+                              <w:t>2</w:t>
+                            </w:r>
+                            <w:r>
+                              <w:rPr>
+                                <w:noProof/>
+                              </w:rPr>
+                              <w:fldChar w:fldCharType="end"/>
+                            </w:r>
                             <w:r>
                               <w:t xml:space="preserve"> Home page flowchart</w:t>
                             </w:r>
@@ -18717,7 +18676,7 @@
           </mc:Choice>
           <mc:Fallback>
             <w:pict>
-              <v:shape w14:anchorId="526E1908" id="_x0000_s1027" type="#_x0000_t202" style="position:absolute;left:0;text-align:left;margin-left:155.95pt;margin-top:296.75pt;width:128.25pt;height:.05pt;z-index:251664384;visibility:visible;mso-wrap-style:square;mso-width-percent:0;mso-wrap-distance-left:9pt;mso-wrap-distance-top:0;mso-wrap-distance-right:9pt;mso-wrap-distance-bottom:0;mso-position-horizontal:absolute;mso-position-horizontal-relative:text;mso-position-vertical:absolute;mso-position-vertical-relative:text;mso-width-percent:0;mso-width-relative:margin;v-text-anchor:top" o:gfxdata="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" stroked="f">
+              <v:shape w14:anchorId="526E1908" id="_x0000_s1027" type="#_x0000_t202" style="position:absolute;left:0;text-align:left;margin-left:155.95pt;margin-top:296.75pt;width:128.25pt;height:.05pt;z-index:251664384;visibility:visible;mso-wrap-style:square;mso-width-percent:0;mso-wrap-distance-left:9pt;mso-wrap-distance-top:0;mso-wrap-distance-right:9pt;mso-wrap-distance-bottom:0;mso-position-horizontal:absolute;mso-position-horizontal-relative:text;mso-position-vertical:absolute;mso-position-vertical-relative:text;mso-width-percent:0;mso-width-relative:margin;v-text-anchor:top" o:gfxdata="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" stroked="f">
                 <v:textbox style="mso-fit-shape-to-text:t" inset="0,0,0,0">
                   <w:txbxContent>
                     <w:p>
@@ -18732,14 +18691,27 @@
                       <w:r>
                         <w:t xml:space="preserve">Figure </w:t>
                       </w:r>
-                      <w:fldSimple w:instr=" SEQ Figure \* ARABIC ">
-                        <w:r>
-                          <w:rPr>
-                            <w:noProof/>
-                          </w:rPr>
-                          <w:t>2</w:t>
-                        </w:r>
-                      </w:fldSimple>
+                      <w:r>
+                        <w:fldChar w:fldCharType="begin"/>
+                      </w:r>
+                      <w:r>
+                        <w:instrText xml:space="preserve"> SEQ Figure \* ARABIC </w:instrText>
+                      </w:r>
+                      <w:r>
+                        <w:fldChar w:fldCharType="separate"/>
+                      </w:r>
+                      <w:r>
+                        <w:rPr>
+                          <w:noProof/>
+                        </w:rPr>
+                        <w:t>2</w:t>
+                      </w:r>
+                      <w:r>
+                        <w:rPr>
+                          <w:noProof/>
+                        </w:rPr>
+                        <w:fldChar w:fldCharType="end"/>
+                      </w:r>
                       <w:r>
                         <w:t xml:space="preserve"> Home page flowchart</w:t>
                       </w:r>
@@ -18932,14 +18904,27 @@
       <w:r>
         <w:t xml:space="preserve">Figure </w:t>
       </w:r>
-      <w:fldSimple w:instr=" SEQ Figure \* ARABIC ">
-        <w:r>
-          <w:rPr>
-            <w:noProof/>
-          </w:rPr>
-          <w:t>3</w:t>
-        </w:r>
-      </w:fldSimple>
+      <w:r>
+        <w:fldChar w:fldCharType="begin"/>
+      </w:r>
+      <w:r>
+        <w:instrText xml:space="preserve"> SEQ Figure \* ARABIC </w:instrText>
+      </w:r>
+      <w:r>
+        <w:fldChar w:fldCharType="separate"/>
+      </w:r>
+      <w:r>
+        <w:rPr>
+          <w:noProof/>
+        </w:rPr>
+        <w:t>3</w:t>
+      </w:r>
+      <w:r>
+        <w:rPr>
+          <w:noProof/>
+        </w:rPr>
+        <w:fldChar w:fldCharType="end"/>
+      </w:r>
       <w:r>
         <w:t xml:space="preserve"> Client Registration and Login Flowchart</w:t>
       </w:r>
@@ -19101,14 +19086,27 @@
       <w:r>
         <w:t xml:space="preserve">Figure </w:t>
       </w:r>
-      <w:fldSimple w:instr=" SEQ Figure \* ARABIC ">
-        <w:r>
-          <w:rPr>
-            <w:noProof/>
-          </w:rPr>
-          <w:t>4</w:t>
-        </w:r>
-      </w:fldSimple>
+      <w:r>
+        <w:fldChar w:fldCharType="begin"/>
+      </w:r>
+      <w:r>
+        <w:instrText xml:space="preserve"> SEQ Figure \* ARABIC </w:instrText>
+      </w:r>
+      <w:r>
+        <w:fldChar w:fldCharType="separate"/>
+      </w:r>
+      <w:r>
+        <w:rPr>
+          <w:noProof/>
+        </w:rPr>
+        <w:t>4</w:t>
+      </w:r>
+      <w:r>
+        <w:rPr>
+          <w:noProof/>
+        </w:rPr>
+        <w:fldChar w:fldCharType="end"/>
+      </w:r>
       <w:r>
         <w:t xml:space="preserve"> Client booking and Service Ordering Flowchart</w:t>
       </w:r>
@@ -19183,14 +19181,27 @@
                             <w:r>
                               <w:t xml:space="preserve">Figure </w:t>
                             </w:r>
-                            <w:fldSimple w:instr=" SEQ Figure \* ARABIC ">
-                              <w:r>
-                                <w:rPr>
-                                  <w:noProof/>
-                                </w:rPr>
-                                <w:t>5</w:t>
-                              </w:r>
-                            </w:fldSimple>
+                            <w:r>
+                              <w:fldChar w:fldCharType="begin"/>
+                            </w:r>
+                            <w:r>
+                              <w:instrText xml:space="preserve"> SEQ Figure \* ARABIC </w:instrText>
+                            </w:r>
+                            <w:r>
+                              <w:fldChar w:fldCharType="separate"/>
+                            </w:r>
+                            <w:r>
+                              <w:rPr>
+                                <w:noProof/>
+                              </w:rPr>
+                              <w:t>5</w:t>
+                            </w:r>
+                            <w:r>
+                              <w:rPr>
+                                <w:noProof/>
+                              </w:rPr>
+                              <w:fldChar w:fldCharType="end"/>
+                            </w:r>
                             <w:r>
                               <w:t xml:space="preserve"> Staff Login Flowchart</w:t>
                             </w:r>
@@ -19212,7 +19223,7 @@
           </mc:Choice>
           <mc:Fallback>
             <w:pict>
-              <v:shape w14:anchorId="1CFB0C0A" id="_x0000_s1028" type="#_x0000_t202" style="position:absolute;left:0;text-align:left;margin-left:71.25pt;margin-top:393.75pt;width:319.5pt;height:.05pt;z-index:251666432;visibility:visible;mso-wrap-style:square;mso-wrap-distance-left:9pt;mso-wrap-distance-top:0;mso-wrap-distance-right:9pt;mso-wrap-distance-bottom:0;mso-position-horizontal:absolute;mso-position-horizontal-relative:text;mso-position-vertical:absolute;mso-position-vertical-relative:text;v-text-anchor:top" o:gfxdata="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" stroked="f">
+              <v:shape w14:anchorId="1CFB0C0A" id="_x0000_s1028" type="#_x0000_t202" style="position:absolute;left:0;text-align:left;margin-left:71.25pt;margin-top:393.75pt;width:319.5pt;height:.05pt;z-index:251666432;visibility:visible;mso-wrap-style:square;mso-wrap-distance-left:9pt;mso-wrap-distance-top:0;mso-wrap-distance-right:9pt;mso-wrap-distance-bottom:0;mso-position-horizontal:absolute;mso-position-horizontal-relative:text;mso-position-vertical:absolute;mso-position-vertical-relative:text;v-text-anchor:top" o:gfxdata="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" stroked="f">
                 <v:textbox style="mso-fit-shape-to-text:t" inset="0,0,0,0">
                   <w:txbxContent>
                     <w:p>
@@ -19229,14 +19240,27 @@
                       <w:r>
                         <w:t xml:space="preserve">Figure </w:t>
                       </w:r>
-                      <w:fldSimple w:instr=" SEQ Figure \* ARABIC ">
-                        <w:r>
-                          <w:rPr>
-                            <w:noProof/>
-                          </w:rPr>
-                          <w:t>5</w:t>
-                        </w:r>
-                      </w:fldSimple>
+                      <w:r>
+                        <w:fldChar w:fldCharType="begin"/>
+                      </w:r>
+                      <w:r>
+                        <w:instrText xml:space="preserve"> SEQ Figure \* ARABIC </w:instrText>
+                      </w:r>
+                      <w:r>
+                        <w:fldChar w:fldCharType="separate"/>
+                      </w:r>
+                      <w:r>
+                        <w:rPr>
+                          <w:noProof/>
+                        </w:rPr>
+                        <w:t>5</w:t>
+                      </w:r>
+                      <w:r>
+                        <w:rPr>
+                          <w:noProof/>
+                        </w:rPr>
+                        <w:fldChar w:fldCharType="end"/>
+                      </w:r>
                       <w:r>
                         <w:t xml:space="preserve"> Staff Login Flowchart</w:t>
                       </w:r>
@@ -19451,15 +19475,7 @@
           <w:rFonts w:cs="Times New Roman"/>
           <w:szCs w:val="24"/>
         </w:rPr>
-        <w:t xml:space="preserve">udio </w:t>
-      </w:r>
-      <w:proofErr w:type="gramStart"/>
-      <w:r>
-        <w:rPr>
-          <w:rFonts w:cs="Times New Roman"/>
-          <w:szCs w:val="24"/>
-        </w:rPr>
-        <w:t>Code</w:t>
+        <w:t>udio Code</w:t>
       </w:r>
       <w:r>
         <w:rPr>
@@ -19480,15 +19496,7 @@
           <w:rFonts w:cs="Times New Roman"/>
           <w:szCs w:val="24"/>
         </w:rPr>
-        <w:t>PHP</w:t>
-      </w:r>
-      <w:proofErr w:type="gramEnd"/>
-      <w:r>
-        <w:rPr>
-          <w:rFonts w:cs="Times New Roman"/>
-          <w:szCs w:val="24"/>
-        </w:rPr>
-        <w:t xml:space="preserve"> and x</w:t>
+        <w:t xml:space="preserve">PHP and </w:t>
       </w:r>
       <w:proofErr w:type="spellStart"/>
       <w:r>
@@ -19496,7 +19504,7 @@
           <w:rFonts w:cs="Times New Roman"/>
           <w:szCs w:val="24"/>
         </w:rPr>
-        <w:t>ampp</w:t>
+        <w:t>xampp</w:t>
       </w:r>
       <w:proofErr w:type="spellEnd"/>
       <w:r>
@@ -19578,30 +19586,14 @@
           <w:rFonts w:cs="Times New Roman"/>
           <w:szCs w:val="24"/>
         </w:rPr>
-        <w:t xml:space="preserve">tabase using </w:t>
-      </w:r>
-      <w:proofErr w:type="gramStart"/>
-      <w:r>
-        <w:rPr>
-          <w:rFonts w:cs="Times New Roman"/>
-          <w:szCs w:val="24"/>
-        </w:rPr>
-        <w:t xml:space="preserve">MySQL </w:t>
-      </w:r>
-      <w:r>
-        <w:rPr>
-          <w:rFonts w:cs="Times New Roman"/>
-          <w:szCs w:val="24"/>
-        </w:rPr>
-        <w:t>,</w:t>
-      </w:r>
-      <w:proofErr w:type="gramEnd"/>
-      <w:r>
-        <w:rPr>
-          <w:rFonts w:cs="Times New Roman"/>
-          <w:szCs w:val="24"/>
-        </w:rPr>
-        <w:t xml:space="preserve"> defining tables, and setting up relationships.</w:t>
+        <w:t xml:space="preserve">tabase using MySQL </w:t>
+      </w:r>
+      <w:r>
+        <w:rPr>
+          <w:rFonts w:cs="Times New Roman"/>
+          <w:szCs w:val="24"/>
+        </w:rPr>
+        <w:t>, defining tables, and setting up relationships.</w:t>
       </w:r>
     </w:p>
     <w:p>
@@ -19918,7 +19910,6 @@
         </w:rPr>
         <w:t xml:space="preserve">The backend of the Hotel Management System serves as the core engine that processes requests, manages data, and enforces business logic. It acts as an intermediary between the frontend and the database, ensuring that the system functions efficiently, securely, and reliably. The backend was developed using </w:t>
       </w:r>
-      <w:proofErr w:type="gramStart"/>
       <w:r>
         <w:rPr>
           <w:rFonts w:cs="Times New Roman"/>
@@ -19931,15 +19922,7 @@
           <w:rFonts w:cs="Times New Roman"/>
           <w:szCs w:val="24"/>
         </w:rPr>
-        <w:t>,  which</w:t>
-      </w:r>
-      <w:proofErr w:type="gramEnd"/>
-      <w:r>
-        <w:rPr>
-          <w:rFonts w:cs="Times New Roman"/>
-          <w:szCs w:val="24"/>
-        </w:rPr>
-        <w:t xml:space="preserve"> is</w:t>
+        <w:t>,  which is</w:t>
       </w:r>
       <w:r>
         <w:rPr>
@@ -20304,30 +20287,14 @@
           <w:rFonts w:cs="Times New Roman"/>
           <w:szCs w:val="24"/>
         </w:rPr>
-        <w:t xml:space="preserve">such as Mpesa and </w:t>
-      </w:r>
-      <w:proofErr w:type="gramStart"/>
-      <w:r>
-        <w:rPr>
-          <w:rFonts w:cs="Times New Roman"/>
-          <w:szCs w:val="24"/>
-        </w:rPr>
-        <w:t xml:space="preserve">PayPal </w:t>
-      </w:r>
-      <w:r>
-        <w:rPr>
-          <w:rFonts w:cs="Times New Roman"/>
-          <w:szCs w:val="24"/>
-        </w:rPr>
-        <w:t xml:space="preserve"> to</w:t>
-      </w:r>
-      <w:proofErr w:type="gramEnd"/>
-      <w:r>
-        <w:rPr>
-          <w:rFonts w:cs="Times New Roman"/>
-          <w:szCs w:val="24"/>
-        </w:rPr>
-        <w:t xml:space="preserve"> handle transactions.</w:t>
+        <w:t xml:space="preserve">such as Mpesa and PayPal </w:t>
+      </w:r>
+      <w:r>
+        <w:rPr>
+          <w:rFonts w:cs="Times New Roman"/>
+          <w:szCs w:val="24"/>
+        </w:rPr>
+        <w:t xml:space="preserve"> to handle transactions.</w:t>
       </w:r>
     </w:p>
     <w:p>
@@ -20797,23 +20764,7 @@
           <w:rFonts w:cs="Times New Roman"/>
           <w:szCs w:val="24"/>
         </w:rPr>
-        <w:t xml:space="preserve">Database: </w:t>
-      </w:r>
-      <w:proofErr w:type="gramStart"/>
-      <w:r>
-        <w:rPr>
-          <w:rFonts w:cs="Times New Roman"/>
-          <w:szCs w:val="24"/>
-        </w:rPr>
-        <w:t>MySQL  for</w:t>
-      </w:r>
-      <w:proofErr w:type="gramEnd"/>
-      <w:r>
-        <w:rPr>
-          <w:rFonts w:cs="Times New Roman"/>
-          <w:szCs w:val="24"/>
-        </w:rPr>
-        <w:t xml:space="preserve"> structured data storage and retrieval.</w:t>
+        <w:t>Database: MySQL  for structured data storage and retrieval.</w:t>
       </w:r>
     </w:p>
     <w:p>
@@ -21042,11 +20993,68 @@
           <w:szCs w:val="24"/>
         </w:rPr>
       </w:pPr>
-      <w:r>
-        <w:rPr>
-          <w:rFonts w:cs="Times New Roman"/>
-          <w:szCs w:val="24"/>
-        </w:rPr>
+    </w:p>
+    <w:p>
+      <w:pPr>
+        <w:rPr>
+          <w:rFonts w:cs="Times New Roman"/>
+          <w:szCs w:val="24"/>
+        </w:rPr>
+      </w:pPr>
+    </w:p>
+    <w:p>
+      <w:pPr>
+        <w:rPr>
+          <w:rFonts w:cs="Times New Roman"/>
+          <w:szCs w:val="24"/>
+        </w:rPr>
+      </w:pPr>
+    </w:p>
+    <w:p>
+      <w:pPr>
+        <w:rPr>
+          <w:rFonts w:cs="Times New Roman"/>
+          <w:szCs w:val="24"/>
+        </w:rPr>
+      </w:pPr>
+    </w:p>
+    <w:p>
+      <w:pPr>
+        <w:rPr>
+          <w:rFonts w:cs="Times New Roman"/>
+          <w:szCs w:val="24"/>
+        </w:rPr>
+      </w:pPr>
+    </w:p>
+    <w:p>
+      <w:pPr>
+        <w:rPr>
+          <w:rFonts w:cs="Times New Roman"/>
+          <w:szCs w:val="24"/>
+        </w:rPr>
+      </w:pPr>
+    </w:p>
+    <w:p>
+      <w:pPr>
+        <w:rPr>
+          <w:rFonts w:cs="Times New Roman"/>
+          <w:szCs w:val="24"/>
+        </w:rPr>
+      </w:pPr>
+    </w:p>
+    <w:p>
+      <w:pPr>
+        <w:rPr>
+          <w:rFonts w:cs="Times New Roman"/>
+          <w:szCs w:val="24"/>
+        </w:rPr>
+      </w:pPr>
+      <w:r>
+        <w:rPr>
+          <w:rFonts w:cs="Times New Roman"/>
+          <w:szCs w:val="24"/>
+        </w:rPr>
+        <w:lastRenderedPageBreak/>
         <w:t>CODE SCRIPT OF VARIOUS FUNCTIONALITIES</w:t>
       </w:r>
     </w:p>
@@ -21110,3256 +21118,706 @@
         <w:t>Handles user login &amp; registration for guests and administrators.</w:t>
       </w:r>
     </w:p>
-    <w:p>
-      <w:pPr>
-        <w:rPr>
-          <w:rFonts w:cs="Times New Roman"/>
-          <w:szCs w:val="24"/>
-        </w:rPr>
-      </w:pPr>
-    </w:p>
-    <w:p>
-      <w:pPr>
-        <w:rPr>
-          <w:rFonts w:cs="Times New Roman"/>
-          <w:szCs w:val="24"/>
-        </w:rPr>
-      </w:pPr>
-      <w:r>
-        <w:rPr>
-          <w:rFonts w:cs="Times New Roman"/>
-          <w:szCs w:val="24"/>
-        </w:rPr>
-        <w:t>models.py</w:t>
-      </w:r>
-    </w:p>
-    <w:p>
-      <w:pPr>
-        <w:rPr>
-          <w:rFonts w:cs="Times New Roman"/>
-          <w:szCs w:val="24"/>
-        </w:rPr>
-      </w:pPr>
-    </w:p>
-    <w:p>
-      <w:pPr>
-        <w:rPr>
-          <w:rFonts w:cs="Times New Roman"/>
-          <w:szCs w:val="24"/>
-        </w:rPr>
-      </w:pPr>
-      <w:r>
-        <w:rPr>
-          <w:rFonts w:cs="Times New Roman"/>
-          <w:szCs w:val="24"/>
-        </w:rPr>
-        <w:t xml:space="preserve">from </w:t>
+    <w:p/>
+    <w:p>
+      <w:r>
+        <w:t>if($_POST['Type'] == 'login'){</w:t>
+      </w:r>
+    </w:p>
+    <w:p>
+      <w:r>
+        <w:t>        $email = trim($_POST["email"]);</w:t>
+      </w:r>
+    </w:p>
+    <w:p>
+      <w:r>
+        <w:t>        $password = trim($_POST["password"]);</w:t>
+      </w:r>
+    </w:p>
+    <w:p>
+      <w:r>
+        <w:t xml:space="preserve">        $user = </w:t>
       </w:r>
       <w:proofErr w:type="spellStart"/>
-      <w:proofErr w:type="gramStart"/>
-      <w:r>
-        <w:rPr>
-          <w:rFonts w:cs="Times New Roman"/>
-          <w:szCs w:val="24"/>
-        </w:rPr>
-        <w:t>django.contrib</w:t>
-      </w:r>
-      <w:proofErr w:type="gramEnd"/>
-      <w:r>
-        <w:rPr>
-          <w:rFonts w:cs="Times New Roman"/>
-          <w:szCs w:val="24"/>
-        </w:rPr>
-        <w:t>.</w:t>
-      </w:r>
-      <w:proofErr w:type="gramStart"/>
-      <w:r>
-        <w:rPr>
-          <w:rFonts w:cs="Times New Roman"/>
-          <w:szCs w:val="24"/>
-        </w:rPr>
-        <w:t>auth.models</w:t>
+      <w:r>
+        <w:t>loginUser</w:t>
       </w:r>
       <w:proofErr w:type="spellEnd"/>
-      <w:proofErr w:type="gramEnd"/>
-      <w:r>
-        <w:rPr>
-          <w:rFonts w:cs="Times New Roman"/>
-          <w:szCs w:val="24"/>
-        </w:rPr>
-        <w:t xml:space="preserve"> import </w:t>
+      <w:r>
+        <w:t>($email, $password);</w:t>
+      </w:r>
+    </w:p>
+    <w:p>
+      <w:r>
+        <w:t xml:space="preserve">        </w:t>
+      </w:r>
+    </w:p>
+    <w:p>
+      <w:r>
+        <w:t>        if ($user !== null) {</w:t>
+      </w:r>
+    </w:p>
+    <w:p>
+      <w:r>
+        <w:t>            $</w:t>
       </w:r>
       <w:proofErr w:type="spellStart"/>
       <w:r>
-        <w:rPr>
-          <w:rFonts w:cs="Times New Roman"/>
-          <w:szCs w:val="24"/>
-        </w:rPr>
-        <w:t>AbstractUser</w:t>
+        <w:t>loginmessage</w:t>
       </w:r>
       <w:proofErr w:type="spellEnd"/>
-    </w:p>
-    <w:p>
-      <w:pPr>
-        <w:rPr>
-          <w:rFonts w:cs="Times New Roman"/>
-          <w:szCs w:val="24"/>
-        </w:rPr>
-      </w:pPr>
-      <w:r>
-        <w:rPr>
-          <w:rFonts w:cs="Times New Roman"/>
-          <w:szCs w:val="24"/>
-        </w:rPr>
-        <w:t xml:space="preserve">from </w:t>
+      <w:r>
+        <w:t xml:space="preserve"> = "&lt;p style='color: lime; </w:t>
       </w:r>
       <w:proofErr w:type="spellStart"/>
       <w:r>
-        <w:rPr>
-          <w:rFonts w:cs="Times New Roman"/>
-          <w:szCs w:val="24"/>
-        </w:rPr>
-        <w:t>django.db</w:t>
+        <w:t>text-align:center</w:t>
       </w:r>
       <w:proofErr w:type="spellEnd"/>
       <w:r>
-        <w:rPr>
-          <w:rFonts w:cs="Times New Roman"/>
-          <w:szCs w:val="24"/>
-        </w:rPr>
-        <w:t xml:space="preserve"> import models</w:t>
-      </w:r>
-    </w:p>
-    <w:p>
-      <w:pPr>
-        <w:rPr>
-          <w:rFonts w:cs="Times New Roman"/>
-          <w:szCs w:val="24"/>
-        </w:rPr>
-      </w:pPr>
-    </w:p>
-    <w:p>
-      <w:pPr>
-        <w:rPr>
-          <w:rFonts w:cs="Times New Roman"/>
-          <w:szCs w:val="24"/>
-        </w:rPr>
-      </w:pPr>
-      <w:r>
-        <w:rPr>
-          <w:rFonts w:cs="Times New Roman"/>
-          <w:szCs w:val="24"/>
-        </w:rPr>
-        <w:t xml:space="preserve">class </w:t>
+        <w:t xml:space="preserve">; </w:t>
       </w:r>
       <w:proofErr w:type="spellStart"/>
-      <w:proofErr w:type="gramStart"/>
-      <w:r>
-        <w:rPr>
-          <w:rFonts w:cs="Times New Roman"/>
-          <w:szCs w:val="24"/>
-        </w:rPr>
-        <w:t>CustomUser</w:t>
+      <w:r>
+        <w:t>font-weight:bold</w:t>
       </w:r>
       <w:proofErr w:type="spellEnd"/>
       <w:r>
-        <w:rPr>
-          <w:rFonts w:cs="Times New Roman"/>
-          <w:szCs w:val="24"/>
-        </w:rPr>
+        <w:t>; margin-bottom:15px;'&gt;</w:t>
+      </w:r>
+      <w:r>
+        <w:rPr>
+          <w:rFonts w:ascii="Segoe UI Emoji" w:hAnsi="Segoe UI Emoji" w:cs="Segoe UI Emoji"/>
+        </w:rPr>
+        <w:t>✅</w:t>
+      </w:r>
+      <w:r>
+        <w:t xml:space="preserve"> Login successful! Welcome back, $email.&lt;/p&gt;";</w:t>
+      </w:r>
+    </w:p>
+    <w:p>
+      <w:r>
+        <w:t>            $_SESSION['</w:t>
+      </w:r>
+      <w:proofErr w:type="spellStart"/>
+      <w:r>
+        <w:t>user_id</w:t>
+      </w:r>
+      <w:proofErr w:type="spellEnd"/>
+      <w:r>
+        <w:t>'] = $user['id'];</w:t>
+      </w:r>
+    </w:p>
+    <w:p>
+      <w:r>
+        <w:t>            $_SESSION['</w:t>
+      </w:r>
+      <w:proofErr w:type="spellStart"/>
+      <w:r>
+        <w:t>user_name</w:t>
+      </w:r>
+      <w:proofErr w:type="spellEnd"/>
+      <w:r>
+        <w:t>'] = $user['username']; // or name/email</w:t>
+      </w:r>
+    </w:p>
+    <w:p>
+      <w:r>
+        <w:t>            $_SESSION['</w:t>
+      </w:r>
+      <w:proofErr w:type="spellStart"/>
+      <w:r>
+        <w:t>logged_in</w:t>
+      </w:r>
+      <w:proofErr w:type="spellEnd"/>
+      <w:r>
+        <w:t>'] = true;</w:t>
+      </w:r>
+    </w:p>
+    <w:p>
+      <w:r>
+        <w:t xml:space="preserve">            </w:t>
+      </w:r>
+    </w:p>
+    <w:p>
+      <w:r>
+        <w:t xml:space="preserve">            header("Location: </w:t>
+      </w:r>
+      <w:proofErr w:type="spellStart"/>
+      <w:r>
+        <w:t>index.php</w:t>
+      </w:r>
+      <w:proofErr w:type="spellEnd"/>
+      <w:r>
+        <w:t>");</w:t>
+      </w:r>
+    </w:p>
+    <w:p>
+      <w:r>
+        <w:t xml:space="preserve">            exit(); </w:t>
+      </w:r>
+    </w:p>
+    <w:p>
+      <w:r>
+        <w:t>        } else {</w:t>
+      </w:r>
+    </w:p>
+    <w:p>
+      <w:r>
+        <w:t>            $</w:t>
+      </w:r>
+      <w:proofErr w:type="spellStart"/>
+      <w:r>
+        <w:t>loginmessage</w:t>
+      </w:r>
+      <w:proofErr w:type="spellEnd"/>
+      <w:r>
+        <w:t xml:space="preserve"> = "&lt;p style='color: red; </w:t>
+      </w:r>
+      <w:proofErr w:type="spellStart"/>
+      <w:r>
+        <w:t>text-align:center</w:t>
+      </w:r>
+      <w:proofErr w:type="spellEnd"/>
+      <w:r>
+        <w:t xml:space="preserve">; </w:t>
+      </w:r>
+      <w:proofErr w:type="spellStart"/>
+      <w:r>
+        <w:t>font-weight:bold</w:t>
+      </w:r>
+      <w:proofErr w:type="spellEnd"/>
+      <w:r>
+        <w:t>; margin-bottom:15px;'&gt;</w:t>
+      </w:r>
+      <w:r>
+        <w:rPr>
+          <w:rFonts w:ascii="Segoe UI Emoji" w:hAnsi="Segoe UI Emoji" w:cs="Segoe UI Emoji"/>
+        </w:rPr>
+        <w:t>❌</w:t>
+      </w:r>
+      <w:r>
+        <w:t xml:space="preserve"> Invalid email or password. Try again!&lt;/p&gt;";</w:t>
+      </w:r>
+    </w:p>
+    <w:p>
+      <w:r>
+        <w:t>        }</w:t>
+      </w:r>
+    </w:p>
+    <w:p>
+      <w:r>
+        <w:t>    }</w:t>
+      </w:r>
+    </w:p>
+    <w:p>
+      <w:pPr>
+        <w:rPr>
+          <w:rFonts w:cs="Times New Roman"/>
+          <w:szCs w:val="24"/>
+        </w:rPr>
+      </w:pPr>
+    </w:p>
+    <w:p>
+      <w:pPr>
+        <w:rPr>
+          <w:rFonts w:cs="Times New Roman"/>
+          <w:szCs w:val="24"/>
+        </w:rPr>
+      </w:pPr>
+    </w:p>
+    <w:p>
+      <w:pPr>
+        <w:rPr>
+          <w:rFonts w:cs="Times New Roman"/>
+          <w:szCs w:val="24"/>
+        </w:rPr>
+      </w:pPr>
+    </w:p>
+    <w:p>
+      <w:pPr>
+        <w:rPr>
+          <w:rFonts w:cs="Times New Roman"/>
+          <w:szCs w:val="24"/>
+        </w:rPr>
+      </w:pPr>
+      <w:bookmarkStart w:id="57" w:name="_GoBack"/>
+      <w:bookmarkEnd w:id="57"/>
+    </w:p>
+    <w:p>
+      <w:pPr>
+        <w:rPr>
+          <w:rFonts w:cs="Times New Roman"/>
+          <w:szCs w:val="24"/>
+        </w:rPr>
+      </w:pPr>
+      <w:r>
+        <w:rPr>
+          <w:rFonts w:cs="Times New Roman"/>
+          <w:szCs w:val="24"/>
+        </w:rPr>
+        <w:lastRenderedPageBreak/>
+        <w:t>2. Room Booking System</w:t>
+      </w:r>
+    </w:p>
+    <w:p>
+      <w:pPr>
+        <w:rPr>
+          <w:rFonts w:cs="Times New Roman"/>
+          <w:szCs w:val="24"/>
+        </w:rPr>
+      </w:pPr>
+    </w:p>
+    <w:p>
+      <w:pPr>
+        <w:rPr>
+          <w:rFonts w:cs="Times New Roman"/>
+          <w:szCs w:val="24"/>
+        </w:rPr>
+      </w:pPr>
+      <w:r>
+        <w:rPr>
+          <w:rFonts w:cs="Times New Roman"/>
+          <w:szCs w:val="24"/>
+        </w:rPr>
+        <w:t>Allows users to book rooms, checking for availability.</w:t>
+      </w:r>
+    </w:p>
+    <w:p/>
+    <w:p/>
+    <w:p>
+      <w:r>
+        <w:t>// Handle booking or payment actions</w:t>
+      </w:r>
+    </w:p>
+    <w:p>
+      <w:r>
+        <w:t>if ($_SERVER['REQUEST_METHOD'] == 'POST') {</w:t>
+      </w:r>
+    </w:p>
+    <w:p>
+      <w:r>
+        <w:t xml:space="preserve">    $input = </w:t>
+      </w:r>
+      <w:proofErr w:type="spellStart"/>
+      <w:r>
+        <w:t>json_decode</w:t>
+      </w:r>
+      <w:proofErr w:type="spellEnd"/>
+      <w:r>
         <w:t>(</w:t>
       </w:r>
       <w:proofErr w:type="spellStart"/>
-      <w:proofErr w:type="gramEnd"/>
-      <w:r>
-        <w:rPr>
-          <w:rFonts w:cs="Times New Roman"/>
-          <w:szCs w:val="24"/>
-        </w:rPr>
-        <w:t>AbstractUser</w:t>
+      <w:r>
+        <w:t>file_get_contents</w:t>
       </w:r>
       <w:proofErr w:type="spellEnd"/>
       <w:r>
-        <w:rPr>
-          <w:rFonts w:cs="Times New Roman"/>
-          <w:szCs w:val="24"/>
-        </w:rPr>
-        <w:t>):</w:t>
-      </w:r>
-    </w:p>
-    <w:p>
-      <w:pPr>
-        <w:rPr>
-          <w:rFonts w:cs="Times New Roman"/>
-          <w:szCs w:val="24"/>
-        </w:rPr>
-      </w:pPr>
-      <w:r>
-        <w:rPr>
-          <w:rFonts w:cs="Times New Roman"/>
-          <w:szCs w:val="24"/>
-        </w:rPr>
-        <w:t xml:space="preserve">    </w:t>
+        <w:t>("php://input"), true);</w:t>
+      </w:r>
+    </w:p>
+    <w:p/>
+    <w:p>
+      <w:r>
+        <w:t>    if (!$input) {</w:t>
+      </w:r>
+    </w:p>
+    <w:p>
+      <w:r>
+        <w:t xml:space="preserve">        </w:t>
       </w:r>
       <w:proofErr w:type="spellStart"/>
       <w:r>
-        <w:rPr>
-          <w:rFonts w:cs="Times New Roman"/>
-          <w:szCs w:val="24"/>
-        </w:rPr>
-        <w:t>is_admin</w:t>
+        <w:t>http_response_code</w:t>
       </w:r>
       <w:proofErr w:type="spellEnd"/>
       <w:r>
-        <w:rPr>
-          <w:rFonts w:cs="Times New Roman"/>
-          <w:szCs w:val="24"/>
-        </w:rPr>
-        <w:t xml:space="preserve"> = </w:t>
+        <w:t>(400);</w:t>
+      </w:r>
+    </w:p>
+    <w:p>
+      <w:r>
+        <w:t xml:space="preserve">        echo </w:t>
       </w:r>
       <w:proofErr w:type="spellStart"/>
-      <w:proofErr w:type="gramStart"/>
-      <w:r>
-        <w:rPr>
-          <w:rFonts w:cs="Times New Roman"/>
-          <w:szCs w:val="24"/>
-        </w:rPr>
-        <w:t>models.BooleanField</w:t>
+      <w:r>
+        <w:t>json_encode</w:t>
       </w:r>
       <w:proofErr w:type="spellEnd"/>
-      <w:proofErr w:type="gramEnd"/>
-      <w:r>
-        <w:rPr>
-          <w:rFonts w:cs="Times New Roman"/>
-          <w:szCs w:val="24"/>
-        </w:rPr>
-        <w:t>(default=False)</w:t>
-      </w:r>
-    </w:p>
-    <w:p>
-      <w:pPr>
-        <w:rPr>
-          <w:rFonts w:cs="Times New Roman"/>
-          <w:szCs w:val="24"/>
-        </w:rPr>
-      </w:pPr>
-      <w:r>
-        <w:rPr>
-          <w:rFonts w:cs="Times New Roman"/>
-          <w:szCs w:val="24"/>
-        </w:rPr>
-        <w:t xml:space="preserve">    </w:t>
+      <w:r>
+        <w:t>(["error" =&gt; "Invalid JSON data"]);</w:t>
+      </w:r>
+    </w:p>
+    <w:p>
+      <w:r>
+        <w:t>        exit;</w:t>
+      </w:r>
+    </w:p>
+    <w:p>
+      <w:r>
+        <w:t>    }</w:t>
+      </w:r>
+    </w:p>
+    <w:p/>
+    <w:p>
+      <w:r>
+        <w:t>    // Extract the data from JSON</w:t>
+      </w:r>
+    </w:p>
+    <w:p>
+      <w:r>
+        <w:t>    $</w:t>
       </w:r>
       <w:proofErr w:type="spellStart"/>
       <w:r>
-        <w:rPr>
-          <w:rFonts w:cs="Times New Roman"/>
-          <w:szCs w:val="24"/>
-        </w:rPr>
-        <w:t>is_guest</w:t>
+        <w:t>room_id</w:t>
       </w:r>
       <w:proofErr w:type="spellEnd"/>
       <w:r>
-        <w:rPr>
-          <w:rFonts w:cs="Times New Roman"/>
-          <w:szCs w:val="24"/>
-        </w:rPr>
-        <w:t xml:space="preserve"> = </w:t>
+        <w:t xml:space="preserve"> = $input['id'] ?? null;</w:t>
+      </w:r>
+    </w:p>
+    <w:p>
+      <w:r>
+        <w:t>    $service = $input['service'] ?? null;</w:t>
+      </w:r>
+    </w:p>
+    <w:p>
+      <w:r>
+        <w:t>    $</w:t>
       </w:r>
       <w:proofErr w:type="spellStart"/>
-      <w:proofErr w:type="gramStart"/>
-      <w:r>
-        <w:rPr>
-          <w:rFonts w:cs="Times New Roman"/>
-          <w:szCs w:val="24"/>
-        </w:rPr>
-        <w:t>models.BooleanField</w:t>
+      <w:r>
+        <w:t>payment_method</w:t>
       </w:r>
       <w:proofErr w:type="spellEnd"/>
-      <w:proofErr w:type="gramEnd"/>
-      <w:r>
-        <w:rPr>
-          <w:rFonts w:cs="Times New Roman"/>
-          <w:szCs w:val="24"/>
-        </w:rPr>
-        <w:t>(default=True)</w:t>
-      </w:r>
-    </w:p>
-    <w:p>
-      <w:pPr>
-        <w:rPr>
-          <w:rFonts w:cs="Times New Roman"/>
-          <w:szCs w:val="24"/>
-        </w:rPr>
-      </w:pPr>
-    </w:p>
-    <w:p>
-      <w:pPr>
-        <w:rPr>
-          <w:rFonts w:cs="Times New Roman"/>
-          <w:szCs w:val="24"/>
-        </w:rPr>
-      </w:pPr>
-      <w:r>
-        <w:rPr>
-          <w:rFonts w:cs="Times New Roman"/>
-          <w:szCs w:val="24"/>
-        </w:rPr>
-        <w:t>views.py (Registration &amp; Login)</w:t>
-      </w:r>
-    </w:p>
-    <w:p>
-      <w:pPr>
-        <w:rPr>
-          <w:rFonts w:cs="Times New Roman"/>
-          <w:szCs w:val="24"/>
-        </w:rPr>
-      </w:pPr>
-    </w:p>
-    <w:p>
-      <w:pPr>
-        <w:rPr>
-          <w:rFonts w:cs="Times New Roman"/>
-          <w:szCs w:val="24"/>
-        </w:rPr>
-      </w:pPr>
-      <w:r>
-        <w:rPr>
-          <w:rFonts w:cs="Times New Roman"/>
-          <w:szCs w:val="24"/>
-        </w:rPr>
-        <w:t xml:space="preserve">from </w:t>
+      <w:r>
+        <w:t xml:space="preserve"> = $input['payment'] ?? null;</w:t>
+      </w:r>
+    </w:p>
+    <w:p>
+      <w:r>
+        <w:t>    $</w:t>
       </w:r>
       <w:proofErr w:type="spellStart"/>
-      <w:proofErr w:type="gramStart"/>
-      <w:r>
-        <w:rPr>
-          <w:rFonts w:cs="Times New Roman"/>
-          <w:szCs w:val="24"/>
-        </w:rPr>
-        <w:t>django.contrib</w:t>
-      </w:r>
-      <w:proofErr w:type="gramEnd"/>
-      <w:r>
-        <w:rPr>
-          <w:rFonts w:cs="Times New Roman"/>
-          <w:szCs w:val="24"/>
-        </w:rPr>
-        <w:t>.auth</w:t>
+      <w:r>
+        <w:t>total_price</w:t>
       </w:r>
       <w:proofErr w:type="spellEnd"/>
       <w:r>
-        <w:rPr>
-          <w:rFonts w:cs="Times New Roman"/>
-          <w:szCs w:val="24"/>
-        </w:rPr>
-        <w:t xml:space="preserve"> import login, authenticate</w:t>
-      </w:r>
-    </w:p>
-    <w:p>
-      <w:pPr>
-        <w:rPr>
-          <w:rFonts w:cs="Times New Roman"/>
-          <w:szCs w:val="24"/>
-        </w:rPr>
-      </w:pPr>
-      <w:r>
-        <w:rPr>
-          <w:rFonts w:cs="Times New Roman"/>
-          <w:szCs w:val="24"/>
-        </w:rPr>
-        <w:t xml:space="preserve">from </w:t>
+        <w:t xml:space="preserve"> = $input['price'] ?? null;</w:t>
+      </w:r>
+    </w:p>
+    <w:p>
+      <w:r>
+        <w:t>    $days = $input['days'] ?? 1;</w:t>
+      </w:r>
+    </w:p>
+    <w:p>
+      <w:r>
+        <w:t>    $</w:t>
       </w:r>
       <w:proofErr w:type="spellStart"/>
-      <w:proofErr w:type="gramStart"/>
-      <w:r>
-        <w:rPr>
-          <w:rFonts w:cs="Times New Roman"/>
-          <w:szCs w:val="24"/>
-        </w:rPr>
-        <w:t>django.shortcuts</w:t>
+      <w:r>
+        <w:t>user_id</w:t>
       </w:r>
       <w:proofErr w:type="spellEnd"/>
-      <w:proofErr w:type="gramEnd"/>
-      <w:r>
-        <w:rPr>
-          <w:rFonts w:cs="Times New Roman"/>
-          <w:szCs w:val="24"/>
-        </w:rPr>
-        <w:t xml:space="preserve"> import render, redirect</w:t>
-      </w:r>
-    </w:p>
-    <w:p>
-      <w:pPr>
-        <w:rPr>
-          <w:rFonts w:cs="Times New Roman"/>
-          <w:szCs w:val="24"/>
-        </w:rPr>
-      </w:pPr>
-      <w:proofErr w:type="gramStart"/>
-      <w:r>
-        <w:rPr>
-          <w:rFonts w:cs="Times New Roman"/>
-          <w:szCs w:val="24"/>
-        </w:rPr>
-        <w:t>from .models</w:t>
-      </w:r>
-      <w:proofErr w:type="gramEnd"/>
-      <w:r>
-        <w:rPr>
-          <w:rFonts w:cs="Times New Roman"/>
-          <w:szCs w:val="24"/>
-        </w:rPr>
-        <w:t xml:space="preserve"> import </w:t>
+      <w:r>
+        <w:t xml:space="preserve"> = $_SESSION['</w:t>
       </w:r>
       <w:proofErr w:type="spellStart"/>
       <w:r>
-        <w:rPr>
-          <w:rFonts w:cs="Times New Roman"/>
-          <w:szCs w:val="24"/>
-        </w:rPr>
-        <w:t>CustomUser</w:t>
+        <w:t>user_id</w:t>
       </w:r>
       <w:proofErr w:type="spellEnd"/>
-    </w:p>
-    <w:p>
-      <w:pPr>
-        <w:rPr>
-          <w:rFonts w:cs="Times New Roman"/>
-          <w:szCs w:val="24"/>
-        </w:rPr>
-      </w:pPr>
-      <w:proofErr w:type="gramStart"/>
-      <w:r>
-        <w:rPr>
-          <w:rFonts w:cs="Times New Roman"/>
-          <w:szCs w:val="24"/>
-        </w:rPr>
-        <w:t>from .forms</w:t>
-      </w:r>
-      <w:proofErr w:type="gramEnd"/>
-      <w:r>
-        <w:rPr>
-          <w:rFonts w:cs="Times New Roman"/>
-          <w:szCs w:val="24"/>
-        </w:rPr>
-        <w:t xml:space="preserve"> import </w:t>
+      <w:r>
+        <w:t>'] ?? null;</w:t>
+      </w:r>
+    </w:p>
+    <w:p/>
+    <w:p>
+      <w:r>
+        <w:t>    // You can calculate check-in and check-out dates here</w:t>
+      </w:r>
+    </w:p>
+    <w:p>
+      <w:r>
+        <w:t>    $</w:t>
       </w:r>
       <w:proofErr w:type="spellStart"/>
       <w:r>
-        <w:rPr>
-          <w:rFonts w:cs="Times New Roman"/>
-          <w:szCs w:val="24"/>
-        </w:rPr>
-        <w:t>RegistrationForm</w:t>
+        <w:t>check_in</w:t>
       </w:r>
       <w:proofErr w:type="spellEnd"/>
       <w:r>
-        <w:rPr>
-          <w:rFonts w:cs="Times New Roman"/>
-          <w:szCs w:val="24"/>
-        </w:rPr>
-        <w:t xml:space="preserve">, </w:t>
+        <w:t xml:space="preserve"> = date('Y-m-d');</w:t>
+      </w:r>
+    </w:p>
+    <w:p>
+      <w:r>
+        <w:t>    $</w:t>
       </w:r>
       <w:proofErr w:type="spellStart"/>
       <w:r>
-        <w:rPr>
-          <w:rFonts w:cs="Times New Roman"/>
-          <w:szCs w:val="24"/>
-        </w:rPr>
-        <w:t>LoginForm</w:t>
+        <w:t>check_out</w:t>
       </w:r>
       <w:proofErr w:type="spellEnd"/>
-    </w:p>
-    <w:p>
-      <w:pPr>
-        <w:rPr>
-          <w:rFonts w:cs="Times New Roman"/>
-          <w:szCs w:val="24"/>
-        </w:rPr>
-      </w:pPr>
-    </w:p>
-    <w:p>
-      <w:pPr>
-        <w:rPr>
-          <w:rFonts w:cs="Times New Roman"/>
-          <w:szCs w:val="24"/>
-        </w:rPr>
-      </w:pPr>
-      <w:r>
-        <w:rPr>
-          <w:rFonts w:cs="Times New Roman"/>
-          <w:szCs w:val="24"/>
-        </w:rPr>
-        <w:t>def register(request):</w:t>
-      </w:r>
-    </w:p>
-    <w:p>
-      <w:pPr>
-        <w:rPr>
-          <w:rFonts w:cs="Times New Roman"/>
-          <w:szCs w:val="24"/>
-        </w:rPr>
-      </w:pPr>
-      <w:r>
-        <w:rPr>
-          <w:rFonts w:cs="Times New Roman"/>
-          <w:szCs w:val="24"/>
-        </w:rPr>
-        <w:t xml:space="preserve">    if </w:t>
+      <w:r>
+        <w:t xml:space="preserve"> = date('Y-m-d', </w:t>
       </w:r>
       <w:proofErr w:type="spellStart"/>
-      <w:proofErr w:type="gramStart"/>
-      <w:r>
-        <w:rPr>
-          <w:rFonts w:cs="Times New Roman"/>
-          <w:szCs w:val="24"/>
-        </w:rPr>
-        <w:t>request.method</w:t>
+      <w:r>
+        <w:t>strtotime</w:t>
       </w:r>
       <w:proofErr w:type="spellEnd"/>
-      <w:proofErr w:type="gramEnd"/>
-      <w:r>
-        <w:rPr>
-          <w:rFonts w:cs="Times New Roman"/>
-          <w:szCs w:val="24"/>
-        </w:rPr>
-        <w:t xml:space="preserve"> == 'POST':</w:t>
-      </w:r>
-    </w:p>
-    <w:p>
-      <w:pPr>
-        <w:rPr>
-          <w:rFonts w:cs="Times New Roman"/>
-          <w:szCs w:val="24"/>
-        </w:rPr>
-      </w:pPr>
-      <w:r>
-        <w:rPr>
-          <w:rFonts w:cs="Times New Roman"/>
-          <w:szCs w:val="24"/>
-        </w:rPr>
-        <w:t xml:space="preserve">        form = </w:t>
+      <w:r>
+        <w:t>("+$days days"));</w:t>
+      </w:r>
+    </w:p>
+    <w:p/>
+    <w:p>
+      <w:r>
+        <w:t>    // Example: guests default to 1, status to "Pending"</w:t>
+      </w:r>
+    </w:p>
+    <w:p>
+      <w:r>
+        <w:lastRenderedPageBreak/>
+        <w:t>    $guests = 1;</w:t>
+      </w:r>
+    </w:p>
+    <w:p>
+      <w:r>
+        <w:t>    $status = "Pending";</w:t>
+      </w:r>
+    </w:p>
+    <w:p/>
+    <w:p>
+      <w:r>
+        <w:t>    // Validate required data</w:t>
+      </w:r>
+    </w:p>
+    <w:p>
+      <w:r>
+        <w:t>    if (!$</w:t>
       </w:r>
       <w:proofErr w:type="spellStart"/>
       <w:r>
-        <w:rPr>
-          <w:rFonts w:cs="Times New Roman"/>
-          <w:szCs w:val="24"/>
-        </w:rPr>
-        <w:t>RegistrationForm</w:t>
+        <w:t>user_id</w:t>
       </w:r>
       <w:proofErr w:type="spellEnd"/>
       <w:r>
-        <w:rPr>
-          <w:rFonts w:cs="Times New Roman"/>
-          <w:szCs w:val="24"/>
-        </w:rPr>
-        <w:t>(</w:t>
+        <w:t xml:space="preserve"> || !$</w:t>
       </w:r>
       <w:proofErr w:type="spellStart"/>
       <w:r>
-        <w:rPr>
-          <w:rFonts w:cs="Times New Roman"/>
-          <w:szCs w:val="24"/>
-        </w:rPr>
-        <w:t>request.POST</w:t>
+        <w:t>room_id</w:t>
       </w:r>
       <w:proofErr w:type="spellEnd"/>
       <w:r>
-        <w:rPr>
-          <w:rFonts w:cs="Times New Roman"/>
-          <w:szCs w:val="24"/>
-        </w:rPr>
-        <w:t>)</w:t>
-      </w:r>
-    </w:p>
-    <w:p>
-      <w:pPr>
-        <w:rPr>
-          <w:rFonts w:cs="Times New Roman"/>
-          <w:szCs w:val="24"/>
-        </w:rPr>
-      </w:pPr>
-      <w:r>
-        <w:rPr>
-          <w:rFonts w:cs="Times New Roman"/>
-          <w:szCs w:val="24"/>
-        </w:rPr>
-        <w:t xml:space="preserve">        if </w:t>
+        <w:t xml:space="preserve"> || !$</w:t>
       </w:r>
       <w:proofErr w:type="spellStart"/>
       <w:r>
-        <w:rPr>
-          <w:rFonts w:cs="Times New Roman"/>
-          <w:szCs w:val="24"/>
-        </w:rPr>
-        <w:t>form.is_</w:t>
-      </w:r>
-      <w:proofErr w:type="gramStart"/>
-      <w:r>
-        <w:rPr>
-          <w:rFonts w:cs="Times New Roman"/>
-          <w:szCs w:val="24"/>
-        </w:rPr>
-        <w:t>valid</w:t>
+        <w:t>total_price</w:t>
       </w:r>
       <w:proofErr w:type="spellEnd"/>
       <w:r>
-        <w:rPr>
-          <w:rFonts w:cs="Times New Roman"/>
-          <w:szCs w:val="24"/>
-        </w:rPr>
-        <w:t>(</w:t>
-      </w:r>
-      <w:proofErr w:type="gramEnd"/>
-      <w:r>
-        <w:rPr>
-          <w:rFonts w:cs="Times New Roman"/>
-          <w:szCs w:val="24"/>
-        </w:rPr>
-        <w:t>):</w:t>
-      </w:r>
-    </w:p>
-    <w:p>
-      <w:pPr>
-        <w:rPr>
-          <w:rFonts w:cs="Times New Roman"/>
-          <w:szCs w:val="24"/>
-        </w:rPr>
-      </w:pPr>
-      <w:r>
-        <w:rPr>
-          <w:rFonts w:cs="Times New Roman"/>
-          <w:szCs w:val="24"/>
-        </w:rPr>
-        <w:t xml:space="preserve">            user = </w:t>
+        <w:t xml:space="preserve"> || !$</w:t>
       </w:r>
       <w:proofErr w:type="spellStart"/>
-      <w:proofErr w:type="gramStart"/>
-      <w:r>
-        <w:rPr>
-          <w:rFonts w:cs="Times New Roman"/>
-          <w:szCs w:val="24"/>
-        </w:rPr>
-        <w:t>form.save</w:t>
+      <w:r>
+        <w:t>payment_method</w:t>
       </w:r>
       <w:proofErr w:type="spellEnd"/>
-      <w:proofErr w:type="gramEnd"/>
-      <w:r>
-        <w:rPr>
-          <w:rFonts w:cs="Times New Roman"/>
-          <w:szCs w:val="24"/>
-        </w:rPr>
-        <w:t>(commit=False)</w:t>
-      </w:r>
-    </w:p>
-    <w:p>
-      <w:pPr>
-        <w:rPr>
-          <w:rFonts w:cs="Times New Roman"/>
-          <w:szCs w:val="24"/>
-        </w:rPr>
-      </w:pPr>
-      <w:r>
-        <w:rPr>
-          <w:rFonts w:cs="Times New Roman"/>
-          <w:szCs w:val="24"/>
-        </w:rPr>
-        <w:t xml:space="preserve">            </w:t>
+      <w:r>
+        <w:t>) {</w:t>
+      </w:r>
+    </w:p>
+    <w:p>
+      <w:r>
+        <w:t xml:space="preserve">        </w:t>
       </w:r>
       <w:proofErr w:type="spellStart"/>
       <w:r>
-        <w:rPr>
-          <w:rFonts w:cs="Times New Roman"/>
-          <w:szCs w:val="24"/>
-        </w:rPr>
-        <w:t>user.set_password</w:t>
+        <w:t>http_response_code</w:t>
       </w:r>
       <w:proofErr w:type="spellEnd"/>
       <w:r>
-        <w:rPr>
-          <w:rFonts w:cs="Times New Roman"/>
-          <w:szCs w:val="24"/>
-        </w:rPr>
-        <w:t>(</w:t>
+        <w:t>(400);</w:t>
+      </w:r>
+    </w:p>
+    <w:p>
+      <w:r>
+        <w:t xml:space="preserve">        echo </w:t>
       </w:r>
       <w:proofErr w:type="spellStart"/>
-      <w:proofErr w:type="gramStart"/>
-      <w:r>
-        <w:rPr>
-          <w:rFonts w:cs="Times New Roman"/>
-          <w:szCs w:val="24"/>
-        </w:rPr>
-        <w:t>form.cleaned</w:t>
-      </w:r>
-      <w:proofErr w:type="gramEnd"/>
-      <w:r>
-        <w:rPr>
-          <w:rFonts w:cs="Times New Roman"/>
-          <w:szCs w:val="24"/>
-        </w:rPr>
-        <w:t>_data</w:t>
+      <w:r>
+        <w:t>json_encode</w:t>
       </w:r>
       <w:proofErr w:type="spellEnd"/>
       <w:r>
-        <w:rPr>
-          <w:rFonts w:cs="Times New Roman"/>
-          <w:szCs w:val="24"/>
-        </w:rPr>
-        <w:t>['password'])</w:t>
-      </w:r>
-    </w:p>
-    <w:p>
-      <w:pPr>
-        <w:rPr>
-          <w:rFonts w:cs="Times New Roman"/>
-          <w:szCs w:val="24"/>
-        </w:rPr>
-      </w:pPr>
-      <w:r>
-        <w:rPr>
-          <w:rFonts w:cs="Times New Roman"/>
-          <w:szCs w:val="24"/>
-        </w:rPr>
-        <w:t xml:space="preserve">            </w:t>
+        <w:t>(["error" =&gt; "Missing required fields"]);</w:t>
+      </w:r>
+    </w:p>
+    <w:p>
+      <w:r>
+        <w:t>        exit;</w:t>
+      </w:r>
+    </w:p>
+    <w:p>
+      <w:r>
+        <w:t>    }</w:t>
+      </w:r>
+    </w:p>
+    <w:p/>
+    <w:p>
+      <w:r>
+        <w:t>    // Call your function</w:t>
+      </w:r>
+    </w:p>
+    <w:p>
+      <w:r>
+        <w:t xml:space="preserve">    $msg = </w:t>
       </w:r>
       <w:proofErr w:type="spellStart"/>
-      <w:proofErr w:type="gramStart"/>
-      <w:r>
-        <w:rPr>
-          <w:rFonts w:cs="Times New Roman"/>
-          <w:szCs w:val="24"/>
-        </w:rPr>
-        <w:t>user.save</w:t>
+      <w:r>
+        <w:t>createBooking</w:t>
       </w:r>
       <w:proofErr w:type="spellEnd"/>
-      <w:proofErr w:type="gramEnd"/>
-      <w:r>
-        <w:rPr>
-          <w:rFonts w:cs="Times New Roman"/>
-          <w:szCs w:val="24"/>
-        </w:rPr>
-        <w:t>()</w:t>
-      </w:r>
-    </w:p>
-    <w:p>
-      <w:pPr>
-        <w:rPr>
-          <w:rFonts w:cs="Times New Roman"/>
-          <w:szCs w:val="24"/>
-        </w:rPr>
-      </w:pPr>
-      <w:r>
-        <w:rPr>
-          <w:rFonts w:cs="Times New Roman"/>
-          <w:szCs w:val="24"/>
-        </w:rPr>
-        <w:t xml:space="preserve">            </w:t>
-      </w:r>
-      <w:proofErr w:type="gramStart"/>
-      <w:r>
-        <w:rPr>
-          <w:rFonts w:cs="Times New Roman"/>
-          <w:szCs w:val="24"/>
-        </w:rPr>
-        <w:t>login(</w:t>
-      </w:r>
-      <w:proofErr w:type="gramEnd"/>
-      <w:r>
-        <w:rPr>
-          <w:rFonts w:cs="Times New Roman"/>
-          <w:szCs w:val="24"/>
-        </w:rPr>
-        <w:t>request, user)</w:t>
-      </w:r>
-    </w:p>
-    <w:p>
-      <w:pPr>
-        <w:rPr>
-          <w:rFonts w:cs="Times New Roman"/>
-          <w:szCs w:val="24"/>
-        </w:rPr>
-      </w:pPr>
-      <w:r>
-        <w:rPr>
-          <w:rFonts w:cs="Times New Roman"/>
-          <w:szCs w:val="24"/>
-        </w:rPr>
-        <w:t xml:space="preserve">            return redirect('dashboard')</w:t>
-      </w:r>
-    </w:p>
-    <w:p>
-      <w:pPr>
-        <w:rPr>
-          <w:rFonts w:cs="Times New Roman"/>
-          <w:szCs w:val="24"/>
-        </w:rPr>
-      </w:pPr>
-      <w:r>
-        <w:rPr>
-          <w:rFonts w:cs="Times New Roman"/>
-          <w:szCs w:val="24"/>
-        </w:rPr>
-        <w:t xml:space="preserve">    else:</w:t>
-      </w:r>
-    </w:p>
-    <w:p>
-      <w:pPr>
-        <w:rPr>
-          <w:rFonts w:cs="Times New Roman"/>
-          <w:szCs w:val="24"/>
-        </w:rPr>
-      </w:pPr>
-      <w:r>
-        <w:rPr>
-          <w:rFonts w:cs="Times New Roman"/>
-          <w:szCs w:val="24"/>
-        </w:rPr>
-        <w:t xml:space="preserve">        form = </w:t>
+      <w:r>
+        <w:t>($</w:t>
       </w:r>
       <w:proofErr w:type="spellStart"/>
-      <w:proofErr w:type="gramStart"/>
-      <w:r>
-        <w:rPr>
-          <w:rFonts w:cs="Times New Roman"/>
-          <w:szCs w:val="24"/>
-        </w:rPr>
-        <w:t>RegistrationForm</w:t>
+      <w:r>
+        <w:t>user_id</w:t>
       </w:r>
       <w:proofErr w:type="spellEnd"/>
       <w:r>
-        <w:rPr>
-          <w:rFonts w:cs="Times New Roman"/>
-          <w:szCs w:val="24"/>
-        </w:rPr>
-        <w:t>(</w:t>
-      </w:r>
-      <w:proofErr w:type="gramEnd"/>
-      <w:r>
-        <w:rPr>
-          <w:rFonts w:cs="Times New Roman"/>
-          <w:szCs w:val="24"/>
-        </w:rPr>
-        <w:t>)</w:t>
-      </w:r>
-    </w:p>
-    <w:p>
-      <w:pPr>
-        <w:rPr>
-          <w:rFonts w:cs="Times New Roman"/>
-          <w:szCs w:val="24"/>
-        </w:rPr>
-      </w:pPr>
-      <w:r>
-        <w:rPr>
-          <w:rFonts w:cs="Times New Roman"/>
-          <w:szCs w:val="24"/>
-        </w:rPr>
-        <w:t xml:space="preserve">    return </w:t>
-      </w:r>
-      <w:proofErr w:type="gramStart"/>
-      <w:r>
-        <w:rPr>
-          <w:rFonts w:cs="Times New Roman"/>
-          <w:szCs w:val="24"/>
-        </w:rPr>
-        <w:t>render(</w:t>
-      </w:r>
-      <w:proofErr w:type="gramEnd"/>
-      <w:r>
-        <w:rPr>
-          <w:rFonts w:cs="Times New Roman"/>
-          <w:szCs w:val="24"/>
-        </w:rPr>
-        <w:t>request, 'register.html', {'form': form})</w:t>
-      </w:r>
-    </w:p>
-    <w:p>
-      <w:pPr>
-        <w:rPr>
-          <w:rFonts w:cs="Times New Roman"/>
-          <w:szCs w:val="24"/>
-        </w:rPr>
-      </w:pPr>
-    </w:p>
-    <w:p>
-      <w:pPr>
-        <w:rPr>
-          <w:rFonts w:cs="Times New Roman"/>
-          <w:szCs w:val="24"/>
-        </w:rPr>
-      </w:pPr>
-      <w:r>
-        <w:rPr>
-          <w:rFonts w:cs="Times New Roman"/>
-          <w:szCs w:val="24"/>
-        </w:rPr>
+        <w:t>, $</w:t>
+      </w:r>
+      <w:proofErr w:type="spellStart"/>
+      <w:r>
+        <w:t>room_id</w:t>
+      </w:r>
+      <w:proofErr w:type="spellEnd"/>
+      <w:r>
+        <w:t>, $</w:t>
+      </w:r>
+      <w:proofErr w:type="spellStart"/>
+      <w:r>
+        <w:t>check_in</w:t>
+      </w:r>
+      <w:proofErr w:type="spellEnd"/>
+      <w:r>
+        <w:t>, $</w:t>
+      </w:r>
+      <w:proofErr w:type="spellStart"/>
+      <w:r>
+        <w:t>check_out</w:t>
+      </w:r>
+      <w:proofErr w:type="spellEnd"/>
+      <w:r>
+        <w:t>, $guests, $</w:t>
+      </w:r>
+      <w:proofErr w:type="spellStart"/>
+      <w:r>
+        <w:t>total_price</w:t>
+      </w:r>
+      <w:proofErr w:type="spellEnd"/>
+      <w:r>
+        <w:t>, $status);</w:t>
+      </w:r>
+    </w:p>
+    <w:p/>
+    <w:p>
+      <w:r>
+        <w:t>    // Return JSON response</w:t>
+      </w:r>
+    </w:p>
+    <w:p>
+      <w:r>
+        <w:t>    if ($msg === true) {</w:t>
+      </w:r>
+    </w:p>
+    <w:p>
+      <w:r>
+        <w:t xml:space="preserve">        echo </w:t>
+      </w:r>
+      <w:proofErr w:type="spellStart"/>
+      <w:r>
+        <w:t>json_encode</w:t>
+      </w:r>
+      <w:proofErr w:type="spellEnd"/>
+      <w:r>
+        <w:t>(["success" =&gt; "</w:t>
+      </w:r>
+      <w:r>
+        <w:rPr>
+          <w:rFonts w:ascii="Segoe UI Emoji" w:hAnsi="Segoe UI Emoji" w:cs="Segoe UI Emoji"/>
+        </w:rPr>
+        <w:t>✅</w:t>
+      </w:r>
+      <w:r>
+        <w:t xml:space="preserve"> Room booked successfully!"]);</w:t>
+      </w:r>
+    </w:p>
+    <w:p>
+      <w:r>
+        <w:t>    } else {</w:t>
+      </w:r>
+    </w:p>
+    <w:p>
+      <w:r>
+        <w:t xml:space="preserve">        echo </w:t>
+      </w:r>
+      <w:proofErr w:type="spellStart"/>
+      <w:r>
+        <w:t>json_encode</w:t>
+      </w:r>
+      <w:proofErr w:type="spellEnd"/>
+      <w:r>
+        <w:t>(["error" =&gt; "</w:t>
+      </w:r>
+      <w:r>
+        <w:rPr>
+          <w:rFonts w:ascii="Segoe UI Emoji" w:hAnsi="Segoe UI Emoji" w:cs="Segoe UI Emoji"/>
+        </w:rPr>
+        <w:t>❌</w:t>
+      </w:r>
+      <w:r>
+        <w:t xml:space="preserve"> Booking failed: $msg"]);</w:t>
+      </w:r>
+    </w:p>
+    <w:p>
+      <w:r>
+        <w:t>    }</w:t>
+      </w:r>
+    </w:p>
+    <w:p/>
+    <w:p/>
+    <w:p/>
+    <w:p/>
+    <w:p/>
+    <w:p/>
+    <w:p/>
+    <w:p/>
+    <w:p>
+      <w:pPr>
+        <w:pStyle w:val="Heading2"/>
+        <w:rPr>
+          <w:sz w:val="36"/>
+        </w:rPr>
+      </w:pPr>
+      <w:bookmarkStart w:id="58" w:name="_Toc210905269"/>
+      <w:r>
         <w:lastRenderedPageBreak/>
-        <w:t xml:space="preserve">def </w:t>
-      </w:r>
-      <w:proofErr w:type="spellStart"/>
-      <w:r>
-        <w:rPr>
-          <w:rFonts w:cs="Times New Roman"/>
-          <w:szCs w:val="24"/>
-        </w:rPr>
-        <w:t>user_login</w:t>
-      </w:r>
-      <w:proofErr w:type="spellEnd"/>
-      <w:r>
-        <w:rPr>
-          <w:rFonts w:cs="Times New Roman"/>
-          <w:szCs w:val="24"/>
-        </w:rPr>
-        <w:t>(request):</w:t>
-      </w:r>
-    </w:p>
-    <w:p>
-      <w:pPr>
-        <w:rPr>
-          <w:rFonts w:cs="Times New Roman"/>
-          <w:szCs w:val="24"/>
-        </w:rPr>
-      </w:pPr>
-      <w:r>
-        <w:rPr>
-          <w:rFonts w:cs="Times New Roman"/>
-          <w:szCs w:val="24"/>
-        </w:rPr>
-        <w:t xml:space="preserve">    if </w:t>
-      </w:r>
-      <w:proofErr w:type="spellStart"/>
-      <w:proofErr w:type="gramStart"/>
-      <w:r>
-        <w:rPr>
-          <w:rFonts w:cs="Times New Roman"/>
-          <w:szCs w:val="24"/>
-        </w:rPr>
-        <w:t>request.method</w:t>
-      </w:r>
-      <w:proofErr w:type="spellEnd"/>
-      <w:proofErr w:type="gramEnd"/>
-      <w:r>
-        <w:rPr>
-          <w:rFonts w:cs="Times New Roman"/>
-          <w:szCs w:val="24"/>
-        </w:rPr>
-        <w:t xml:space="preserve"> == 'POST':</w:t>
-      </w:r>
-    </w:p>
-    <w:p>
-      <w:pPr>
-        <w:rPr>
-          <w:rFonts w:cs="Times New Roman"/>
-          <w:szCs w:val="24"/>
-        </w:rPr>
-      </w:pPr>
-      <w:r>
-        <w:rPr>
-          <w:rFonts w:cs="Times New Roman"/>
-          <w:szCs w:val="24"/>
-        </w:rPr>
-        <w:t xml:space="preserve">        form = </w:t>
-      </w:r>
-      <w:proofErr w:type="spellStart"/>
-      <w:r>
-        <w:rPr>
-          <w:rFonts w:cs="Times New Roman"/>
-          <w:szCs w:val="24"/>
-        </w:rPr>
-        <w:t>LoginForm</w:t>
-      </w:r>
-      <w:proofErr w:type="spellEnd"/>
-      <w:r>
-        <w:rPr>
-          <w:rFonts w:cs="Times New Roman"/>
-          <w:szCs w:val="24"/>
-        </w:rPr>
-        <w:t>(</w:t>
-      </w:r>
-      <w:proofErr w:type="spellStart"/>
-      <w:r>
-        <w:rPr>
-          <w:rFonts w:cs="Times New Roman"/>
-          <w:szCs w:val="24"/>
-        </w:rPr>
-        <w:t>request.POST</w:t>
-      </w:r>
-      <w:proofErr w:type="spellEnd"/>
-      <w:r>
-        <w:rPr>
-          <w:rFonts w:cs="Times New Roman"/>
-          <w:szCs w:val="24"/>
-        </w:rPr>
-        <w:t>)</w:t>
-      </w:r>
-    </w:p>
-    <w:p>
-      <w:pPr>
-        <w:rPr>
-          <w:rFonts w:cs="Times New Roman"/>
-          <w:szCs w:val="24"/>
-        </w:rPr>
-      </w:pPr>
-      <w:r>
-        <w:rPr>
-          <w:rFonts w:cs="Times New Roman"/>
-          <w:szCs w:val="24"/>
-        </w:rPr>
-        <w:t xml:space="preserve">        if </w:t>
-      </w:r>
-      <w:proofErr w:type="spellStart"/>
-      <w:r>
-        <w:rPr>
-          <w:rFonts w:cs="Times New Roman"/>
-          <w:szCs w:val="24"/>
-        </w:rPr>
-        <w:t>form.is_</w:t>
-      </w:r>
-      <w:proofErr w:type="gramStart"/>
-      <w:r>
-        <w:rPr>
-          <w:rFonts w:cs="Times New Roman"/>
-          <w:szCs w:val="24"/>
-        </w:rPr>
-        <w:t>valid</w:t>
-      </w:r>
-      <w:proofErr w:type="spellEnd"/>
-      <w:r>
-        <w:rPr>
-          <w:rFonts w:cs="Times New Roman"/>
-          <w:szCs w:val="24"/>
-        </w:rPr>
-        <w:t>(</w:t>
-      </w:r>
-      <w:proofErr w:type="gramEnd"/>
-      <w:r>
-        <w:rPr>
-          <w:rFonts w:cs="Times New Roman"/>
-          <w:szCs w:val="24"/>
-        </w:rPr>
-        <w:t>):</w:t>
-      </w:r>
-    </w:p>
-    <w:p>
-      <w:pPr>
-        <w:rPr>
-          <w:rFonts w:cs="Times New Roman"/>
-          <w:szCs w:val="24"/>
-        </w:rPr>
-      </w:pPr>
-      <w:r>
-        <w:rPr>
-          <w:rFonts w:cs="Times New Roman"/>
-          <w:szCs w:val="24"/>
-        </w:rPr>
-        <w:t xml:space="preserve">            username = </w:t>
-      </w:r>
-      <w:proofErr w:type="spellStart"/>
-      <w:proofErr w:type="gramStart"/>
-      <w:r>
-        <w:rPr>
-          <w:rFonts w:cs="Times New Roman"/>
-          <w:szCs w:val="24"/>
-        </w:rPr>
-        <w:t>form.cleaned</w:t>
-      </w:r>
-      <w:proofErr w:type="gramEnd"/>
-      <w:r>
-        <w:rPr>
-          <w:rFonts w:cs="Times New Roman"/>
-          <w:szCs w:val="24"/>
-        </w:rPr>
-        <w:t>_data</w:t>
-      </w:r>
-      <w:proofErr w:type="spellEnd"/>
-      <w:r>
-        <w:rPr>
-          <w:rFonts w:cs="Times New Roman"/>
-          <w:szCs w:val="24"/>
-        </w:rPr>
-        <w:t>['username']</w:t>
-      </w:r>
-    </w:p>
-    <w:p>
-      <w:pPr>
-        <w:rPr>
-          <w:rFonts w:cs="Times New Roman"/>
-          <w:szCs w:val="24"/>
-        </w:rPr>
-      </w:pPr>
-      <w:r>
-        <w:rPr>
-          <w:rFonts w:cs="Times New Roman"/>
-          <w:szCs w:val="24"/>
-        </w:rPr>
-        <w:t xml:space="preserve">            password = </w:t>
-      </w:r>
-      <w:proofErr w:type="spellStart"/>
-      <w:proofErr w:type="gramStart"/>
-      <w:r>
-        <w:rPr>
-          <w:rFonts w:cs="Times New Roman"/>
-          <w:szCs w:val="24"/>
-        </w:rPr>
-        <w:t>form.cleaned</w:t>
-      </w:r>
-      <w:proofErr w:type="gramEnd"/>
-      <w:r>
-        <w:rPr>
-          <w:rFonts w:cs="Times New Roman"/>
-          <w:szCs w:val="24"/>
-        </w:rPr>
-        <w:t>_data</w:t>
-      </w:r>
-      <w:proofErr w:type="spellEnd"/>
-      <w:r>
-        <w:rPr>
-          <w:rFonts w:cs="Times New Roman"/>
-          <w:szCs w:val="24"/>
-        </w:rPr>
-        <w:t>['password']</w:t>
-      </w:r>
-    </w:p>
-    <w:p>
-      <w:pPr>
-        <w:rPr>
-          <w:rFonts w:cs="Times New Roman"/>
-          <w:szCs w:val="24"/>
-        </w:rPr>
-      </w:pPr>
-      <w:r>
-        <w:rPr>
-          <w:rFonts w:cs="Times New Roman"/>
-          <w:szCs w:val="24"/>
-        </w:rPr>
-        <w:t xml:space="preserve">            user = </w:t>
-      </w:r>
-      <w:proofErr w:type="gramStart"/>
-      <w:r>
-        <w:rPr>
-          <w:rFonts w:cs="Times New Roman"/>
-          <w:szCs w:val="24"/>
-        </w:rPr>
-        <w:t>authenticate(</w:t>
-      </w:r>
-      <w:proofErr w:type="gramEnd"/>
-      <w:r>
-        <w:rPr>
-          <w:rFonts w:cs="Times New Roman"/>
-          <w:szCs w:val="24"/>
-        </w:rPr>
-        <w:t>username=username, password=password)</w:t>
-      </w:r>
-    </w:p>
-    <w:p>
-      <w:pPr>
-        <w:rPr>
-          <w:rFonts w:cs="Times New Roman"/>
-          <w:szCs w:val="24"/>
-        </w:rPr>
-      </w:pPr>
-      <w:r>
-        <w:rPr>
-          <w:rFonts w:cs="Times New Roman"/>
-          <w:szCs w:val="24"/>
-        </w:rPr>
-        <w:t xml:space="preserve">            if user:</w:t>
-      </w:r>
-    </w:p>
-    <w:p>
-      <w:pPr>
-        <w:rPr>
-          <w:rFonts w:cs="Times New Roman"/>
-          <w:szCs w:val="24"/>
-        </w:rPr>
-      </w:pPr>
-      <w:r>
-        <w:rPr>
-          <w:rFonts w:cs="Times New Roman"/>
-          <w:szCs w:val="24"/>
-        </w:rPr>
-        <w:t xml:space="preserve">                </w:t>
-      </w:r>
-      <w:proofErr w:type="gramStart"/>
-      <w:r>
-        <w:rPr>
-          <w:rFonts w:cs="Times New Roman"/>
-          <w:szCs w:val="24"/>
-        </w:rPr>
-        <w:t>login(</w:t>
-      </w:r>
-      <w:proofErr w:type="gramEnd"/>
-      <w:r>
-        <w:rPr>
-          <w:rFonts w:cs="Times New Roman"/>
-          <w:szCs w:val="24"/>
-        </w:rPr>
-        <w:t>request, user)</w:t>
-      </w:r>
-    </w:p>
-    <w:p>
-      <w:pPr>
-        <w:rPr>
-          <w:rFonts w:cs="Times New Roman"/>
-          <w:szCs w:val="24"/>
-        </w:rPr>
-      </w:pPr>
-      <w:r>
-        <w:rPr>
-          <w:rFonts w:cs="Times New Roman"/>
-          <w:szCs w:val="24"/>
-        </w:rPr>
-        <w:t xml:space="preserve">                return redirect('dashboard')</w:t>
-      </w:r>
-    </w:p>
-    <w:p>
-      <w:pPr>
-        <w:rPr>
-          <w:rFonts w:cs="Times New Roman"/>
-          <w:szCs w:val="24"/>
-        </w:rPr>
-      </w:pPr>
-      <w:r>
-        <w:rPr>
-          <w:rFonts w:cs="Times New Roman"/>
-          <w:szCs w:val="24"/>
-        </w:rPr>
-        <w:t xml:space="preserve">    else:</w:t>
-      </w:r>
-    </w:p>
-    <w:p>
-      <w:pPr>
-        <w:rPr>
-          <w:rFonts w:cs="Times New Roman"/>
-          <w:szCs w:val="24"/>
-        </w:rPr>
-      </w:pPr>
-      <w:r>
-        <w:rPr>
-          <w:rFonts w:cs="Times New Roman"/>
-          <w:szCs w:val="24"/>
-        </w:rPr>
-        <w:t xml:space="preserve">        form = </w:t>
-      </w:r>
-      <w:proofErr w:type="spellStart"/>
-      <w:proofErr w:type="gramStart"/>
-      <w:r>
-        <w:rPr>
-          <w:rFonts w:cs="Times New Roman"/>
-          <w:szCs w:val="24"/>
-        </w:rPr>
-        <w:t>LoginForm</w:t>
-      </w:r>
-      <w:proofErr w:type="spellEnd"/>
-      <w:r>
-        <w:rPr>
-          <w:rFonts w:cs="Times New Roman"/>
-          <w:szCs w:val="24"/>
-        </w:rPr>
-        <w:t>(</w:t>
-      </w:r>
-      <w:proofErr w:type="gramEnd"/>
-      <w:r>
-        <w:rPr>
-          <w:rFonts w:cs="Times New Roman"/>
-          <w:szCs w:val="24"/>
-        </w:rPr>
-        <w:t>)</w:t>
-      </w:r>
-    </w:p>
-    <w:p>
-      <w:pPr>
-        <w:rPr>
-          <w:rFonts w:cs="Times New Roman"/>
-          <w:szCs w:val="24"/>
-        </w:rPr>
-      </w:pPr>
-      <w:r>
-        <w:rPr>
-          <w:rFonts w:cs="Times New Roman"/>
-          <w:szCs w:val="24"/>
-        </w:rPr>
-        <w:t xml:space="preserve">    return </w:t>
-      </w:r>
-      <w:proofErr w:type="gramStart"/>
-      <w:r>
-        <w:rPr>
-          <w:rFonts w:cs="Times New Roman"/>
-          <w:szCs w:val="24"/>
-        </w:rPr>
-        <w:t>render(</w:t>
-      </w:r>
-      <w:proofErr w:type="gramEnd"/>
-      <w:r>
-        <w:rPr>
-          <w:rFonts w:cs="Times New Roman"/>
-          <w:szCs w:val="24"/>
-        </w:rPr>
-        <w:t>request, 'login.html', {'form': form})</w:t>
-      </w:r>
-    </w:p>
-    <w:p>
-      <w:pPr>
-        <w:rPr>
-          <w:rFonts w:cs="Times New Roman"/>
-          <w:szCs w:val="24"/>
-        </w:rPr>
-      </w:pPr>
-    </w:p>
-    <w:p>
-      <w:pPr>
-        <w:rPr>
-          <w:rFonts w:cs="Times New Roman"/>
-          <w:szCs w:val="24"/>
-        </w:rPr>
-      </w:pPr>
-    </w:p>
-    <w:p>
-      <w:pPr>
-        <w:rPr>
-          <w:rFonts w:cs="Times New Roman"/>
-          <w:szCs w:val="24"/>
-        </w:rPr>
-      </w:pPr>
-    </w:p>
-    <w:p>
-      <w:pPr>
-        <w:rPr>
-          <w:rFonts w:cs="Times New Roman"/>
-          <w:szCs w:val="24"/>
-        </w:rPr>
-      </w:pPr>
-      <w:r>
-        <w:rPr>
-          <w:rFonts w:cs="Times New Roman"/>
-          <w:szCs w:val="24"/>
-        </w:rPr>
-        <w:t>2. Room Booking System</w:t>
-      </w:r>
-    </w:p>
-    <w:p>
-      <w:pPr>
-        <w:rPr>
-          <w:rFonts w:cs="Times New Roman"/>
-          <w:szCs w:val="24"/>
-        </w:rPr>
-      </w:pPr>
-    </w:p>
-    <w:p>
-      <w:pPr>
-        <w:rPr>
-          <w:rFonts w:cs="Times New Roman"/>
-          <w:szCs w:val="24"/>
-        </w:rPr>
-      </w:pPr>
-      <w:r>
-        <w:rPr>
-          <w:rFonts w:cs="Times New Roman"/>
-          <w:szCs w:val="24"/>
-        </w:rPr>
-        <w:t>Allows users to book rooms, checking for availability.</w:t>
-      </w:r>
-    </w:p>
-    <w:p>
-      <w:pPr>
-        <w:rPr>
-          <w:rFonts w:cs="Times New Roman"/>
-          <w:szCs w:val="24"/>
-        </w:rPr>
-      </w:pPr>
-    </w:p>
-    <w:p>
-      <w:pPr>
-        <w:rPr>
-          <w:rFonts w:cs="Times New Roman"/>
-          <w:szCs w:val="24"/>
-        </w:rPr>
-      </w:pPr>
-      <w:r>
-        <w:rPr>
-          <w:rFonts w:cs="Times New Roman"/>
-          <w:szCs w:val="24"/>
-        </w:rPr>
-        <w:t>models.py</w:t>
-      </w:r>
-    </w:p>
-    <w:p>
-      <w:pPr>
-        <w:rPr>
-          <w:rFonts w:cs="Times New Roman"/>
-          <w:szCs w:val="24"/>
-        </w:rPr>
-      </w:pPr>
-    </w:p>
-    <w:p>
-      <w:pPr>
-        <w:rPr>
-          <w:rFonts w:cs="Times New Roman"/>
-          <w:szCs w:val="24"/>
-        </w:rPr>
-      </w:pPr>
-      <w:r>
-        <w:rPr>
-          <w:rFonts w:cs="Times New Roman"/>
-          <w:szCs w:val="24"/>
-        </w:rPr>
-        <w:t>class Room(</w:t>
-      </w:r>
-      <w:proofErr w:type="spellStart"/>
-      <w:proofErr w:type="gramStart"/>
-      <w:r>
-        <w:rPr>
-          <w:rFonts w:cs="Times New Roman"/>
-          <w:szCs w:val="24"/>
-        </w:rPr>
-        <w:t>models.Model</w:t>
-      </w:r>
-      <w:proofErr w:type="spellEnd"/>
-      <w:proofErr w:type="gramEnd"/>
-      <w:r>
-        <w:rPr>
-          <w:rFonts w:cs="Times New Roman"/>
-          <w:szCs w:val="24"/>
-        </w:rPr>
-        <w:t>):</w:t>
-      </w:r>
-    </w:p>
-    <w:p>
-      <w:pPr>
-        <w:rPr>
-          <w:rFonts w:cs="Times New Roman"/>
-          <w:szCs w:val="24"/>
-        </w:rPr>
-      </w:pPr>
-      <w:r>
-        <w:rPr>
-          <w:rFonts w:cs="Times New Roman"/>
-          <w:szCs w:val="24"/>
-        </w:rPr>
-        <w:t xml:space="preserve">    </w:t>
-      </w:r>
-      <w:proofErr w:type="spellStart"/>
-      <w:r>
-        <w:rPr>
-          <w:rFonts w:cs="Times New Roman"/>
-          <w:szCs w:val="24"/>
-        </w:rPr>
-        <w:t>room_number</w:t>
-      </w:r>
-      <w:proofErr w:type="spellEnd"/>
-      <w:r>
-        <w:rPr>
-          <w:rFonts w:cs="Times New Roman"/>
-          <w:szCs w:val="24"/>
-        </w:rPr>
-        <w:t xml:space="preserve"> = </w:t>
-      </w:r>
-      <w:proofErr w:type="spellStart"/>
-      <w:proofErr w:type="gramStart"/>
-      <w:r>
-        <w:rPr>
-          <w:rFonts w:cs="Times New Roman"/>
-          <w:szCs w:val="24"/>
-        </w:rPr>
-        <w:t>models.CharField</w:t>
-      </w:r>
-      <w:proofErr w:type="spellEnd"/>
-      <w:proofErr w:type="gramEnd"/>
-      <w:r>
-        <w:rPr>
-          <w:rFonts w:cs="Times New Roman"/>
-          <w:szCs w:val="24"/>
-        </w:rPr>
-        <w:t>(</w:t>
-      </w:r>
-      <w:proofErr w:type="spellStart"/>
-      <w:r>
-        <w:rPr>
-          <w:rFonts w:cs="Times New Roman"/>
-          <w:szCs w:val="24"/>
-        </w:rPr>
-        <w:t>max_length</w:t>
-      </w:r>
-      <w:proofErr w:type="spellEnd"/>
-      <w:r>
-        <w:rPr>
-          <w:rFonts w:cs="Times New Roman"/>
-          <w:szCs w:val="24"/>
-        </w:rPr>
-        <w:t>=10, unique=True)</w:t>
-      </w:r>
-    </w:p>
-    <w:p>
-      <w:pPr>
-        <w:rPr>
-          <w:rFonts w:cs="Times New Roman"/>
-          <w:szCs w:val="24"/>
-        </w:rPr>
-      </w:pPr>
-      <w:r>
-        <w:rPr>
-          <w:rFonts w:cs="Times New Roman"/>
-          <w:szCs w:val="24"/>
-        </w:rPr>
-        <w:t xml:space="preserve">    </w:t>
-      </w:r>
-      <w:proofErr w:type="spellStart"/>
-      <w:r>
-        <w:rPr>
-          <w:rFonts w:cs="Times New Roman"/>
-          <w:szCs w:val="24"/>
-        </w:rPr>
-        <w:t>room_type</w:t>
-      </w:r>
-      <w:proofErr w:type="spellEnd"/>
-      <w:r>
-        <w:rPr>
-          <w:rFonts w:cs="Times New Roman"/>
-          <w:szCs w:val="24"/>
-        </w:rPr>
-        <w:t xml:space="preserve"> = </w:t>
-      </w:r>
-      <w:proofErr w:type="spellStart"/>
-      <w:proofErr w:type="gramStart"/>
-      <w:r>
-        <w:rPr>
-          <w:rFonts w:cs="Times New Roman"/>
-          <w:szCs w:val="24"/>
-        </w:rPr>
-        <w:t>models.CharField</w:t>
-      </w:r>
-      <w:proofErr w:type="spellEnd"/>
-      <w:proofErr w:type="gramEnd"/>
-      <w:r>
-        <w:rPr>
-          <w:rFonts w:cs="Times New Roman"/>
-          <w:szCs w:val="24"/>
-        </w:rPr>
-        <w:t>(</w:t>
-      </w:r>
-      <w:proofErr w:type="spellStart"/>
-      <w:r>
-        <w:rPr>
-          <w:rFonts w:cs="Times New Roman"/>
-          <w:szCs w:val="24"/>
-        </w:rPr>
-        <w:t>max_length</w:t>
-      </w:r>
-      <w:proofErr w:type="spellEnd"/>
-      <w:r>
-        <w:rPr>
-          <w:rFonts w:cs="Times New Roman"/>
-          <w:szCs w:val="24"/>
-        </w:rPr>
-        <w:t>=50)</w:t>
-      </w:r>
-    </w:p>
-    <w:p>
-      <w:pPr>
-        <w:rPr>
-          <w:rFonts w:cs="Times New Roman"/>
-          <w:szCs w:val="24"/>
-        </w:rPr>
-      </w:pPr>
-      <w:r>
-        <w:rPr>
-          <w:rFonts w:cs="Times New Roman"/>
-          <w:szCs w:val="24"/>
-        </w:rPr>
-        <w:t xml:space="preserve">    </w:t>
-      </w:r>
-      <w:proofErr w:type="spellStart"/>
-      <w:r>
-        <w:rPr>
-          <w:rFonts w:cs="Times New Roman"/>
-          <w:szCs w:val="24"/>
-        </w:rPr>
-        <w:t>price_per_night</w:t>
-      </w:r>
-      <w:proofErr w:type="spellEnd"/>
-      <w:r>
-        <w:rPr>
-          <w:rFonts w:cs="Times New Roman"/>
-          <w:szCs w:val="24"/>
-        </w:rPr>
-        <w:t xml:space="preserve"> = </w:t>
-      </w:r>
-      <w:proofErr w:type="spellStart"/>
-      <w:proofErr w:type="gramStart"/>
-      <w:r>
-        <w:rPr>
-          <w:rFonts w:cs="Times New Roman"/>
-          <w:szCs w:val="24"/>
-        </w:rPr>
-        <w:t>models.DecimalField</w:t>
-      </w:r>
-      <w:proofErr w:type="spellEnd"/>
-      <w:proofErr w:type="gramEnd"/>
-      <w:r>
-        <w:rPr>
-          <w:rFonts w:cs="Times New Roman"/>
-          <w:szCs w:val="24"/>
-        </w:rPr>
-        <w:t>(</w:t>
-      </w:r>
-      <w:proofErr w:type="spellStart"/>
-      <w:r>
-        <w:rPr>
-          <w:rFonts w:cs="Times New Roman"/>
-          <w:szCs w:val="24"/>
-        </w:rPr>
-        <w:t>max_digits</w:t>
-      </w:r>
-      <w:proofErr w:type="spellEnd"/>
-      <w:r>
-        <w:rPr>
-          <w:rFonts w:cs="Times New Roman"/>
-          <w:szCs w:val="24"/>
-        </w:rPr>
-        <w:t xml:space="preserve">=8, </w:t>
-      </w:r>
-      <w:proofErr w:type="spellStart"/>
-      <w:r>
-        <w:rPr>
-          <w:rFonts w:cs="Times New Roman"/>
-          <w:szCs w:val="24"/>
-        </w:rPr>
-        <w:t>decimal_places</w:t>
-      </w:r>
-      <w:proofErr w:type="spellEnd"/>
-      <w:r>
-        <w:rPr>
-          <w:rFonts w:cs="Times New Roman"/>
-          <w:szCs w:val="24"/>
-        </w:rPr>
-        <w:t>=2)</w:t>
-      </w:r>
-    </w:p>
-    <w:p>
-      <w:pPr>
-        <w:rPr>
-          <w:rFonts w:cs="Times New Roman"/>
-          <w:szCs w:val="24"/>
-        </w:rPr>
-      </w:pPr>
-      <w:r>
-        <w:rPr>
-          <w:rFonts w:cs="Times New Roman"/>
-          <w:szCs w:val="24"/>
-        </w:rPr>
-        <w:t xml:space="preserve">    </w:t>
-      </w:r>
-      <w:proofErr w:type="spellStart"/>
-      <w:r>
-        <w:rPr>
-          <w:rFonts w:cs="Times New Roman"/>
-          <w:szCs w:val="24"/>
-        </w:rPr>
-        <w:t>is_available</w:t>
-      </w:r>
-      <w:proofErr w:type="spellEnd"/>
-      <w:r>
-        <w:rPr>
-          <w:rFonts w:cs="Times New Roman"/>
-          <w:szCs w:val="24"/>
-        </w:rPr>
-        <w:t xml:space="preserve"> = </w:t>
-      </w:r>
-      <w:proofErr w:type="spellStart"/>
-      <w:proofErr w:type="gramStart"/>
-      <w:r>
-        <w:rPr>
-          <w:rFonts w:cs="Times New Roman"/>
-          <w:szCs w:val="24"/>
-        </w:rPr>
-        <w:t>models.BooleanField</w:t>
-      </w:r>
-      <w:proofErr w:type="spellEnd"/>
-      <w:proofErr w:type="gramEnd"/>
-      <w:r>
-        <w:rPr>
-          <w:rFonts w:cs="Times New Roman"/>
-          <w:szCs w:val="24"/>
-        </w:rPr>
-        <w:t>(default=True)</w:t>
-      </w:r>
-    </w:p>
-    <w:p>
-      <w:pPr>
-        <w:rPr>
-          <w:rFonts w:cs="Times New Roman"/>
-          <w:szCs w:val="24"/>
-        </w:rPr>
-      </w:pPr>
-    </w:p>
-    <w:p>
-      <w:pPr>
-        <w:rPr>
-          <w:rFonts w:cs="Times New Roman"/>
-          <w:szCs w:val="24"/>
-        </w:rPr>
-      </w:pPr>
-      <w:r>
-        <w:rPr>
-          <w:rFonts w:cs="Times New Roman"/>
-          <w:szCs w:val="24"/>
-        </w:rPr>
-        <w:lastRenderedPageBreak/>
-        <w:t>views.py</w:t>
-      </w:r>
-    </w:p>
-    <w:p>
-      <w:pPr>
-        <w:rPr>
-          <w:rFonts w:cs="Times New Roman"/>
-          <w:szCs w:val="24"/>
-        </w:rPr>
-      </w:pPr>
-    </w:p>
-    <w:p>
-      <w:pPr>
-        <w:rPr>
-          <w:rFonts w:cs="Times New Roman"/>
-          <w:szCs w:val="24"/>
-        </w:rPr>
-      </w:pPr>
-      <w:r>
-        <w:rPr>
-          <w:rFonts w:cs="Times New Roman"/>
-          <w:szCs w:val="24"/>
-        </w:rPr>
-        <w:t xml:space="preserve">from </w:t>
-      </w:r>
-      <w:proofErr w:type="spellStart"/>
-      <w:proofErr w:type="gramStart"/>
-      <w:r>
-        <w:rPr>
-          <w:rFonts w:cs="Times New Roman"/>
-          <w:szCs w:val="24"/>
-        </w:rPr>
-        <w:t>django.shortcuts</w:t>
-      </w:r>
-      <w:proofErr w:type="spellEnd"/>
-      <w:proofErr w:type="gramEnd"/>
-      <w:r>
-        <w:rPr>
-          <w:rFonts w:cs="Times New Roman"/>
-          <w:szCs w:val="24"/>
-        </w:rPr>
-        <w:t xml:space="preserve"> import render</w:t>
-      </w:r>
-    </w:p>
-    <w:p>
-      <w:pPr>
-        <w:rPr>
-          <w:rFonts w:cs="Times New Roman"/>
-          <w:szCs w:val="24"/>
-        </w:rPr>
-      </w:pPr>
-      <w:proofErr w:type="gramStart"/>
-      <w:r>
-        <w:rPr>
-          <w:rFonts w:cs="Times New Roman"/>
-          <w:szCs w:val="24"/>
-        </w:rPr>
-        <w:t>from .models</w:t>
-      </w:r>
-      <w:proofErr w:type="gramEnd"/>
-      <w:r>
-        <w:rPr>
-          <w:rFonts w:cs="Times New Roman"/>
-          <w:szCs w:val="24"/>
-        </w:rPr>
-        <w:t xml:space="preserve"> import Room</w:t>
-      </w:r>
-    </w:p>
-    <w:p>
-      <w:pPr>
-        <w:rPr>
-          <w:rFonts w:cs="Times New Roman"/>
-          <w:szCs w:val="24"/>
-        </w:rPr>
-      </w:pPr>
-    </w:p>
-    <w:p>
-      <w:pPr>
-        <w:rPr>
-          <w:rFonts w:cs="Times New Roman"/>
-          <w:szCs w:val="24"/>
-        </w:rPr>
-      </w:pPr>
-      <w:r>
-        <w:rPr>
-          <w:rFonts w:cs="Times New Roman"/>
-          <w:szCs w:val="24"/>
-        </w:rPr>
-        <w:t xml:space="preserve">def </w:t>
-      </w:r>
-      <w:proofErr w:type="spellStart"/>
-      <w:r>
-        <w:rPr>
-          <w:rFonts w:cs="Times New Roman"/>
-          <w:szCs w:val="24"/>
-        </w:rPr>
-        <w:t>book_room</w:t>
-      </w:r>
-      <w:proofErr w:type="spellEnd"/>
-      <w:r>
-        <w:rPr>
-          <w:rFonts w:cs="Times New Roman"/>
-          <w:szCs w:val="24"/>
-        </w:rPr>
-        <w:t>(request):</w:t>
-      </w:r>
-    </w:p>
-    <w:p>
-      <w:pPr>
-        <w:rPr>
-          <w:rFonts w:cs="Times New Roman"/>
-          <w:szCs w:val="24"/>
-        </w:rPr>
-      </w:pPr>
-      <w:r>
-        <w:rPr>
-          <w:rFonts w:cs="Times New Roman"/>
-          <w:szCs w:val="24"/>
-        </w:rPr>
-        <w:t xml:space="preserve">    </w:t>
-      </w:r>
-      <w:proofErr w:type="spellStart"/>
-      <w:r>
-        <w:rPr>
-          <w:rFonts w:cs="Times New Roman"/>
-          <w:szCs w:val="24"/>
-        </w:rPr>
-        <w:t>available_rooms</w:t>
-      </w:r>
-      <w:proofErr w:type="spellEnd"/>
-      <w:r>
-        <w:rPr>
-          <w:rFonts w:cs="Times New Roman"/>
-          <w:szCs w:val="24"/>
-        </w:rPr>
-        <w:t xml:space="preserve"> = </w:t>
-      </w:r>
-      <w:proofErr w:type="spellStart"/>
-      <w:proofErr w:type="gramStart"/>
-      <w:r>
-        <w:rPr>
-          <w:rFonts w:cs="Times New Roman"/>
-          <w:szCs w:val="24"/>
-        </w:rPr>
-        <w:t>Room.objects.filter</w:t>
-      </w:r>
-      <w:proofErr w:type="spellEnd"/>
-      <w:proofErr w:type="gramEnd"/>
-      <w:r>
-        <w:rPr>
-          <w:rFonts w:cs="Times New Roman"/>
-          <w:szCs w:val="24"/>
-        </w:rPr>
-        <w:t>(</w:t>
-      </w:r>
-      <w:proofErr w:type="spellStart"/>
-      <w:r>
-        <w:rPr>
-          <w:rFonts w:cs="Times New Roman"/>
-          <w:szCs w:val="24"/>
-        </w:rPr>
-        <w:t>is_available</w:t>
-      </w:r>
-      <w:proofErr w:type="spellEnd"/>
-      <w:r>
-        <w:rPr>
-          <w:rFonts w:cs="Times New Roman"/>
-          <w:szCs w:val="24"/>
-        </w:rPr>
-        <w:t>=True)</w:t>
-      </w:r>
-    </w:p>
-    <w:p>
-      <w:pPr>
-        <w:rPr>
-          <w:rFonts w:cs="Times New Roman"/>
-          <w:szCs w:val="24"/>
-        </w:rPr>
-      </w:pPr>
-      <w:r>
-        <w:rPr>
-          <w:rFonts w:cs="Times New Roman"/>
-          <w:szCs w:val="24"/>
-        </w:rPr>
-        <w:t xml:space="preserve">    if </w:t>
-      </w:r>
-      <w:proofErr w:type="spellStart"/>
-      <w:proofErr w:type="gramStart"/>
-      <w:r>
-        <w:rPr>
-          <w:rFonts w:cs="Times New Roman"/>
-          <w:szCs w:val="24"/>
-        </w:rPr>
-        <w:t>request.method</w:t>
-      </w:r>
-      <w:proofErr w:type="spellEnd"/>
-      <w:proofErr w:type="gramEnd"/>
-      <w:r>
-        <w:rPr>
-          <w:rFonts w:cs="Times New Roman"/>
-          <w:szCs w:val="24"/>
-        </w:rPr>
-        <w:t xml:space="preserve"> == 'POST':</w:t>
-      </w:r>
-    </w:p>
-    <w:p>
-      <w:pPr>
-        <w:rPr>
-          <w:rFonts w:cs="Times New Roman"/>
-          <w:szCs w:val="24"/>
-        </w:rPr>
-      </w:pPr>
-      <w:r>
-        <w:rPr>
-          <w:rFonts w:cs="Times New Roman"/>
-          <w:szCs w:val="24"/>
-        </w:rPr>
-        <w:t xml:space="preserve">        </w:t>
-      </w:r>
-      <w:proofErr w:type="spellStart"/>
-      <w:r>
-        <w:rPr>
-          <w:rFonts w:cs="Times New Roman"/>
-          <w:szCs w:val="24"/>
-        </w:rPr>
-        <w:t>room_id</w:t>
-      </w:r>
-      <w:proofErr w:type="spellEnd"/>
-      <w:r>
-        <w:rPr>
-          <w:rFonts w:cs="Times New Roman"/>
-          <w:szCs w:val="24"/>
-        </w:rPr>
-        <w:t xml:space="preserve"> = </w:t>
-      </w:r>
-      <w:proofErr w:type="spellStart"/>
-      <w:r>
-        <w:rPr>
-          <w:rFonts w:cs="Times New Roman"/>
-          <w:szCs w:val="24"/>
-        </w:rPr>
-        <w:t>request.POST.get</w:t>
-      </w:r>
-      <w:proofErr w:type="spellEnd"/>
-      <w:r>
-        <w:rPr>
-          <w:rFonts w:cs="Times New Roman"/>
-          <w:szCs w:val="24"/>
-        </w:rPr>
-        <w:t>('</w:t>
-      </w:r>
-      <w:proofErr w:type="spellStart"/>
-      <w:r>
-        <w:rPr>
-          <w:rFonts w:cs="Times New Roman"/>
-          <w:szCs w:val="24"/>
-        </w:rPr>
-        <w:t>room_id</w:t>
-      </w:r>
-      <w:proofErr w:type="spellEnd"/>
-      <w:r>
-        <w:rPr>
-          <w:rFonts w:cs="Times New Roman"/>
-          <w:szCs w:val="24"/>
-        </w:rPr>
-        <w:t>')</w:t>
-      </w:r>
-    </w:p>
-    <w:p>
-      <w:pPr>
-        <w:rPr>
-          <w:rFonts w:cs="Times New Roman"/>
-          <w:szCs w:val="24"/>
-        </w:rPr>
-      </w:pPr>
-      <w:r>
-        <w:rPr>
-          <w:rFonts w:cs="Times New Roman"/>
-          <w:szCs w:val="24"/>
-        </w:rPr>
-        <w:t xml:space="preserve">        room = </w:t>
-      </w:r>
-      <w:proofErr w:type="spellStart"/>
-      <w:r>
-        <w:rPr>
-          <w:rFonts w:cs="Times New Roman"/>
-          <w:szCs w:val="24"/>
-        </w:rPr>
-        <w:t>Room.objects.get</w:t>
-      </w:r>
-      <w:proofErr w:type="spellEnd"/>
-      <w:r>
-        <w:rPr>
-          <w:rFonts w:cs="Times New Roman"/>
-          <w:szCs w:val="24"/>
-        </w:rPr>
-        <w:t>(id=</w:t>
-      </w:r>
-      <w:proofErr w:type="spellStart"/>
-      <w:r>
-        <w:rPr>
-          <w:rFonts w:cs="Times New Roman"/>
-          <w:szCs w:val="24"/>
-        </w:rPr>
-        <w:t>room_id</w:t>
-      </w:r>
-      <w:proofErr w:type="spellEnd"/>
-      <w:r>
-        <w:rPr>
-          <w:rFonts w:cs="Times New Roman"/>
-          <w:szCs w:val="24"/>
-        </w:rPr>
-        <w:t>)</w:t>
-      </w:r>
-    </w:p>
-    <w:p>
-      <w:pPr>
-        <w:rPr>
-          <w:rFonts w:cs="Times New Roman"/>
-          <w:szCs w:val="24"/>
-        </w:rPr>
-      </w:pPr>
-      <w:r>
-        <w:rPr>
-          <w:rFonts w:cs="Times New Roman"/>
-          <w:szCs w:val="24"/>
-        </w:rPr>
-        <w:t xml:space="preserve">        </w:t>
-      </w:r>
-      <w:proofErr w:type="spellStart"/>
-      <w:r>
-        <w:rPr>
-          <w:rFonts w:cs="Times New Roman"/>
-          <w:szCs w:val="24"/>
-        </w:rPr>
-        <w:t>room.is_available</w:t>
-      </w:r>
-      <w:proofErr w:type="spellEnd"/>
-      <w:r>
-        <w:rPr>
-          <w:rFonts w:cs="Times New Roman"/>
-          <w:szCs w:val="24"/>
-        </w:rPr>
-        <w:t xml:space="preserve"> = False</w:t>
-      </w:r>
-    </w:p>
-    <w:p>
-      <w:pPr>
-        <w:rPr>
-          <w:rFonts w:cs="Times New Roman"/>
-          <w:szCs w:val="24"/>
-        </w:rPr>
-      </w:pPr>
-      <w:r>
-        <w:rPr>
-          <w:rFonts w:cs="Times New Roman"/>
-          <w:szCs w:val="24"/>
-        </w:rPr>
-        <w:t xml:space="preserve">        </w:t>
-      </w:r>
-      <w:proofErr w:type="spellStart"/>
-      <w:proofErr w:type="gramStart"/>
-      <w:r>
-        <w:rPr>
-          <w:rFonts w:cs="Times New Roman"/>
-          <w:szCs w:val="24"/>
-        </w:rPr>
-        <w:t>room.save</w:t>
-      </w:r>
-      <w:proofErr w:type="spellEnd"/>
-      <w:proofErr w:type="gramEnd"/>
-      <w:r>
-        <w:rPr>
-          <w:rFonts w:cs="Times New Roman"/>
-          <w:szCs w:val="24"/>
-        </w:rPr>
-        <w:t>()</w:t>
-      </w:r>
-    </w:p>
-    <w:p>
-      <w:pPr>
-        <w:rPr>
-          <w:rFonts w:cs="Times New Roman"/>
-          <w:szCs w:val="24"/>
-        </w:rPr>
-      </w:pPr>
-      <w:r>
-        <w:rPr>
-          <w:rFonts w:cs="Times New Roman"/>
-          <w:szCs w:val="24"/>
-        </w:rPr>
-        <w:t xml:space="preserve">        return redirect('</w:t>
-      </w:r>
-      <w:proofErr w:type="spellStart"/>
-      <w:r>
-        <w:rPr>
-          <w:rFonts w:cs="Times New Roman"/>
-          <w:szCs w:val="24"/>
-        </w:rPr>
-        <w:t>booking_success</w:t>
-      </w:r>
-      <w:proofErr w:type="spellEnd"/>
-      <w:r>
-        <w:rPr>
-          <w:rFonts w:cs="Times New Roman"/>
-          <w:szCs w:val="24"/>
-        </w:rPr>
-        <w:t>')</w:t>
-      </w:r>
-    </w:p>
-    <w:p>
-      <w:pPr>
-        <w:rPr>
-          <w:rFonts w:cs="Times New Roman"/>
-          <w:szCs w:val="24"/>
-        </w:rPr>
-      </w:pPr>
-      <w:r>
-        <w:rPr>
-          <w:rFonts w:cs="Times New Roman"/>
-          <w:szCs w:val="24"/>
-        </w:rPr>
-        <w:t xml:space="preserve">    return </w:t>
-      </w:r>
-      <w:proofErr w:type="gramStart"/>
-      <w:r>
-        <w:rPr>
-          <w:rFonts w:cs="Times New Roman"/>
-          <w:szCs w:val="24"/>
-        </w:rPr>
-        <w:t>render(</w:t>
-      </w:r>
-      <w:proofErr w:type="gramEnd"/>
-      <w:r>
-        <w:rPr>
-          <w:rFonts w:cs="Times New Roman"/>
-          <w:szCs w:val="24"/>
-        </w:rPr>
-        <w:t xml:space="preserve">request, 'book_room.html', {'rooms': </w:t>
-      </w:r>
-      <w:proofErr w:type="spellStart"/>
-      <w:r>
-        <w:rPr>
-          <w:rFonts w:cs="Times New Roman"/>
-          <w:szCs w:val="24"/>
-        </w:rPr>
-        <w:t>available_rooms</w:t>
-      </w:r>
-      <w:proofErr w:type="spellEnd"/>
-      <w:r>
-        <w:rPr>
-          <w:rFonts w:cs="Times New Roman"/>
-          <w:szCs w:val="24"/>
-        </w:rPr>
-        <w:t>})</w:t>
-      </w:r>
-    </w:p>
-    <w:p>
-      <w:pPr>
-        <w:rPr>
-          <w:rFonts w:cs="Times New Roman"/>
-          <w:szCs w:val="24"/>
-        </w:rPr>
-      </w:pPr>
-    </w:p>
-    <w:p>
-      <w:pPr>
-        <w:rPr>
-          <w:rFonts w:cs="Times New Roman"/>
-          <w:szCs w:val="24"/>
-        </w:rPr>
-      </w:pPr>
-    </w:p>
-    <w:p>
-      <w:pPr>
-        <w:rPr>
-          <w:rFonts w:cs="Times New Roman"/>
-          <w:szCs w:val="24"/>
-        </w:rPr>
-      </w:pPr>
-    </w:p>
-    <w:p>
-      <w:pPr>
-        <w:rPr>
-          <w:rFonts w:cs="Times New Roman"/>
-          <w:szCs w:val="24"/>
-        </w:rPr>
-      </w:pPr>
-      <w:r>
-        <w:rPr>
-          <w:rFonts w:cs="Times New Roman"/>
-          <w:szCs w:val="24"/>
-        </w:rPr>
-        <w:t>3. Check-in and Check-out</w:t>
-      </w:r>
-    </w:p>
-    <w:p>
-      <w:pPr>
-        <w:rPr>
-          <w:rFonts w:cs="Times New Roman"/>
-          <w:szCs w:val="24"/>
-        </w:rPr>
-      </w:pPr>
-    </w:p>
-    <w:p>
-      <w:pPr>
-        <w:rPr>
-          <w:rFonts w:cs="Times New Roman"/>
-          <w:szCs w:val="24"/>
-        </w:rPr>
-      </w:pPr>
-      <w:r>
-        <w:rPr>
-          <w:rFonts w:cs="Times New Roman"/>
-          <w:szCs w:val="24"/>
-        </w:rPr>
-        <w:t>Handles guest check-in and check-out.</w:t>
-      </w:r>
-    </w:p>
-    <w:p>
-      <w:pPr>
-        <w:rPr>
-          <w:rFonts w:cs="Times New Roman"/>
-          <w:szCs w:val="24"/>
-        </w:rPr>
-      </w:pPr>
-    </w:p>
-    <w:p>
-      <w:pPr>
-        <w:rPr>
-          <w:rFonts w:cs="Times New Roman"/>
-          <w:szCs w:val="24"/>
-        </w:rPr>
-      </w:pPr>
-      <w:r>
-        <w:rPr>
-          <w:rFonts w:cs="Times New Roman"/>
-          <w:szCs w:val="24"/>
-        </w:rPr>
-        <w:t>models.py</w:t>
-      </w:r>
-    </w:p>
-    <w:p>
-      <w:pPr>
-        <w:rPr>
-          <w:rFonts w:cs="Times New Roman"/>
-          <w:szCs w:val="24"/>
-        </w:rPr>
-      </w:pPr>
-    </w:p>
-    <w:p>
-      <w:pPr>
-        <w:rPr>
-          <w:rFonts w:cs="Times New Roman"/>
-          <w:szCs w:val="24"/>
-        </w:rPr>
-      </w:pPr>
-      <w:r>
-        <w:rPr>
-          <w:rFonts w:cs="Times New Roman"/>
-          <w:szCs w:val="24"/>
-        </w:rPr>
-        <w:t>class Booking(</w:t>
-      </w:r>
-      <w:proofErr w:type="spellStart"/>
-      <w:proofErr w:type="gramStart"/>
-      <w:r>
-        <w:rPr>
-          <w:rFonts w:cs="Times New Roman"/>
-          <w:szCs w:val="24"/>
-        </w:rPr>
-        <w:t>models.Model</w:t>
-      </w:r>
-      <w:proofErr w:type="spellEnd"/>
-      <w:proofErr w:type="gramEnd"/>
-      <w:r>
-        <w:rPr>
-          <w:rFonts w:cs="Times New Roman"/>
-          <w:szCs w:val="24"/>
-        </w:rPr>
-        <w:t>):</w:t>
-      </w:r>
-    </w:p>
-    <w:p>
-      <w:pPr>
-        <w:rPr>
-          <w:rFonts w:cs="Times New Roman"/>
-          <w:szCs w:val="24"/>
-        </w:rPr>
-      </w:pPr>
-      <w:r>
-        <w:rPr>
-          <w:rFonts w:cs="Times New Roman"/>
-          <w:szCs w:val="24"/>
-        </w:rPr>
-        <w:t xml:space="preserve">    user = </w:t>
-      </w:r>
-      <w:proofErr w:type="spellStart"/>
-      <w:proofErr w:type="gramStart"/>
-      <w:r>
-        <w:rPr>
-          <w:rFonts w:cs="Times New Roman"/>
-          <w:szCs w:val="24"/>
-        </w:rPr>
-        <w:t>models.ForeignKey</w:t>
-      </w:r>
-      <w:proofErr w:type="spellEnd"/>
-      <w:proofErr w:type="gramEnd"/>
-      <w:r>
-        <w:rPr>
-          <w:rFonts w:cs="Times New Roman"/>
-          <w:szCs w:val="24"/>
-        </w:rPr>
-        <w:t>(</w:t>
-      </w:r>
-      <w:proofErr w:type="spellStart"/>
-      <w:r>
-        <w:rPr>
-          <w:rFonts w:cs="Times New Roman"/>
-          <w:szCs w:val="24"/>
-        </w:rPr>
-        <w:t>CustomUser</w:t>
-      </w:r>
-      <w:proofErr w:type="spellEnd"/>
-      <w:r>
-        <w:rPr>
-          <w:rFonts w:cs="Times New Roman"/>
-          <w:szCs w:val="24"/>
-        </w:rPr>
-        <w:t xml:space="preserve">, </w:t>
-      </w:r>
-      <w:proofErr w:type="spellStart"/>
-      <w:r>
-        <w:rPr>
-          <w:rFonts w:cs="Times New Roman"/>
-          <w:szCs w:val="24"/>
-        </w:rPr>
-        <w:t>on_delete</w:t>
-      </w:r>
-      <w:proofErr w:type="spellEnd"/>
-      <w:r>
-        <w:rPr>
-          <w:rFonts w:cs="Times New Roman"/>
-          <w:szCs w:val="24"/>
-        </w:rPr>
-        <w:t>=</w:t>
-      </w:r>
-      <w:proofErr w:type="spellStart"/>
-      <w:proofErr w:type="gramStart"/>
-      <w:r>
-        <w:rPr>
-          <w:rFonts w:cs="Times New Roman"/>
-          <w:szCs w:val="24"/>
-        </w:rPr>
-        <w:t>models.CASCADE</w:t>
-      </w:r>
-      <w:proofErr w:type="spellEnd"/>
-      <w:proofErr w:type="gramEnd"/>
-      <w:r>
-        <w:rPr>
-          <w:rFonts w:cs="Times New Roman"/>
-          <w:szCs w:val="24"/>
-        </w:rPr>
-        <w:t>)</w:t>
-      </w:r>
-    </w:p>
-    <w:p>
-      <w:pPr>
-        <w:rPr>
-          <w:rFonts w:cs="Times New Roman"/>
-          <w:szCs w:val="24"/>
-        </w:rPr>
-      </w:pPr>
-      <w:r>
-        <w:rPr>
-          <w:rFonts w:cs="Times New Roman"/>
-          <w:szCs w:val="24"/>
-        </w:rPr>
-        <w:t xml:space="preserve">    room = </w:t>
-      </w:r>
-      <w:proofErr w:type="spellStart"/>
-      <w:proofErr w:type="gramStart"/>
-      <w:r>
-        <w:rPr>
-          <w:rFonts w:cs="Times New Roman"/>
-          <w:szCs w:val="24"/>
-        </w:rPr>
-        <w:t>models.ForeignKey</w:t>
-      </w:r>
-      <w:proofErr w:type="spellEnd"/>
-      <w:proofErr w:type="gramEnd"/>
-      <w:r>
-        <w:rPr>
-          <w:rFonts w:cs="Times New Roman"/>
-          <w:szCs w:val="24"/>
-        </w:rPr>
-        <w:t xml:space="preserve">(Room, </w:t>
-      </w:r>
-      <w:proofErr w:type="spellStart"/>
-      <w:r>
-        <w:rPr>
-          <w:rFonts w:cs="Times New Roman"/>
-          <w:szCs w:val="24"/>
-        </w:rPr>
-        <w:t>on_delete</w:t>
-      </w:r>
-      <w:proofErr w:type="spellEnd"/>
-      <w:r>
-        <w:rPr>
-          <w:rFonts w:cs="Times New Roman"/>
-          <w:szCs w:val="24"/>
-        </w:rPr>
-        <w:t>=</w:t>
-      </w:r>
-      <w:proofErr w:type="spellStart"/>
-      <w:proofErr w:type="gramStart"/>
-      <w:r>
-        <w:rPr>
-          <w:rFonts w:cs="Times New Roman"/>
-          <w:szCs w:val="24"/>
-        </w:rPr>
-        <w:t>models.CASCADE</w:t>
-      </w:r>
-      <w:proofErr w:type="spellEnd"/>
-      <w:proofErr w:type="gramEnd"/>
-      <w:r>
-        <w:rPr>
-          <w:rFonts w:cs="Times New Roman"/>
-          <w:szCs w:val="24"/>
-        </w:rPr>
-        <w:t>)</w:t>
-      </w:r>
-    </w:p>
-    <w:p>
-      <w:pPr>
-        <w:rPr>
-          <w:rFonts w:cs="Times New Roman"/>
-          <w:szCs w:val="24"/>
-        </w:rPr>
-      </w:pPr>
-      <w:r>
-        <w:rPr>
-          <w:rFonts w:cs="Times New Roman"/>
-          <w:szCs w:val="24"/>
-        </w:rPr>
-        <w:t xml:space="preserve">    </w:t>
-      </w:r>
-      <w:proofErr w:type="spellStart"/>
-      <w:r>
-        <w:rPr>
-          <w:rFonts w:cs="Times New Roman"/>
-          <w:szCs w:val="24"/>
-        </w:rPr>
-        <w:t>check_in</w:t>
-      </w:r>
-      <w:proofErr w:type="spellEnd"/>
-      <w:r>
-        <w:rPr>
-          <w:rFonts w:cs="Times New Roman"/>
-          <w:szCs w:val="24"/>
-        </w:rPr>
-        <w:t xml:space="preserve"> = </w:t>
-      </w:r>
-      <w:proofErr w:type="spellStart"/>
-      <w:proofErr w:type="gramStart"/>
-      <w:r>
-        <w:rPr>
-          <w:rFonts w:cs="Times New Roman"/>
-          <w:szCs w:val="24"/>
-        </w:rPr>
-        <w:t>models.DateTimeField</w:t>
-      </w:r>
-      <w:proofErr w:type="spellEnd"/>
-      <w:proofErr w:type="gramEnd"/>
-      <w:r>
-        <w:rPr>
-          <w:rFonts w:cs="Times New Roman"/>
-          <w:szCs w:val="24"/>
-        </w:rPr>
-        <w:t>()</w:t>
-      </w:r>
-    </w:p>
-    <w:p>
-      <w:pPr>
-        <w:rPr>
-          <w:rFonts w:cs="Times New Roman"/>
-          <w:szCs w:val="24"/>
-        </w:rPr>
-      </w:pPr>
-      <w:r>
-        <w:rPr>
-          <w:rFonts w:cs="Times New Roman"/>
-          <w:szCs w:val="24"/>
-        </w:rPr>
-        <w:t xml:space="preserve">    </w:t>
-      </w:r>
-      <w:proofErr w:type="spellStart"/>
-      <w:r>
-        <w:rPr>
-          <w:rFonts w:cs="Times New Roman"/>
-          <w:szCs w:val="24"/>
-        </w:rPr>
-        <w:t>check_out</w:t>
-      </w:r>
-      <w:proofErr w:type="spellEnd"/>
-      <w:r>
-        <w:rPr>
-          <w:rFonts w:cs="Times New Roman"/>
-          <w:szCs w:val="24"/>
-        </w:rPr>
-        <w:t xml:space="preserve"> = </w:t>
-      </w:r>
-      <w:proofErr w:type="spellStart"/>
-      <w:proofErr w:type="gramStart"/>
-      <w:r>
-        <w:rPr>
-          <w:rFonts w:cs="Times New Roman"/>
-          <w:szCs w:val="24"/>
-        </w:rPr>
-        <w:t>models.DateTimeField</w:t>
-      </w:r>
-      <w:proofErr w:type="spellEnd"/>
-      <w:proofErr w:type="gramEnd"/>
-      <w:r>
-        <w:rPr>
-          <w:rFonts w:cs="Times New Roman"/>
-          <w:szCs w:val="24"/>
-        </w:rPr>
-        <w:t>(null=True, blank=True)</w:t>
-      </w:r>
-    </w:p>
-    <w:p>
-      <w:pPr>
-        <w:rPr>
-          <w:rFonts w:cs="Times New Roman"/>
-          <w:szCs w:val="24"/>
-        </w:rPr>
-      </w:pPr>
-      <w:r>
-        <w:rPr>
-          <w:rFonts w:cs="Times New Roman"/>
-          <w:szCs w:val="24"/>
-        </w:rPr>
-        <w:lastRenderedPageBreak/>
-        <w:t xml:space="preserve">    </w:t>
-      </w:r>
-      <w:proofErr w:type="spellStart"/>
-      <w:r>
-        <w:rPr>
-          <w:rFonts w:cs="Times New Roman"/>
-          <w:szCs w:val="24"/>
-        </w:rPr>
-        <w:t>is_checked_out</w:t>
-      </w:r>
-      <w:proofErr w:type="spellEnd"/>
-      <w:r>
-        <w:rPr>
-          <w:rFonts w:cs="Times New Roman"/>
-          <w:szCs w:val="24"/>
-        </w:rPr>
-        <w:t xml:space="preserve"> = </w:t>
-      </w:r>
-      <w:proofErr w:type="spellStart"/>
-      <w:proofErr w:type="gramStart"/>
-      <w:r>
-        <w:rPr>
-          <w:rFonts w:cs="Times New Roman"/>
-          <w:szCs w:val="24"/>
-        </w:rPr>
-        <w:t>models.BooleanField</w:t>
-      </w:r>
-      <w:proofErr w:type="spellEnd"/>
-      <w:proofErr w:type="gramEnd"/>
-      <w:r>
-        <w:rPr>
-          <w:rFonts w:cs="Times New Roman"/>
-          <w:szCs w:val="24"/>
-        </w:rPr>
-        <w:t>(default=False)</w:t>
-      </w:r>
-    </w:p>
-    <w:p>
-      <w:pPr>
-        <w:rPr>
-          <w:rFonts w:cs="Times New Roman"/>
-          <w:szCs w:val="24"/>
-        </w:rPr>
-      </w:pPr>
-    </w:p>
-    <w:p>
-      <w:pPr>
-        <w:rPr>
-          <w:rFonts w:cs="Times New Roman"/>
-          <w:szCs w:val="24"/>
-        </w:rPr>
-      </w:pPr>
-      <w:r>
-        <w:rPr>
-          <w:rFonts w:cs="Times New Roman"/>
-          <w:szCs w:val="24"/>
-        </w:rPr>
-        <w:t>views.py</w:t>
-      </w:r>
-    </w:p>
-    <w:p>
-      <w:pPr>
-        <w:rPr>
-          <w:rFonts w:cs="Times New Roman"/>
-          <w:szCs w:val="24"/>
-        </w:rPr>
-      </w:pPr>
-    </w:p>
-    <w:p>
-      <w:pPr>
-        <w:rPr>
-          <w:rFonts w:cs="Times New Roman"/>
-          <w:szCs w:val="24"/>
-        </w:rPr>
-      </w:pPr>
-      <w:r>
-        <w:rPr>
-          <w:rFonts w:cs="Times New Roman"/>
-          <w:szCs w:val="24"/>
-        </w:rPr>
-        <w:t xml:space="preserve">from </w:t>
-      </w:r>
-      <w:proofErr w:type="spellStart"/>
-      <w:proofErr w:type="gramStart"/>
-      <w:r>
-        <w:rPr>
-          <w:rFonts w:cs="Times New Roman"/>
-          <w:szCs w:val="24"/>
-        </w:rPr>
-        <w:t>django.utils</w:t>
-      </w:r>
-      <w:proofErr w:type="gramEnd"/>
-      <w:r>
-        <w:rPr>
-          <w:rFonts w:cs="Times New Roman"/>
-          <w:szCs w:val="24"/>
-        </w:rPr>
-        <w:t>.timezone</w:t>
-      </w:r>
-      <w:proofErr w:type="spellEnd"/>
-      <w:r>
-        <w:rPr>
-          <w:rFonts w:cs="Times New Roman"/>
-          <w:szCs w:val="24"/>
-        </w:rPr>
-        <w:t xml:space="preserve"> import now</w:t>
-      </w:r>
-    </w:p>
-    <w:p>
-      <w:pPr>
-        <w:rPr>
-          <w:rFonts w:cs="Times New Roman"/>
-          <w:szCs w:val="24"/>
-        </w:rPr>
-      </w:pPr>
-      <w:proofErr w:type="gramStart"/>
-      <w:r>
-        <w:rPr>
-          <w:rFonts w:cs="Times New Roman"/>
-          <w:szCs w:val="24"/>
-        </w:rPr>
-        <w:t>from .models</w:t>
-      </w:r>
-      <w:proofErr w:type="gramEnd"/>
-      <w:r>
-        <w:rPr>
-          <w:rFonts w:cs="Times New Roman"/>
-          <w:szCs w:val="24"/>
-        </w:rPr>
-        <w:t xml:space="preserve"> import Booking</w:t>
-      </w:r>
-    </w:p>
-    <w:p>
-      <w:pPr>
-        <w:rPr>
-          <w:rFonts w:cs="Times New Roman"/>
-          <w:szCs w:val="24"/>
-        </w:rPr>
-      </w:pPr>
-    </w:p>
-    <w:p>
-      <w:pPr>
-        <w:rPr>
-          <w:rFonts w:cs="Times New Roman"/>
-          <w:szCs w:val="24"/>
-        </w:rPr>
-      </w:pPr>
-      <w:r>
-        <w:rPr>
-          <w:rFonts w:cs="Times New Roman"/>
-          <w:szCs w:val="24"/>
-        </w:rPr>
-        <w:t xml:space="preserve">def </w:t>
-      </w:r>
-      <w:proofErr w:type="spellStart"/>
-      <w:r>
-        <w:rPr>
-          <w:rFonts w:cs="Times New Roman"/>
-          <w:szCs w:val="24"/>
-        </w:rPr>
-        <w:t>check_</w:t>
-      </w:r>
-      <w:proofErr w:type="gramStart"/>
-      <w:r>
-        <w:rPr>
-          <w:rFonts w:cs="Times New Roman"/>
-          <w:szCs w:val="24"/>
-        </w:rPr>
-        <w:t>in</w:t>
-      </w:r>
-      <w:proofErr w:type="spellEnd"/>
-      <w:r>
-        <w:rPr>
-          <w:rFonts w:cs="Times New Roman"/>
-          <w:szCs w:val="24"/>
-        </w:rPr>
-        <w:t>(</w:t>
-      </w:r>
-      <w:proofErr w:type="gramEnd"/>
-      <w:r>
-        <w:rPr>
-          <w:rFonts w:cs="Times New Roman"/>
-          <w:szCs w:val="24"/>
-        </w:rPr>
-        <w:t xml:space="preserve">request, </w:t>
-      </w:r>
-      <w:proofErr w:type="spellStart"/>
-      <w:r>
-        <w:rPr>
-          <w:rFonts w:cs="Times New Roman"/>
-          <w:szCs w:val="24"/>
-        </w:rPr>
-        <w:t>booking_id</w:t>
-      </w:r>
-      <w:proofErr w:type="spellEnd"/>
-      <w:r>
-        <w:rPr>
-          <w:rFonts w:cs="Times New Roman"/>
-          <w:szCs w:val="24"/>
-        </w:rPr>
-        <w:t>):</w:t>
-      </w:r>
-    </w:p>
-    <w:p>
-      <w:pPr>
-        <w:rPr>
-          <w:rFonts w:cs="Times New Roman"/>
-          <w:szCs w:val="24"/>
-        </w:rPr>
-      </w:pPr>
-      <w:r>
-        <w:rPr>
-          <w:rFonts w:cs="Times New Roman"/>
-          <w:szCs w:val="24"/>
-        </w:rPr>
-        <w:t xml:space="preserve">    booking = </w:t>
-      </w:r>
-      <w:proofErr w:type="spellStart"/>
-      <w:r>
-        <w:rPr>
-          <w:rFonts w:cs="Times New Roman"/>
-          <w:szCs w:val="24"/>
-        </w:rPr>
-        <w:t>Booking.objects.get</w:t>
-      </w:r>
-      <w:proofErr w:type="spellEnd"/>
-      <w:r>
-        <w:rPr>
-          <w:rFonts w:cs="Times New Roman"/>
-          <w:szCs w:val="24"/>
-        </w:rPr>
-        <w:t>(id=</w:t>
-      </w:r>
-      <w:proofErr w:type="spellStart"/>
-      <w:r>
-        <w:rPr>
-          <w:rFonts w:cs="Times New Roman"/>
-          <w:szCs w:val="24"/>
-        </w:rPr>
-        <w:t>booking_id</w:t>
-      </w:r>
-      <w:proofErr w:type="spellEnd"/>
-      <w:r>
-        <w:rPr>
-          <w:rFonts w:cs="Times New Roman"/>
-          <w:szCs w:val="24"/>
-        </w:rPr>
-        <w:t>)</w:t>
-      </w:r>
-    </w:p>
-    <w:p>
-      <w:pPr>
-        <w:rPr>
-          <w:rFonts w:cs="Times New Roman"/>
-          <w:szCs w:val="24"/>
-        </w:rPr>
-      </w:pPr>
-      <w:r>
-        <w:rPr>
-          <w:rFonts w:cs="Times New Roman"/>
-          <w:szCs w:val="24"/>
-        </w:rPr>
-        <w:t xml:space="preserve">    </w:t>
-      </w:r>
-      <w:proofErr w:type="spellStart"/>
-      <w:proofErr w:type="gramStart"/>
-      <w:r>
-        <w:rPr>
-          <w:rFonts w:cs="Times New Roman"/>
-          <w:szCs w:val="24"/>
-        </w:rPr>
-        <w:t>booking.check</w:t>
-      </w:r>
-      <w:proofErr w:type="gramEnd"/>
-      <w:r>
-        <w:rPr>
-          <w:rFonts w:cs="Times New Roman"/>
-          <w:szCs w:val="24"/>
-        </w:rPr>
-        <w:t>_in</w:t>
-      </w:r>
-      <w:proofErr w:type="spellEnd"/>
-      <w:r>
-        <w:rPr>
-          <w:rFonts w:cs="Times New Roman"/>
-          <w:szCs w:val="24"/>
-        </w:rPr>
-        <w:t xml:space="preserve"> = </w:t>
-      </w:r>
-      <w:proofErr w:type="gramStart"/>
-      <w:r>
-        <w:rPr>
-          <w:rFonts w:cs="Times New Roman"/>
-          <w:szCs w:val="24"/>
-        </w:rPr>
-        <w:t>now(</w:t>
-      </w:r>
-      <w:proofErr w:type="gramEnd"/>
-      <w:r>
-        <w:rPr>
-          <w:rFonts w:cs="Times New Roman"/>
-          <w:szCs w:val="24"/>
-        </w:rPr>
-        <w:t>)</w:t>
-      </w:r>
-    </w:p>
-    <w:p>
-      <w:pPr>
-        <w:rPr>
-          <w:rFonts w:cs="Times New Roman"/>
-          <w:szCs w:val="24"/>
-        </w:rPr>
-      </w:pPr>
-      <w:r>
-        <w:rPr>
-          <w:rFonts w:cs="Times New Roman"/>
-          <w:szCs w:val="24"/>
-        </w:rPr>
-        <w:t xml:space="preserve">    </w:t>
-      </w:r>
-      <w:proofErr w:type="spellStart"/>
-      <w:proofErr w:type="gramStart"/>
-      <w:r>
-        <w:rPr>
-          <w:rFonts w:cs="Times New Roman"/>
-          <w:szCs w:val="24"/>
-        </w:rPr>
-        <w:t>booking.save</w:t>
-      </w:r>
-      <w:proofErr w:type="spellEnd"/>
-      <w:proofErr w:type="gramEnd"/>
-      <w:r>
-        <w:rPr>
-          <w:rFonts w:cs="Times New Roman"/>
-          <w:szCs w:val="24"/>
-        </w:rPr>
-        <w:t>()</w:t>
-      </w:r>
-    </w:p>
-    <w:p>
-      <w:pPr>
-        <w:rPr>
-          <w:rFonts w:cs="Times New Roman"/>
-          <w:szCs w:val="24"/>
-        </w:rPr>
-      </w:pPr>
-      <w:r>
-        <w:rPr>
-          <w:rFonts w:cs="Times New Roman"/>
-          <w:szCs w:val="24"/>
-        </w:rPr>
-        <w:t xml:space="preserve">    return redirect('dashboard')</w:t>
-      </w:r>
-    </w:p>
-    <w:p>
-      <w:pPr>
-        <w:rPr>
-          <w:rFonts w:cs="Times New Roman"/>
-          <w:szCs w:val="24"/>
-        </w:rPr>
-      </w:pPr>
-    </w:p>
-    <w:p>
-      <w:pPr>
-        <w:rPr>
-          <w:rFonts w:cs="Times New Roman"/>
-          <w:szCs w:val="24"/>
-        </w:rPr>
-      </w:pPr>
-      <w:r>
-        <w:rPr>
-          <w:rFonts w:cs="Times New Roman"/>
-          <w:szCs w:val="24"/>
-        </w:rPr>
-        <w:t xml:space="preserve">def </w:t>
-      </w:r>
-      <w:proofErr w:type="spellStart"/>
-      <w:r>
-        <w:rPr>
-          <w:rFonts w:cs="Times New Roman"/>
-          <w:szCs w:val="24"/>
-        </w:rPr>
-        <w:t>check_</w:t>
-      </w:r>
-      <w:proofErr w:type="gramStart"/>
-      <w:r>
-        <w:rPr>
-          <w:rFonts w:cs="Times New Roman"/>
-          <w:szCs w:val="24"/>
-        </w:rPr>
-        <w:t>out</w:t>
-      </w:r>
-      <w:proofErr w:type="spellEnd"/>
-      <w:r>
-        <w:rPr>
-          <w:rFonts w:cs="Times New Roman"/>
-          <w:szCs w:val="24"/>
-        </w:rPr>
-        <w:t>(</w:t>
-      </w:r>
-      <w:proofErr w:type="gramEnd"/>
-      <w:r>
-        <w:rPr>
-          <w:rFonts w:cs="Times New Roman"/>
-          <w:szCs w:val="24"/>
-        </w:rPr>
-        <w:t xml:space="preserve">request, </w:t>
-      </w:r>
-      <w:proofErr w:type="spellStart"/>
-      <w:r>
-        <w:rPr>
-          <w:rFonts w:cs="Times New Roman"/>
-          <w:szCs w:val="24"/>
-        </w:rPr>
-        <w:t>booking_id</w:t>
-      </w:r>
-      <w:proofErr w:type="spellEnd"/>
-      <w:r>
-        <w:rPr>
-          <w:rFonts w:cs="Times New Roman"/>
-          <w:szCs w:val="24"/>
-        </w:rPr>
-        <w:t>):</w:t>
-      </w:r>
-    </w:p>
-    <w:p>
-      <w:pPr>
-        <w:rPr>
-          <w:rFonts w:cs="Times New Roman"/>
-          <w:szCs w:val="24"/>
-        </w:rPr>
-      </w:pPr>
-      <w:r>
-        <w:rPr>
-          <w:rFonts w:cs="Times New Roman"/>
-          <w:szCs w:val="24"/>
-        </w:rPr>
-        <w:t xml:space="preserve">    booking = </w:t>
-      </w:r>
-      <w:proofErr w:type="spellStart"/>
-      <w:r>
-        <w:rPr>
-          <w:rFonts w:cs="Times New Roman"/>
-          <w:szCs w:val="24"/>
-        </w:rPr>
-        <w:t>Booking.objects.get</w:t>
-      </w:r>
-      <w:proofErr w:type="spellEnd"/>
-      <w:r>
-        <w:rPr>
-          <w:rFonts w:cs="Times New Roman"/>
-          <w:szCs w:val="24"/>
-        </w:rPr>
-        <w:t>(id=</w:t>
-      </w:r>
-      <w:proofErr w:type="spellStart"/>
-      <w:r>
-        <w:rPr>
-          <w:rFonts w:cs="Times New Roman"/>
-          <w:szCs w:val="24"/>
-        </w:rPr>
-        <w:t>booking_id</w:t>
-      </w:r>
-      <w:proofErr w:type="spellEnd"/>
-      <w:r>
-        <w:rPr>
-          <w:rFonts w:cs="Times New Roman"/>
-          <w:szCs w:val="24"/>
-        </w:rPr>
-        <w:t>)</w:t>
-      </w:r>
-    </w:p>
-    <w:p>
-      <w:pPr>
-        <w:rPr>
-          <w:rFonts w:cs="Times New Roman"/>
-          <w:szCs w:val="24"/>
-        </w:rPr>
-      </w:pPr>
-      <w:r>
-        <w:rPr>
-          <w:rFonts w:cs="Times New Roman"/>
-          <w:szCs w:val="24"/>
-        </w:rPr>
-        <w:t xml:space="preserve">    </w:t>
-      </w:r>
-      <w:proofErr w:type="spellStart"/>
-      <w:proofErr w:type="gramStart"/>
-      <w:r>
-        <w:rPr>
-          <w:rFonts w:cs="Times New Roman"/>
-          <w:szCs w:val="24"/>
-        </w:rPr>
-        <w:t>booking.check</w:t>
-      </w:r>
-      <w:proofErr w:type="gramEnd"/>
-      <w:r>
-        <w:rPr>
-          <w:rFonts w:cs="Times New Roman"/>
-          <w:szCs w:val="24"/>
-        </w:rPr>
-        <w:t>_out</w:t>
-      </w:r>
-      <w:proofErr w:type="spellEnd"/>
-      <w:r>
-        <w:rPr>
-          <w:rFonts w:cs="Times New Roman"/>
-          <w:szCs w:val="24"/>
-        </w:rPr>
-        <w:t xml:space="preserve"> = </w:t>
-      </w:r>
-      <w:proofErr w:type="gramStart"/>
-      <w:r>
-        <w:rPr>
-          <w:rFonts w:cs="Times New Roman"/>
-          <w:szCs w:val="24"/>
-        </w:rPr>
-        <w:t>now(</w:t>
-      </w:r>
-      <w:proofErr w:type="gramEnd"/>
-      <w:r>
-        <w:rPr>
-          <w:rFonts w:cs="Times New Roman"/>
-          <w:szCs w:val="24"/>
-        </w:rPr>
-        <w:t>)</w:t>
-      </w:r>
-    </w:p>
-    <w:p>
-      <w:pPr>
-        <w:rPr>
-          <w:rFonts w:cs="Times New Roman"/>
-          <w:szCs w:val="24"/>
-        </w:rPr>
-      </w:pPr>
-      <w:r>
-        <w:rPr>
-          <w:rFonts w:cs="Times New Roman"/>
-          <w:szCs w:val="24"/>
-        </w:rPr>
-        <w:t xml:space="preserve">    </w:t>
-      </w:r>
-      <w:proofErr w:type="spellStart"/>
-      <w:r>
-        <w:rPr>
-          <w:rFonts w:cs="Times New Roman"/>
-          <w:szCs w:val="24"/>
-        </w:rPr>
-        <w:t>booking.is_checked_out</w:t>
-      </w:r>
-      <w:proofErr w:type="spellEnd"/>
-      <w:r>
-        <w:rPr>
-          <w:rFonts w:cs="Times New Roman"/>
-          <w:szCs w:val="24"/>
-        </w:rPr>
-        <w:t xml:space="preserve"> = True</w:t>
-      </w:r>
-    </w:p>
-    <w:p>
-      <w:pPr>
-        <w:rPr>
-          <w:rFonts w:cs="Times New Roman"/>
-          <w:szCs w:val="24"/>
-        </w:rPr>
-      </w:pPr>
-      <w:r>
-        <w:rPr>
-          <w:rFonts w:cs="Times New Roman"/>
-          <w:szCs w:val="24"/>
-        </w:rPr>
-        <w:t xml:space="preserve">    </w:t>
-      </w:r>
-      <w:proofErr w:type="spellStart"/>
-      <w:r>
-        <w:rPr>
-          <w:rFonts w:cs="Times New Roman"/>
-          <w:szCs w:val="24"/>
-        </w:rPr>
-        <w:t>booking.room.is_available</w:t>
-      </w:r>
-      <w:proofErr w:type="spellEnd"/>
-      <w:r>
-        <w:rPr>
-          <w:rFonts w:cs="Times New Roman"/>
-          <w:szCs w:val="24"/>
-        </w:rPr>
-        <w:t xml:space="preserve"> = True</w:t>
-      </w:r>
-    </w:p>
-    <w:p>
-      <w:pPr>
-        <w:rPr>
-          <w:rFonts w:cs="Times New Roman"/>
-          <w:szCs w:val="24"/>
-        </w:rPr>
-      </w:pPr>
-      <w:r>
-        <w:rPr>
-          <w:rFonts w:cs="Times New Roman"/>
-          <w:szCs w:val="24"/>
-        </w:rPr>
-        <w:t xml:space="preserve">    </w:t>
-      </w:r>
-      <w:proofErr w:type="spellStart"/>
-      <w:proofErr w:type="gramStart"/>
-      <w:r>
-        <w:rPr>
-          <w:rFonts w:cs="Times New Roman"/>
-          <w:szCs w:val="24"/>
-        </w:rPr>
-        <w:t>booking.room</w:t>
-      </w:r>
-      <w:proofErr w:type="gramEnd"/>
-      <w:r>
-        <w:rPr>
-          <w:rFonts w:cs="Times New Roman"/>
-          <w:szCs w:val="24"/>
-        </w:rPr>
-        <w:t>.</w:t>
-      </w:r>
-      <w:proofErr w:type="gramStart"/>
-      <w:r>
-        <w:rPr>
-          <w:rFonts w:cs="Times New Roman"/>
-          <w:szCs w:val="24"/>
-        </w:rPr>
-        <w:t>save</w:t>
-      </w:r>
-      <w:proofErr w:type="spellEnd"/>
-      <w:r>
-        <w:rPr>
-          <w:rFonts w:cs="Times New Roman"/>
-          <w:szCs w:val="24"/>
-        </w:rPr>
-        <w:t>(</w:t>
-      </w:r>
-      <w:proofErr w:type="gramEnd"/>
-      <w:r>
-        <w:rPr>
-          <w:rFonts w:cs="Times New Roman"/>
-          <w:szCs w:val="24"/>
-        </w:rPr>
-        <w:t>)</w:t>
-      </w:r>
-    </w:p>
-    <w:p>
-      <w:pPr>
-        <w:rPr>
-          <w:rFonts w:cs="Times New Roman"/>
-          <w:szCs w:val="24"/>
-        </w:rPr>
-      </w:pPr>
-      <w:r>
-        <w:rPr>
-          <w:rFonts w:cs="Times New Roman"/>
-          <w:szCs w:val="24"/>
-        </w:rPr>
-        <w:t xml:space="preserve">    </w:t>
-      </w:r>
-      <w:proofErr w:type="spellStart"/>
-      <w:proofErr w:type="gramStart"/>
-      <w:r>
-        <w:rPr>
-          <w:rFonts w:cs="Times New Roman"/>
-          <w:szCs w:val="24"/>
-        </w:rPr>
-        <w:t>booking.save</w:t>
-      </w:r>
-      <w:proofErr w:type="spellEnd"/>
-      <w:proofErr w:type="gramEnd"/>
-      <w:r>
-        <w:rPr>
-          <w:rFonts w:cs="Times New Roman"/>
-          <w:szCs w:val="24"/>
-        </w:rPr>
-        <w:t>()</w:t>
-      </w:r>
-    </w:p>
-    <w:p>
-      <w:pPr>
-        <w:rPr>
-          <w:rFonts w:cs="Times New Roman"/>
-          <w:szCs w:val="24"/>
-        </w:rPr>
-      </w:pPr>
-      <w:r>
-        <w:rPr>
-          <w:rFonts w:cs="Times New Roman"/>
-          <w:szCs w:val="24"/>
-        </w:rPr>
-        <w:t xml:space="preserve">    return redirect('dashboard')</w:t>
-      </w:r>
-    </w:p>
-    <w:p>
-      <w:pPr>
-        <w:pStyle w:val="Heading2"/>
-        <w:rPr>
-          <w:sz w:val="36"/>
-        </w:rPr>
-      </w:pPr>
-      <w:bookmarkStart w:id="57" w:name="_Toc210905269"/>
-      <w:r>
         <w:t xml:space="preserve">4.4 </w:t>
       </w:r>
       <w:r>
         <w:t>Integration Components</w:t>
       </w:r>
-      <w:bookmarkEnd w:id="57"/>
+      <w:bookmarkEnd w:id="58"/>
     </w:p>
     <w:p>
       <w:pPr>
@@ -24373,7 +21831,7 @@
       <w:pPr>
         <w:pStyle w:val="Heading3"/>
       </w:pPr>
-      <w:bookmarkStart w:id="58" w:name="_Toc210905270"/>
+      <w:bookmarkStart w:id="59" w:name="_Toc210905270"/>
       <w:r>
         <w:t xml:space="preserve">1. </w:t>
       </w:r>
@@ -24385,7 +21843,7 @@
         </w:rPr>
         <w:t>Property Management System (PMS) Integration</w:t>
       </w:r>
-      <w:bookmarkEnd w:id="58"/>
+      <w:bookmarkEnd w:id="59"/>
     </w:p>
     <w:p>
       <w:pPr>
@@ -24401,18 +21859,14 @@
         <w:t xml:space="preserve">Integration </w:t>
       </w:r>
       <w:r>
-        <w:t xml:space="preserve">-outs, and room assignments. Integration with PMS allows for real-time updates on room availability, guest information, and billing. This </w:t>
-      </w:r>
-      <w:r>
-        <w:lastRenderedPageBreak/>
-        <w:t>ensures that all departments have access to the latest data, reducing the risk of overbooking and enhancing guest experience.</w:t>
+        <w:t>-outs, and room assignments. Integration with PMS allows for real-time updates on room availability, guest information, and billing. This ensures that all departments have access to the latest data, reducing the risk of overbooking and enhancing guest experience.</w:t>
       </w:r>
     </w:p>
     <w:p>
       <w:pPr>
         <w:pStyle w:val="Heading3"/>
       </w:pPr>
-      <w:bookmarkStart w:id="59" w:name="_Toc210905271"/>
+      <w:bookmarkStart w:id="60" w:name="_Toc210905271"/>
       <w:r>
         <w:t>2</w:t>
       </w:r>
@@ -24427,7 +21881,7 @@
         </w:rPr>
         <w:t>Payment Gateway Integration</w:t>
       </w:r>
-      <w:bookmarkEnd w:id="59"/>
+      <w:bookmarkEnd w:id="60"/>
     </w:p>
     <w:p>
       <w:pPr>
@@ -24441,7 +21895,7 @@
       <w:pPr>
         <w:pStyle w:val="Heading3"/>
       </w:pPr>
-      <w:bookmarkStart w:id="60" w:name="_Toc210905272"/>
+      <w:bookmarkStart w:id="61" w:name="_Toc210905272"/>
       <w:r>
         <w:t>3</w:t>
       </w:r>
@@ -24456,7 +21910,7 @@
         </w:rPr>
         <w:t>Reporting and Analytics Integration</w:t>
       </w:r>
-      <w:bookmarkEnd w:id="60"/>
+      <w:bookmarkEnd w:id="61"/>
     </w:p>
     <w:p>
       <w:pPr>
@@ -24470,7 +21924,7 @@
       <w:pPr>
         <w:pStyle w:val="Heading3"/>
       </w:pPr>
-      <w:bookmarkStart w:id="61" w:name="_Toc210905273"/>
+      <w:bookmarkStart w:id="62" w:name="_Toc210905273"/>
       <w:r>
         <w:t>4.</w:t>
       </w:r>
@@ -24485,7 +21939,7 @@
         </w:rPr>
         <w:t>Third-Party Service Integrations</w:t>
       </w:r>
-      <w:bookmarkEnd w:id="61"/>
+      <w:bookmarkEnd w:id="62"/>
     </w:p>
     <w:p>
       <w:pPr>
@@ -24505,7 +21959,7 @@
       <w:pPr>
         <w:pStyle w:val="Heading3"/>
       </w:pPr>
-      <w:bookmarkStart w:id="62" w:name="_Toc210905274"/>
+      <w:bookmarkStart w:id="63" w:name="_Toc210905274"/>
       <w:r>
         <w:t>5.</w:t>
       </w:r>
@@ -24520,7 +21974,7 @@
         </w:rPr>
         <w:t>Feedback and Review Systems Integration</w:t>
       </w:r>
-      <w:bookmarkEnd w:id="62"/>
+      <w:bookmarkEnd w:id="63"/>
     </w:p>
     <w:p>
       <w:pPr>
@@ -24543,14 +21997,15 @@
       <w:pPr>
         <w:pStyle w:val="Heading2"/>
       </w:pPr>
-      <w:bookmarkStart w:id="63" w:name="_Toc210905275"/>
-      <w:r>
+      <w:bookmarkStart w:id="64" w:name="_Toc210905275"/>
+      <w:r>
+        <w:lastRenderedPageBreak/>
         <w:t xml:space="preserve">4.5 </w:t>
       </w:r>
       <w:r>
         <w:t>CHALLENGES FACED DURING IMPLEMENTATION</w:t>
       </w:r>
-      <w:bookmarkEnd w:id="63"/>
+      <w:bookmarkEnd w:id="64"/>
     </w:p>
     <w:p>
       <w:pPr>
@@ -24579,11 +22034,11 @@
       <w:pPr>
         <w:pStyle w:val="Heading3"/>
       </w:pPr>
-      <w:bookmarkStart w:id="64" w:name="_Toc210905276"/>
+      <w:bookmarkStart w:id="65" w:name="_Toc210905276"/>
       <w:r>
         <w:t>1. System Complexity and Scalability</w:t>
       </w:r>
-      <w:bookmarkEnd w:id="64"/>
+      <w:bookmarkEnd w:id="65"/>
     </w:p>
     <w:p>
       <w:pPr>
@@ -24650,7 +22105,6 @@
           <w:bCs/>
           <w:szCs w:val="24"/>
         </w:rPr>
-        <w:lastRenderedPageBreak/>
         <w:t>Solution:</w:t>
       </w:r>
     </w:p>
@@ -24696,14 +22150,14 @@
       <w:pPr>
         <w:pStyle w:val="Heading3"/>
       </w:pPr>
-      <w:bookmarkStart w:id="65" w:name="_Toc210905277"/>
+      <w:bookmarkStart w:id="66" w:name="_Toc210905277"/>
       <w:r>
         <w:t xml:space="preserve">2. </w:t>
       </w:r>
       <w:r>
         <w:t>Choosing the Appropriate Database</w:t>
       </w:r>
-      <w:bookmarkEnd w:id="65"/>
+      <w:bookmarkEnd w:id="66"/>
     </w:p>
     <w:p>
       <w:pPr>
@@ -24836,11 +22290,11 @@
       <w:pPr>
         <w:pStyle w:val="Heading3"/>
       </w:pPr>
-      <w:bookmarkStart w:id="66" w:name="_Toc210905278"/>
+      <w:bookmarkStart w:id="67" w:name="_Toc210905278"/>
       <w:r>
         <w:t>3. Handling User Authentication and Security</w:t>
       </w:r>
-      <w:bookmarkEnd w:id="66"/>
+      <w:bookmarkEnd w:id="67"/>
     </w:p>
     <w:p>
       <w:pPr>
@@ -24966,14 +22420,15 @@
       <w:pPr>
         <w:pStyle w:val="Heading3"/>
       </w:pPr>
-      <w:bookmarkStart w:id="67" w:name="_Toc210905279"/>
-      <w:r>
+      <w:bookmarkStart w:id="68" w:name="_Toc210905279"/>
+      <w:r>
+        <w:lastRenderedPageBreak/>
         <w:t>4</w:t>
       </w:r>
       <w:r>
         <w:t>. Database Integrity and Data Consistency</w:t>
       </w:r>
-      <w:bookmarkEnd w:id="67"/>
+      <w:bookmarkEnd w:id="68"/>
     </w:p>
     <w:p>
       <w:pPr>
@@ -25077,15 +22532,14 @@
       <w:pPr>
         <w:pStyle w:val="Heading3"/>
       </w:pPr>
-      <w:bookmarkStart w:id="68" w:name="_Toc210905280"/>
-      <w:r>
-        <w:lastRenderedPageBreak/>
+      <w:bookmarkStart w:id="69" w:name="_Toc210905280"/>
+      <w:r>
         <w:t>5.</w:t>
       </w:r>
       <w:r>
         <w:t>Website Responsiveness Issue</w:t>
       </w:r>
-      <w:bookmarkEnd w:id="68"/>
+      <w:bookmarkEnd w:id="69"/>
     </w:p>
     <w:p>
       <w:pPr>
@@ -25294,11 +22748,12 @@
       <w:pPr>
         <w:pStyle w:val="Heading2"/>
       </w:pPr>
-      <w:bookmarkStart w:id="69" w:name="_Toc210905281"/>
-      <w:r>
+      <w:bookmarkStart w:id="70" w:name="_Toc210905281"/>
+      <w:r>
+        <w:lastRenderedPageBreak/>
         <w:t>4.4 TESTING</w:t>
       </w:r>
-      <w:bookmarkEnd w:id="69"/>
+      <w:bookmarkEnd w:id="70"/>
     </w:p>
     <w:p>
       <w:pPr>
@@ -25313,7 +22768,6 @@
         <w:pStyle w:val="NormalWeb"/>
       </w:pPr>
       <w:r>
-        <w:lastRenderedPageBreak/>
         <w:t>The testing process was carried out using a combination of automated and manual testing techniques. Automated testing was used for repetitive tasks and regression testing, while manual testing was employed for user experience, edge cases, and complex functionality.</w:t>
       </w:r>
     </w:p>
@@ -25321,14 +22775,14 @@
       <w:pPr>
         <w:pStyle w:val="Heading3"/>
       </w:pPr>
-      <w:bookmarkStart w:id="70" w:name="_Toc210905282"/>
+      <w:bookmarkStart w:id="71" w:name="_Toc210905282"/>
       <w:r>
         <w:t>4.4.1</w:t>
       </w:r>
       <w:r>
         <w:t xml:space="preserve"> Types of Tests Conducted</w:t>
       </w:r>
-      <w:bookmarkEnd w:id="70"/>
+      <w:bookmarkEnd w:id="71"/>
     </w:p>
     <w:p>
       <w:pPr>
@@ -25504,6 +22958,7 @@
         <w:rPr>
           <w:rStyle w:val="Strong"/>
         </w:rPr>
+        <w:lastRenderedPageBreak/>
         <w:t>System Testing:</w:t>
       </w:r>
       <w:r>
@@ -25546,7 +23001,6 @@
         <w:spacing w:before="100" w:beforeAutospacing="1" w:after="100" w:afterAutospacing="1" w:line="240" w:lineRule="auto"/>
       </w:pPr>
       <w:r>
-        <w:lastRenderedPageBreak/>
         <w:t>Test the functionality of reporting features, such as generating daily occupancy reports and revenue tracking.</w:t>
       </w:r>
     </w:p>
@@ -25677,14 +23131,14 @@
       <w:pPr>
         <w:pStyle w:val="Heading3"/>
       </w:pPr>
-      <w:bookmarkStart w:id="71" w:name="_Toc210905283"/>
+      <w:bookmarkStart w:id="72" w:name="_Toc210905283"/>
       <w:r>
         <w:t>4.4.2</w:t>
       </w:r>
       <w:r>
         <w:t>Summary of Test Results</w:t>
       </w:r>
-      <w:bookmarkEnd w:id="71"/>
+      <w:bookmarkEnd w:id="72"/>
     </w:p>
     <w:p>
       <w:pPr>
@@ -25742,6 +23196,7 @@
         <w:rPr>
           <w:rStyle w:val="Strong"/>
         </w:rPr>
+        <w:lastRenderedPageBreak/>
         <w:t>System Testing:</w:t>
       </w:r>
       <w:r>
@@ -25770,15 +23225,14 @@
       <w:pPr>
         <w:pStyle w:val="Heading3"/>
       </w:pPr>
-      <w:bookmarkStart w:id="72" w:name="_Toc210905284"/>
-      <w:r>
-        <w:lastRenderedPageBreak/>
+      <w:bookmarkStart w:id="73" w:name="_Toc210905284"/>
+      <w:r>
         <w:t>4.4.3</w:t>
       </w:r>
       <w:r>
         <w:t>Fixes Applied</w:t>
       </w:r>
-      <w:bookmarkEnd w:id="72"/>
+      <w:bookmarkEnd w:id="73"/>
     </w:p>
     <w:p>
       <w:pPr>
@@ -25995,12 +23449,11 @@
       <w:pPr>
         <w:pStyle w:val="Heading1"/>
       </w:pPr>
-      <w:bookmarkStart w:id="73" w:name="_Toc210905285"/>
-      <w:r>
-        <w:lastRenderedPageBreak/>
+      <w:bookmarkStart w:id="74" w:name="_Toc210905285"/>
+      <w:r>
         <w:t>Chapter 5: Results and Discussion</w:t>
       </w:r>
-      <w:bookmarkEnd w:id="73"/>
+      <w:bookmarkEnd w:id="74"/>
     </w:p>
     <w:p>
       <w:pPr>
@@ -26022,7 +23475,7 @@
           <w:spacing w:val="0"/>
         </w:rPr>
       </w:pPr>
-      <w:bookmarkStart w:id="74" w:name="_Toc210905286"/>
+      <w:bookmarkStart w:id="75" w:name="_Toc210905286"/>
       <w:r>
         <w:rPr>
           <w:rStyle w:val="BookTitle"/>
@@ -26034,7 +23487,7 @@
         </w:rPr>
         <w:t>5.1 Summary of Test Results and Fixes Applied</w:t>
       </w:r>
-      <w:bookmarkEnd w:id="74"/>
+      <w:bookmarkEnd w:id="75"/>
     </w:p>
     <w:p>
       <w:pPr>
@@ -26071,11 +23524,11 @@
       <w:pPr>
         <w:pStyle w:val="Heading3"/>
       </w:pPr>
-      <w:bookmarkStart w:id="75" w:name="_Toc210905287"/>
+      <w:bookmarkStart w:id="76" w:name="_Toc210905287"/>
       <w:r>
         <w:t>5.1.1 Unit Testing</w:t>
       </w:r>
-      <w:bookmarkEnd w:id="75"/>
+      <w:bookmarkEnd w:id="76"/>
     </w:p>
     <w:p>
       <w:pPr>
@@ -26272,7 +23725,6 @@
           <w:rFonts w:cs="Times New Roman"/>
           <w:szCs w:val="24"/>
         </w:rPr>
-        <w:lastRenderedPageBreak/>
         <w:t xml:space="preserve">Payment Processing: Tested payment methods, </w:t>
       </w:r>
       <w:r>
@@ -26332,11 +23784,11 @@
       <w:pPr>
         <w:pStyle w:val="Heading3"/>
       </w:pPr>
-      <w:bookmarkStart w:id="76" w:name="_Toc210905288"/>
+      <w:bookmarkStart w:id="77" w:name="_Toc210905288"/>
       <w:r>
         <w:t>5.1.2 Integration Testing</w:t>
       </w:r>
-      <w:bookmarkEnd w:id="76"/>
+      <w:bookmarkEnd w:id="77"/>
     </w:p>
     <w:p/>
     <w:p>
@@ -26432,11 +23884,11 @@
       <w:pPr>
         <w:pStyle w:val="Heading3"/>
       </w:pPr>
-      <w:bookmarkStart w:id="77" w:name="_Toc210905289"/>
+      <w:bookmarkStart w:id="78" w:name="_Toc210905289"/>
       <w:r>
         <w:t>5.1.3 System Testing</w:t>
       </w:r>
-      <w:bookmarkEnd w:id="77"/>
+      <w:bookmarkEnd w:id="78"/>
     </w:p>
     <w:p>
       <w:pPr>
@@ -26534,12 +23986,11 @@
       <w:pPr>
         <w:pStyle w:val="Heading2"/>
       </w:pPr>
-      <w:bookmarkStart w:id="78" w:name="_Toc210905290"/>
-      <w:r>
-        <w:lastRenderedPageBreak/>
+      <w:bookmarkStart w:id="79" w:name="_Toc210905290"/>
+      <w:r>
         <w:t>5.2 Presentation of Results Using Performance Metrics</w:t>
       </w:r>
-      <w:bookmarkEnd w:id="78"/>
+      <w:bookmarkEnd w:id="79"/>
     </w:p>
     <w:p>
       <w:pPr>
@@ -26630,11 +24081,11 @@
       <w:pPr>
         <w:pStyle w:val="Heading2"/>
       </w:pPr>
-      <w:bookmarkStart w:id="79" w:name="_Toc210905291"/>
+      <w:bookmarkStart w:id="80" w:name="_Toc210905291"/>
       <w:r>
         <w:t>5.3 Quantitative Results</w:t>
       </w:r>
-      <w:bookmarkEnd w:id="79"/>
+      <w:bookmarkEnd w:id="80"/>
     </w:p>
     <w:p>
       <w:pPr>
@@ -26678,23 +24129,7 @@
           <w:rFonts w:cs="Times New Roman"/>
           <w:szCs w:val="24"/>
         </w:rPr>
-        <w:t xml:space="preserve"> at </w:t>
-      </w:r>
-      <w:proofErr w:type="gramStart"/>
-      <w:r>
-        <w:rPr>
-          <w:rFonts w:cs="Times New Roman"/>
-          <w:szCs w:val="24"/>
-        </w:rPr>
-        <w:t>an</w:t>
-      </w:r>
-      <w:proofErr w:type="gramEnd"/>
-      <w:r>
-        <w:rPr>
-          <w:rFonts w:cs="Times New Roman"/>
-          <w:szCs w:val="24"/>
-        </w:rPr>
-        <w:t xml:space="preserve"> higher rate, compared </w:t>
+        <w:t xml:space="preserve"> at an higher rate, compared </w:t>
       </w:r>
       <w:r>
         <w:rPr>
@@ -26773,11 +24208,11 @@
       <w:pPr>
         <w:pStyle w:val="Heading2"/>
       </w:pPr>
-      <w:bookmarkStart w:id="80" w:name="_Toc210905292"/>
+      <w:bookmarkStart w:id="81" w:name="_Toc210905292"/>
       <w:r>
         <w:t>5.4 Screenshot of a Working System</w:t>
       </w:r>
-      <w:bookmarkEnd w:id="80"/>
+      <w:bookmarkEnd w:id="81"/>
     </w:p>
     <w:p>
       <w:pPr>
@@ -26832,6 +24267,7 @@
       <w:r>
         <w:rPr>
           <w:rFonts w:cs="Times New Roman"/>
+          <w:noProof/>
           <w:szCs w:val="24"/>
         </w:rPr>
         <w:lastRenderedPageBreak/>
@@ -26876,25 +24312,38 @@
       <w:pPr>
         <w:pStyle w:val="Caption"/>
       </w:pPr>
-      <w:bookmarkStart w:id="81" w:name="_Toc210905134"/>
+      <w:bookmarkStart w:id="82" w:name="_Toc210905134"/>
       <w:r>
         <w:t xml:space="preserve">Figure </w:t>
       </w:r>
-      <w:fldSimple w:instr=" SEQ Figure \* ARABIC ">
-        <w:r>
-          <w:rPr>
-            <w:noProof/>
-          </w:rPr>
-          <w:t>6</w:t>
-        </w:r>
-      </w:fldSimple>
+      <w:r>
+        <w:fldChar w:fldCharType="begin"/>
+      </w:r>
+      <w:r>
+        <w:instrText xml:space="preserve"> SEQ Figure \* ARABIC </w:instrText>
+      </w:r>
+      <w:r>
+        <w:fldChar w:fldCharType="separate"/>
+      </w:r>
       <w:r>
         <w:rPr>
           <w:noProof/>
         </w:rPr>
+        <w:t>6</w:t>
+      </w:r>
+      <w:r>
+        <w:rPr>
+          <w:noProof/>
+        </w:rPr>
+        <w:fldChar w:fldCharType="end"/>
+      </w:r>
+      <w:r>
+        <w:rPr>
+          <w:noProof/>
+        </w:rPr>
         <w:t>: Home page</w:t>
       </w:r>
-      <w:bookmarkEnd w:id="81"/>
+      <w:bookmarkEnd w:id="82"/>
     </w:p>
     <w:p/>
     <w:p/>
@@ -26916,6 +24365,7 @@
       <w:r>
         <w:rPr>
           <w:rFonts w:cs="Times New Roman"/>
+          <w:noProof/>
           <w:szCs w:val="24"/>
         </w:rPr>
         <w:drawing>
@@ -26963,22 +24413,35 @@
           <w:szCs w:val="24"/>
         </w:rPr>
       </w:pPr>
-      <w:bookmarkStart w:id="82" w:name="_Toc210905135"/>
+      <w:bookmarkStart w:id="83" w:name="_Toc210905135"/>
       <w:r>
         <w:t xml:space="preserve">Figure </w:t>
       </w:r>
-      <w:fldSimple w:instr=" SEQ Figure \* ARABIC ">
-        <w:r>
-          <w:rPr>
-            <w:noProof/>
-          </w:rPr>
-          <w:t>7</w:t>
-        </w:r>
-      </w:fldSimple>
+      <w:r>
+        <w:fldChar w:fldCharType="begin"/>
+      </w:r>
+      <w:r>
+        <w:instrText xml:space="preserve"> SEQ Figure \* ARABIC </w:instrText>
+      </w:r>
+      <w:r>
+        <w:fldChar w:fldCharType="separate"/>
+      </w:r>
+      <w:r>
+        <w:rPr>
+          <w:noProof/>
+        </w:rPr>
+        <w:t>7</w:t>
+      </w:r>
+      <w:r>
+        <w:rPr>
+          <w:noProof/>
+        </w:rPr>
+        <w:fldChar w:fldCharType="end"/>
+      </w:r>
       <w:r>
         <w:t>: Login page</w:t>
       </w:r>
-      <w:bookmarkEnd w:id="82"/>
+      <w:bookmarkEnd w:id="83"/>
     </w:p>
     <w:p>
       <w:pPr>
@@ -27018,6 +24481,7 @@
       <w:r>
         <w:rPr>
           <w:rFonts w:cs="Times New Roman"/>
+          <w:noProof/>
           <w:szCs w:val="24"/>
         </w:rPr>
         <w:lastRenderedPageBreak/>
@@ -27066,22 +24530,38 @@
           <w:szCs w:val="24"/>
         </w:rPr>
       </w:pPr>
-      <w:bookmarkStart w:id="83" w:name="_Toc210905136"/>
+      <w:bookmarkStart w:id="84" w:name="_Toc210905136"/>
       <w:r>
         <w:t xml:space="preserve">Figure </w:t>
       </w:r>
-      <w:fldSimple w:instr=" SEQ Figure \* ARABIC ">
-        <w:r>
-          <w:rPr>
-            <w:noProof/>
-          </w:rPr>
-          <w:t>8</w:t>
-        </w:r>
-      </w:fldSimple>
+      <w:r>
+        <w:fldChar w:fldCharType="begin"/>
+      </w:r>
+      <w:r>
+        <w:instrText xml:space="preserve"> SEQ Figure \*</w:instrText>
+      </w:r>
+      <w:r>
+        <w:instrText xml:space="preserve"> ARABIC </w:instrText>
+      </w:r>
+      <w:r>
+        <w:fldChar w:fldCharType="separate"/>
+      </w:r>
+      <w:r>
+        <w:rPr>
+          <w:noProof/>
+        </w:rPr>
+        <w:t>8</w:t>
+      </w:r>
+      <w:r>
+        <w:rPr>
+          <w:noProof/>
+        </w:rPr>
+        <w:fldChar w:fldCharType="end"/>
+      </w:r>
       <w:r>
         <w:t>: Registration page</w:t>
       </w:r>
-      <w:bookmarkEnd w:id="83"/>
+      <w:bookmarkEnd w:id="84"/>
     </w:p>
     <w:p>
       <w:pPr>
@@ -27112,6 +24592,7 @@
       <w:r>
         <w:rPr>
           <w:rFonts w:cs="Times New Roman"/>
+          <w:noProof/>
           <w:szCs w:val="24"/>
         </w:rPr>
         <w:lastRenderedPageBreak/>
@@ -27160,22 +24641,35 @@
           <w:szCs w:val="24"/>
         </w:rPr>
       </w:pPr>
-      <w:bookmarkStart w:id="84" w:name="_Toc210905137"/>
+      <w:bookmarkStart w:id="85" w:name="_Toc210905137"/>
       <w:r>
         <w:t xml:space="preserve">Figure </w:t>
       </w:r>
-      <w:fldSimple w:instr=" SEQ Figure \* ARABIC ">
-        <w:r>
-          <w:rPr>
-            <w:noProof/>
-          </w:rPr>
-          <w:t>9</w:t>
-        </w:r>
-      </w:fldSimple>
+      <w:r>
+        <w:fldChar w:fldCharType="begin"/>
+      </w:r>
+      <w:r>
+        <w:instrText xml:space="preserve"> SEQ Figure \* ARABIC </w:instrText>
+      </w:r>
+      <w:r>
+        <w:fldChar w:fldCharType="separate"/>
+      </w:r>
+      <w:r>
+        <w:rPr>
+          <w:noProof/>
+        </w:rPr>
+        <w:t>9</w:t>
+      </w:r>
+      <w:r>
+        <w:rPr>
+          <w:noProof/>
+        </w:rPr>
+        <w:fldChar w:fldCharType="end"/>
+      </w:r>
       <w:r>
         <w:t>: Accommodation page</w:t>
       </w:r>
-      <w:bookmarkEnd w:id="84"/>
+      <w:bookmarkEnd w:id="85"/>
     </w:p>
     <w:p>
       <w:pPr>
@@ -27223,6 +24717,7 @@
       <w:r>
         <w:rPr>
           <w:rFonts w:cs="Times New Roman"/>
+          <w:noProof/>
           <w:szCs w:val="24"/>
         </w:rPr>
         <w:lastRenderedPageBreak/>
@@ -27271,22 +24766,35 @@
           <w:szCs w:val="24"/>
         </w:rPr>
       </w:pPr>
-      <w:bookmarkStart w:id="85" w:name="_Toc210905138"/>
+      <w:bookmarkStart w:id="86" w:name="_Toc210905138"/>
       <w:r>
         <w:t xml:space="preserve">Figure </w:t>
       </w:r>
-      <w:fldSimple w:instr=" SEQ Figure \* ARABIC ">
-        <w:r>
-          <w:rPr>
-            <w:noProof/>
-          </w:rPr>
-          <w:t>10</w:t>
-        </w:r>
-      </w:fldSimple>
+      <w:r>
+        <w:fldChar w:fldCharType="begin"/>
+      </w:r>
+      <w:r>
+        <w:instrText xml:space="preserve"> SEQ Figure \* ARABIC </w:instrText>
+      </w:r>
+      <w:r>
+        <w:fldChar w:fldCharType="separate"/>
+      </w:r>
+      <w:r>
+        <w:rPr>
+          <w:noProof/>
+        </w:rPr>
+        <w:t>10</w:t>
+      </w:r>
+      <w:r>
+        <w:rPr>
+          <w:noProof/>
+        </w:rPr>
+        <w:fldChar w:fldCharType="end"/>
+      </w:r>
       <w:r>
         <w:t>: Dining page</w:t>
       </w:r>
-      <w:bookmarkEnd w:id="85"/>
+      <w:bookmarkEnd w:id="86"/>
     </w:p>
     <w:p>
       <w:pPr>
@@ -27310,6 +24818,7 @@
       <w:r>
         <w:rPr>
           <w:rFonts w:cs="Times New Roman"/>
+          <w:noProof/>
           <w:szCs w:val="24"/>
         </w:rPr>
         <w:drawing>
@@ -27357,22 +24866,35 @@
           <w:szCs w:val="24"/>
         </w:rPr>
       </w:pPr>
-      <w:bookmarkStart w:id="86" w:name="_Toc210905139"/>
+      <w:bookmarkStart w:id="87" w:name="_Toc210905139"/>
       <w:r>
         <w:t xml:space="preserve">Figure </w:t>
       </w:r>
-      <w:fldSimple w:instr=" SEQ Figure \* ARABIC ">
-        <w:r>
-          <w:rPr>
-            <w:noProof/>
-          </w:rPr>
-          <w:t>11</w:t>
-        </w:r>
-      </w:fldSimple>
+      <w:r>
+        <w:fldChar w:fldCharType="begin"/>
+      </w:r>
+      <w:r>
+        <w:instrText xml:space="preserve"> SEQ Figure \* ARABIC </w:instrText>
+      </w:r>
+      <w:r>
+        <w:fldChar w:fldCharType="separate"/>
+      </w:r>
+      <w:r>
+        <w:rPr>
+          <w:noProof/>
+        </w:rPr>
+        <w:t>11</w:t>
+      </w:r>
+      <w:r>
+        <w:rPr>
+          <w:noProof/>
+        </w:rPr>
+        <w:fldChar w:fldCharType="end"/>
+      </w:r>
       <w:r>
         <w:t>: About page</w:t>
       </w:r>
-      <w:bookmarkEnd w:id="86"/>
+      <w:bookmarkEnd w:id="87"/>
     </w:p>
     <w:p>
       <w:pPr>
@@ -27410,11 +24932,11 @@
       <w:pPr>
         <w:pStyle w:val="Heading2"/>
       </w:pPr>
-      <w:bookmarkStart w:id="87" w:name="_Toc210905293"/>
+      <w:bookmarkStart w:id="88" w:name="_Toc210905293"/>
       <w:r>
         <w:t>5.5 Discussion on Whether Objectives Were Achieved</w:t>
       </w:r>
-      <w:bookmarkEnd w:id="87"/>
+      <w:bookmarkEnd w:id="88"/>
     </w:p>
     <w:p>
       <w:pPr>
@@ -27526,11 +25048,11 @@
       <w:pPr>
         <w:pStyle w:val="Heading2"/>
       </w:pPr>
-      <w:bookmarkStart w:id="88" w:name="_Toc210905294"/>
+      <w:bookmarkStart w:id="89" w:name="_Toc210905294"/>
       <w:r>
         <w:t>5.6 Limitations and Areas That Need Improvement</w:t>
       </w:r>
-      <w:bookmarkEnd w:id="88"/>
+      <w:bookmarkEnd w:id="89"/>
     </w:p>
     <w:p>
       <w:pPr>
@@ -27893,12 +25415,12 @@
       <w:pPr>
         <w:pStyle w:val="Heading1"/>
       </w:pPr>
-      <w:bookmarkStart w:id="89" w:name="_Toc210905295"/>
+      <w:bookmarkStart w:id="90" w:name="_Toc210905295"/>
       <w:r>
         <w:lastRenderedPageBreak/>
         <w:t>CHAPTER 6: CONCLUSION AND FUTURE WORK</w:t>
       </w:r>
-      <w:bookmarkEnd w:id="89"/>
+      <w:bookmarkEnd w:id="90"/>
     </w:p>
     <w:p>
       <w:pPr>
@@ -27912,11 +25434,11 @@
       <w:pPr>
         <w:pStyle w:val="Heading2"/>
       </w:pPr>
-      <w:bookmarkStart w:id="90" w:name="_Toc210905296"/>
+      <w:bookmarkStart w:id="91" w:name="_Toc210905296"/>
       <w:r>
         <w:t>6.1 Conclusion</w:t>
       </w:r>
-      <w:bookmarkEnd w:id="90"/>
+      <w:bookmarkEnd w:id="91"/>
     </w:p>
     <w:p>
       <w:pPr>
@@ -27976,7 +25498,7 @@
           <w:spacing w:val="0"/>
         </w:rPr>
       </w:pPr>
-      <w:bookmarkStart w:id="91" w:name="_Toc210905297"/>
+      <w:bookmarkStart w:id="92" w:name="_Toc210905297"/>
       <w:r>
         <w:rPr>
           <w:rStyle w:val="BookTitle"/>
@@ -27988,7 +25510,7 @@
         </w:rPr>
         <w:t>Importance of the Results</w:t>
       </w:r>
-      <w:bookmarkEnd w:id="91"/>
+      <w:bookmarkEnd w:id="92"/>
     </w:p>
     <w:p>
       <w:pPr>
@@ -28088,7 +25610,7 @@
           <w:spacing w:val="0"/>
         </w:rPr>
       </w:pPr>
-      <w:bookmarkStart w:id="92" w:name="_Toc210905298"/>
+      <w:bookmarkStart w:id="93" w:name="_Toc210905298"/>
       <w:r>
         <w:rPr>
           <w:rStyle w:val="BookTitle"/>
@@ -28101,7 +25623,7 @@
         <w:lastRenderedPageBreak/>
         <w:t>6.2 Future Work</w:t>
       </w:r>
-      <w:bookmarkEnd w:id="92"/>
+      <w:bookmarkEnd w:id="93"/>
     </w:p>
     <w:p>
       <w:pPr>
@@ -28611,7 +26133,7 @@
         <w:lastRenderedPageBreak/>
         <w:t xml:space="preserve"> </w:t>
       </w:r>
-      <w:bookmarkStart w:id="93" w:name="_Toc210905299"/>
+      <w:bookmarkStart w:id="94" w:name="_Toc210905299"/>
       <w:r>
         <w:rPr>
           <w:rFonts w:cs="Times New Roman"/>
@@ -28620,7 +26142,7 @@
         </w:rPr>
         <w:t>REFERENCES</w:t>
       </w:r>
-      <w:bookmarkEnd w:id="93"/>
+      <w:bookmarkEnd w:id="94"/>
       <w:r>
         <w:rPr>
           <w:rFonts w:cs="Times New Roman"/>
@@ -29215,7 +26737,7 @@
 </file>
 
 <file path=word/endnotes.xml><?xml version="1.0" encoding="utf-8"?>
-<w:endnotes xmlns:wpc="http://schemas.microsoft.com/office/word/2010/wordprocessingCanvas" xmlns:cx="http://schemas.microsoft.com/office/drawing/2014/chartex" xmlns:cx1="http://schemas.microsoft.com/office/drawing/2015/9/8/chartex" xmlns:cx2="http://schemas.microsoft.com/office/drawing/2015/10/21/chartex" xmlns:cx3="http://schemas.microsoft.com/office/drawing/2016/5/9/chartex" xmlns:cx4="http://schemas.microsoft.com/office/drawing/2016/5/10/chartex" xmlns:cx5="http://schemas.microsoft.com/office/drawing/2016/5/11/chartex" xmlns:cx6="http://schemas.microsoft.com/office/drawing/2016/5/12/chartex" xmlns:cx7="http://schemas.microsoft.com/office/drawing/2016/5/13/chartex" xmlns:cx8="http://schemas.microsoft.com/office/drawing/2016/5/14/chartex" xmlns:mc="http://schemas.openxmlformats.org/markup-compatibility/2006" xmlns:aink="http://schemas.microsoft.com/office/drawing/2016/ink" xmlns:am3d="http://schemas.microsoft.com/office/drawing/2017/model3d" xmlns:o="urn:schemas-microsoft-com:office:office" xmlns:oel="http://schemas.microsoft.com/office/2019/extlst" xmlns:r="http://schemas.openxmlformats.org/officeDocument/2006/relationships" xmlns:m="http://schemas.openxmlformats.org/officeDocument/2006/math" xmlns:v="urn:schemas-microsoft-com:vml" xmlns:wp14="http://schemas.microsoft.com/office/word/2010/wordprocessingDrawing" xmlns:wp="http://schemas.openxmlformats.org/drawingml/2006/wordprocessingDrawing" xmlns:w10="urn:schemas-microsoft-com:office:word" xmlns:w="http://schemas.openxmlformats.org/wordprocessingml/2006/main" xmlns:w14="http://schemas.microsoft.com/office/word/2010/wordml" xmlns:w15="http://schemas.microsoft.com/office/word/2012/wordml" xmlns:w16cex="http://schemas.microsoft.com/office/word/2018/wordml/cex" xmlns:w16cid="http://schemas.microsoft.com/office/word/2016/wordml/cid" xmlns:w16="http://schemas.microsoft.com/office/word/2018/wordml" xmlns:w16du="http://schemas.microsoft.com/office/word/2023/wordml/word16du" xmlns:w16sdtdh="http://schemas.microsoft.com/office/word/2020/wordml/sdtdatahash" xmlns:w16sdtfl="http://schemas.microsoft.com/office/word/2024/wordml/sdtformatlock" xmlns:w16se="http://schemas.microsoft.com/office/word/2015/wordml/symex" xmlns:wpg="http://schemas.microsoft.com/office/word/2010/wordprocessingGroup" xmlns:wpi="http://schemas.microsoft.com/office/word/2010/wordprocessingInk" xmlns:wne="http://schemas.microsoft.com/office/word/2006/wordml" xmlns:wps="http://schemas.microsoft.com/office/word/2010/wordprocessingShape" mc:Ignorable="w14 w15 w16se w16cid w16 w16cex w16sdtdh w16sdtfl w16du wp14">
+<w:endnotes xmlns:wpc="http://schemas.microsoft.com/office/word/2010/wordprocessingCanvas" xmlns:cx="http://schemas.microsoft.com/office/drawing/2014/chartex" xmlns:cx1="http://schemas.microsoft.com/office/drawing/2015/9/8/chartex" xmlns:cx2="http://schemas.microsoft.com/office/drawing/2015/10/21/chartex" xmlns:cx3="http://schemas.microsoft.com/office/drawing/2016/5/9/chartex" xmlns:cx4="http://schemas.microsoft.com/office/drawing/2016/5/10/chartex" xmlns:cx5="http://schemas.microsoft.com/office/drawing/2016/5/11/chartex" xmlns:cx6="http://schemas.microsoft.com/office/drawing/2016/5/12/chartex" xmlns:cx7="http://schemas.microsoft.com/office/drawing/2016/5/13/chartex" xmlns:cx8="http://schemas.microsoft.com/office/drawing/2016/5/14/chartex" xmlns:mc="http://schemas.openxmlformats.org/markup-compatibility/2006" xmlns:aink="http://schemas.microsoft.com/office/drawing/2016/ink" xmlns:am3d="http://schemas.microsoft.com/office/drawing/2017/model3d" xmlns:o="urn:schemas-microsoft-com:office:office" xmlns:r="http://schemas.openxmlformats.org/officeDocument/2006/relationships" xmlns:m="http://schemas.openxmlformats.org/officeDocument/2006/math" xmlns:v="urn:schemas-microsoft-com:vml" xmlns:wp14="http://schemas.microsoft.com/office/word/2010/wordprocessingDrawing" xmlns:wp="http://schemas.openxmlformats.org/drawingml/2006/wordprocessingDrawing" xmlns:w10="urn:schemas-microsoft-com:office:word" xmlns:w="http://schemas.openxmlformats.org/wordprocessingml/2006/main" xmlns:w14="http://schemas.microsoft.com/office/word/2010/wordml" xmlns:w15="http://schemas.microsoft.com/office/word/2012/wordml" xmlns:w16cid="http://schemas.microsoft.com/office/word/2016/wordml/cid" xmlns:w16se="http://schemas.microsoft.com/office/word/2015/wordml/symex" xmlns:wpg="http://schemas.microsoft.com/office/word/2010/wordprocessingGroup" xmlns:wpi="http://schemas.microsoft.com/office/word/2010/wordprocessingInk" xmlns:wne="http://schemas.microsoft.com/office/word/2006/wordml" xmlns:wps="http://schemas.microsoft.com/office/word/2010/wordprocessingShape" mc:Ignorable="w14 w15 w16se w16cid wp14">
   <w:endnote w:type="separator" w:id="-1">
     <w:p>
       <w:pPr>
@@ -29240,7 +26762,7 @@
 </file>
 
 <file path=word/footer1.xml><?xml version="1.0" encoding="utf-8"?>
-<w:ftr xmlns:wpc="http://schemas.microsoft.com/office/word/2010/wordprocessingCanvas" xmlns:cx="http://schemas.microsoft.com/office/drawing/2014/chartex" xmlns:cx1="http://schemas.microsoft.com/office/drawing/2015/9/8/chartex" xmlns:cx2="http://schemas.microsoft.com/office/drawing/2015/10/21/chartex" xmlns:cx3="http://schemas.microsoft.com/office/drawing/2016/5/9/chartex" xmlns:cx4="http://schemas.microsoft.com/office/drawing/2016/5/10/chartex" xmlns:cx5="http://schemas.microsoft.com/office/drawing/2016/5/11/chartex" xmlns:cx6="http://schemas.microsoft.com/office/drawing/2016/5/12/chartex" xmlns:cx7="http://schemas.microsoft.com/office/drawing/2016/5/13/chartex" xmlns:cx8="http://schemas.microsoft.com/office/drawing/2016/5/14/chartex" xmlns:mc="http://schemas.openxmlformats.org/markup-compatibility/2006" xmlns:aink="http://schemas.microsoft.com/office/drawing/2016/ink" xmlns:am3d="http://schemas.microsoft.com/office/drawing/2017/model3d" xmlns:o="urn:schemas-microsoft-com:office:office" xmlns:oel="http://schemas.microsoft.com/office/2019/extlst" xmlns:r="http://schemas.openxmlformats.org/officeDocument/2006/relationships" xmlns:m="http://schemas.openxmlformats.org/officeDocument/2006/math" xmlns:v="urn:schemas-microsoft-com:vml" xmlns:wp14="http://schemas.microsoft.com/office/word/2010/wordprocessingDrawing" xmlns:wp="http://schemas.openxmlformats.org/drawingml/2006/wordprocessingDrawing" xmlns:w10="urn:schemas-microsoft-com:office:word" xmlns:w="http://schemas.openxmlformats.org/wordprocessingml/2006/main" xmlns:w14="http://schemas.microsoft.com/office/word/2010/wordml" xmlns:w15="http://schemas.microsoft.com/office/word/2012/wordml" xmlns:w16cex="http://schemas.microsoft.com/office/word/2018/wordml/cex" xmlns:w16cid="http://schemas.microsoft.com/office/word/2016/wordml/cid" xmlns:w16="http://schemas.microsoft.com/office/word/2018/wordml" xmlns:w16du="http://schemas.microsoft.com/office/word/2023/wordml/word16du" xmlns:w16sdtdh="http://schemas.microsoft.com/office/word/2020/wordml/sdtdatahash" xmlns:w16sdtfl="http://schemas.microsoft.com/office/word/2024/wordml/sdtformatlock" xmlns:w16se="http://schemas.microsoft.com/office/word/2015/wordml/symex" xmlns:wpg="http://schemas.microsoft.com/office/word/2010/wordprocessingGroup" xmlns:wpi="http://schemas.microsoft.com/office/word/2010/wordprocessingInk" xmlns:wne="http://schemas.microsoft.com/office/word/2006/wordml" xmlns:wps="http://schemas.microsoft.com/office/word/2010/wordprocessingShape" mc:Ignorable="w14 w15 w16se w16cid w16 w16cex w16sdtdh w16sdtfl w16du wp14">
+<w:ftr xmlns:wpc="http://schemas.microsoft.com/office/word/2010/wordprocessingCanvas" xmlns:cx="http://schemas.microsoft.com/office/drawing/2014/chartex" xmlns:cx1="http://schemas.microsoft.com/office/drawing/2015/9/8/chartex" xmlns:cx2="http://schemas.microsoft.com/office/drawing/2015/10/21/chartex" xmlns:cx3="http://schemas.microsoft.com/office/drawing/2016/5/9/chartex" xmlns:cx4="http://schemas.microsoft.com/office/drawing/2016/5/10/chartex" xmlns:cx5="http://schemas.microsoft.com/office/drawing/2016/5/11/chartex" xmlns:cx6="http://schemas.microsoft.com/office/drawing/2016/5/12/chartex" xmlns:cx7="http://schemas.microsoft.com/office/drawing/2016/5/13/chartex" xmlns:cx8="http://schemas.microsoft.com/office/drawing/2016/5/14/chartex" xmlns:mc="http://schemas.openxmlformats.org/markup-compatibility/2006" xmlns:aink="http://schemas.microsoft.com/office/drawing/2016/ink" xmlns:am3d="http://schemas.microsoft.com/office/drawing/2017/model3d" xmlns:o="urn:schemas-microsoft-com:office:office" xmlns:r="http://schemas.openxmlformats.org/officeDocument/2006/relationships" xmlns:m="http://schemas.openxmlformats.org/officeDocument/2006/math" xmlns:v="urn:schemas-microsoft-com:vml" xmlns:wp14="http://schemas.microsoft.com/office/word/2010/wordprocessingDrawing" xmlns:wp="http://schemas.openxmlformats.org/drawingml/2006/wordprocessingDrawing" xmlns:w10="urn:schemas-microsoft-com:office:word" xmlns:w="http://schemas.openxmlformats.org/wordprocessingml/2006/main" xmlns:w14="http://schemas.microsoft.com/office/word/2010/wordml" xmlns:w15="http://schemas.microsoft.com/office/word/2012/wordml" xmlns:w16cid="http://schemas.microsoft.com/office/word/2016/wordml/cid" xmlns:w16se="http://schemas.microsoft.com/office/word/2015/wordml/symex" xmlns:wpg="http://schemas.microsoft.com/office/word/2010/wordprocessingGroup" xmlns:wpi="http://schemas.microsoft.com/office/word/2010/wordprocessingInk" xmlns:wne="http://schemas.microsoft.com/office/word/2006/wordml" xmlns:wps="http://schemas.microsoft.com/office/word/2010/wordprocessingShape" mc:Ignorable="w14 w15 w16se w16cid wp14">
   <w:sdt>
     <w:sdtPr>
       <w:id w:val="597690684"/>
@@ -29293,7 +26815,7 @@
 </file>
 
 <file path=word/footer2.xml><?xml version="1.0" encoding="utf-8"?>
-<w:ftr xmlns:wpc="http://schemas.microsoft.com/office/word/2010/wordprocessingCanvas" xmlns:cx="http://schemas.microsoft.com/office/drawing/2014/chartex" xmlns:cx1="http://schemas.microsoft.com/office/drawing/2015/9/8/chartex" xmlns:cx2="http://schemas.microsoft.com/office/drawing/2015/10/21/chartex" xmlns:cx3="http://schemas.microsoft.com/office/drawing/2016/5/9/chartex" xmlns:cx4="http://schemas.microsoft.com/office/drawing/2016/5/10/chartex" xmlns:cx5="http://schemas.microsoft.com/office/drawing/2016/5/11/chartex" xmlns:cx6="http://schemas.microsoft.com/office/drawing/2016/5/12/chartex" xmlns:cx7="http://schemas.microsoft.com/office/drawing/2016/5/13/chartex" xmlns:cx8="http://schemas.microsoft.com/office/drawing/2016/5/14/chartex" xmlns:mc="http://schemas.openxmlformats.org/markup-compatibility/2006" xmlns:aink="http://schemas.microsoft.com/office/drawing/2016/ink" xmlns:am3d="http://schemas.microsoft.com/office/drawing/2017/model3d" xmlns:o="urn:schemas-microsoft-com:office:office" xmlns:oel="http://schemas.microsoft.com/office/2019/extlst" xmlns:r="http://schemas.openxmlformats.org/officeDocument/2006/relationships" xmlns:m="http://schemas.openxmlformats.org/officeDocument/2006/math" xmlns:v="urn:schemas-microsoft-com:vml" xmlns:wp14="http://schemas.microsoft.com/office/word/2010/wordprocessingDrawing" xmlns:wp="http://schemas.openxmlformats.org/drawingml/2006/wordprocessingDrawing" xmlns:w10="urn:schemas-microsoft-com:office:word" xmlns:w="http://schemas.openxmlformats.org/wordprocessingml/2006/main" xmlns:w14="http://schemas.microsoft.com/office/word/2010/wordml" xmlns:w15="http://schemas.microsoft.com/office/word/2012/wordml" xmlns:w16cex="http://schemas.microsoft.com/office/word/2018/wordml/cex" xmlns:w16cid="http://schemas.microsoft.com/office/word/2016/wordml/cid" xmlns:w16="http://schemas.microsoft.com/office/word/2018/wordml" xmlns:w16du="http://schemas.microsoft.com/office/word/2023/wordml/word16du" xmlns:w16sdtdh="http://schemas.microsoft.com/office/word/2020/wordml/sdtdatahash" xmlns:w16sdtfl="http://schemas.microsoft.com/office/word/2024/wordml/sdtformatlock" xmlns:w16se="http://schemas.microsoft.com/office/word/2015/wordml/symex" xmlns:wpg="http://schemas.microsoft.com/office/word/2010/wordprocessingGroup" xmlns:wpi="http://schemas.microsoft.com/office/word/2010/wordprocessingInk" xmlns:wne="http://schemas.microsoft.com/office/word/2006/wordml" xmlns:wps="http://schemas.microsoft.com/office/word/2010/wordprocessingShape" mc:Ignorable="w14 w15 w16se w16cid w16 w16cex w16sdtdh w16sdtfl w16du wp14">
+<w:ftr xmlns:wpc="http://schemas.microsoft.com/office/word/2010/wordprocessingCanvas" xmlns:cx="http://schemas.microsoft.com/office/drawing/2014/chartex" xmlns:cx1="http://schemas.microsoft.com/office/drawing/2015/9/8/chartex" xmlns:cx2="http://schemas.microsoft.com/office/drawing/2015/10/21/chartex" xmlns:cx3="http://schemas.microsoft.com/office/drawing/2016/5/9/chartex" xmlns:cx4="http://schemas.microsoft.com/office/drawing/2016/5/10/chartex" xmlns:cx5="http://schemas.microsoft.com/office/drawing/2016/5/11/chartex" xmlns:cx6="http://schemas.microsoft.com/office/drawing/2016/5/12/chartex" xmlns:cx7="http://schemas.microsoft.com/office/drawing/2016/5/13/chartex" xmlns:cx8="http://schemas.microsoft.com/office/drawing/2016/5/14/chartex" xmlns:mc="http://schemas.openxmlformats.org/markup-compatibility/2006" xmlns:aink="http://schemas.microsoft.com/office/drawing/2016/ink" xmlns:am3d="http://schemas.microsoft.com/office/drawing/2017/model3d" xmlns:o="urn:schemas-microsoft-com:office:office" xmlns:r="http://schemas.openxmlformats.org/officeDocument/2006/relationships" xmlns:m="http://schemas.openxmlformats.org/officeDocument/2006/math" xmlns:v="urn:schemas-microsoft-com:vml" xmlns:wp14="http://schemas.microsoft.com/office/word/2010/wordprocessingDrawing" xmlns:wp="http://schemas.openxmlformats.org/drawingml/2006/wordprocessingDrawing" xmlns:w10="urn:schemas-microsoft-com:office:word" xmlns:w="http://schemas.openxmlformats.org/wordprocessingml/2006/main" xmlns:w14="http://schemas.microsoft.com/office/word/2010/wordml" xmlns:w15="http://schemas.microsoft.com/office/word/2012/wordml" xmlns:w16cid="http://schemas.microsoft.com/office/word/2016/wordml/cid" xmlns:w16se="http://schemas.microsoft.com/office/word/2015/wordml/symex" xmlns:wpg="http://schemas.microsoft.com/office/word/2010/wordprocessingGroup" xmlns:wpi="http://schemas.microsoft.com/office/word/2010/wordprocessingInk" xmlns:wne="http://schemas.microsoft.com/office/word/2006/wordml" xmlns:wps="http://schemas.microsoft.com/office/word/2010/wordprocessingShape" mc:Ignorable="w14 w15 w16se w16cid wp14">
   <w:sdt>
     <w:sdtPr>
       <w:id w:val="-657543818"/>
@@ -29346,7 +26868,7 @@
 </file>
 
 <file path=word/footnotes.xml><?xml version="1.0" encoding="utf-8"?>
-<w:footnotes xmlns:wpc="http://schemas.microsoft.com/office/word/2010/wordprocessingCanvas" xmlns:cx="http://schemas.microsoft.com/office/drawing/2014/chartex" xmlns:cx1="http://schemas.microsoft.com/office/drawing/2015/9/8/chartex" xmlns:cx2="http://schemas.microsoft.com/office/drawing/2015/10/21/chartex" xmlns:cx3="http://schemas.microsoft.com/office/drawing/2016/5/9/chartex" xmlns:cx4="http://schemas.microsoft.com/office/drawing/2016/5/10/chartex" xmlns:cx5="http://schemas.microsoft.com/office/drawing/2016/5/11/chartex" xmlns:cx6="http://schemas.microsoft.com/office/drawing/2016/5/12/chartex" xmlns:cx7="http://schemas.microsoft.com/office/drawing/2016/5/13/chartex" xmlns:cx8="http://schemas.microsoft.com/office/drawing/2016/5/14/chartex" xmlns:mc="http://schemas.openxmlformats.org/markup-compatibility/2006" xmlns:aink="http://schemas.microsoft.com/office/drawing/2016/ink" xmlns:am3d="http://schemas.microsoft.com/office/drawing/2017/model3d" xmlns:o="urn:schemas-microsoft-com:office:office" xmlns:oel="http://schemas.microsoft.com/office/2019/extlst" xmlns:r="http://schemas.openxmlformats.org/officeDocument/2006/relationships" xmlns:m="http://schemas.openxmlformats.org/officeDocument/2006/math" xmlns:v="urn:schemas-microsoft-com:vml" xmlns:wp14="http://schemas.microsoft.com/office/word/2010/wordprocessingDrawing" xmlns:wp="http://schemas.openxmlformats.org/drawingml/2006/wordprocessingDrawing" xmlns:w10="urn:schemas-microsoft-com:office:word" xmlns:w="http://schemas.openxmlformats.org/wordprocessingml/2006/main" xmlns:w14="http://schemas.microsoft.com/office/word/2010/wordml" xmlns:w15="http://schemas.microsoft.com/office/word/2012/wordml" xmlns:w16cex="http://schemas.microsoft.com/office/word/2018/wordml/cex" xmlns:w16cid="http://schemas.microsoft.com/office/word/2016/wordml/cid" xmlns:w16="http://schemas.microsoft.com/office/word/2018/wordml" xmlns:w16du="http://schemas.microsoft.com/office/word/2023/wordml/word16du" xmlns:w16sdtdh="http://schemas.microsoft.com/office/word/2020/wordml/sdtdatahash" xmlns:w16sdtfl="http://schemas.microsoft.com/office/word/2024/wordml/sdtformatlock" xmlns:w16se="http://schemas.microsoft.com/office/word/2015/wordml/symex" xmlns:wpg="http://schemas.microsoft.com/office/word/2010/wordprocessingGroup" xmlns:wpi="http://schemas.microsoft.com/office/word/2010/wordprocessingInk" xmlns:wne="http://schemas.microsoft.com/office/word/2006/wordml" xmlns:wps="http://schemas.microsoft.com/office/word/2010/wordprocessingShape" mc:Ignorable="w14 w15 w16se w16cid w16 w16cex w16sdtdh w16sdtfl w16du wp14">
+<w:footnotes xmlns:wpc="http://schemas.microsoft.com/office/word/2010/wordprocessingCanvas" xmlns:cx="http://schemas.microsoft.com/office/drawing/2014/chartex" xmlns:cx1="http://schemas.microsoft.com/office/drawing/2015/9/8/chartex" xmlns:cx2="http://schemas.microsoft.com/office/drawing/2015/10/21/chartex" xmlns:cx3="http://schemas.microsoft.com/office/drawing/2016/5/9/chartex" xmlns:cx4="http://schemas.microsoft.com/office/drawing/2016/5/10/chartex" xmlns:cx5="http://schemas.microsoft.com/office/drawing/2016/5/11/chartex" xmlns:cx6="http://schemas.microsoft.com/office/drawing/2016/5/12/chartex" xmlns:cx7="http://schemas.microsoft.com/office/drawing/2016/5/13/chartex" xmlns:cx8="http://schemas.microsoft.com/office/drawing/2016/5/14/chartex" xmlns:mc="http://schemas.openxmlformats.org/markup-compatibility/2006" xmlns:aink="http://schemas.microsoft.com/office/drawing/2016/ink" xmlns:am3d="http://schemas.microsoft.com/office/drawing/2017/model3d" xmlns:o="urn:schemas-microsoft-com:office:office" xmlns:r="http://schemas.openxmlformats.org/officeDocument/2006/relationships" xmlns:m="http://schemas.openxmlformats.org/officeDocument/2006/math" xmlns:v="urn:schemas-microsoft-com:vml" xmlns:wp14="http://schemas.microsoft.com/office/word/2010/wordprocessingDrawing" xmlns:wp="http://schemas.openxmlformats.org/drawingml/2006/wordprocessingDrawing" xmlns:w10="urn:schemas-microsoft-com:office:word" xmlns:w="http://schemas.openxmlformats.org/wordprocessingml/2006/main" xmlns:w14="http://schemas.microsoft.com/office/word/2010/wordml" xmlns:w15="http://schemas.microsoft.com/office/word/2012/wordml" xmlns:w16cid="http://schemas.microsoft.com/office/word/2016/wordml/cid" xmlns:w16se="http://schemas.microsoft.com/office/word/2015/wordml/symex" xmlns:wpg="http://schemas.microsoft.com/office/word/2010/wordprocessingGroup" xmlns:wpi="http://schemas.microsoft.com/office/word/2010/wordprocessingInk" xmlns:wne="http://schemas.microsoft.com/office/word/2006/wordml" xmlns:wps="http://schemas.microsoft.com/office/word/2010/wordprocessingShape" mc:Ignorable="w14 w15 w16se w16cid wp14">
   <w:footnote w:type="separator" w:id="-1">
     <w:p>
       <w:pPr>
@@ -29371,7 +26893,7 @@
 </file>
 
 <file path=word/header1.xml><?xml version="1.0" encoding="utf-8"?>
-<w:hdr xmlns:wpc="http://schemas.microsoft.com/office/word/2010/wordprocessingCanvas" xmlns:cx="http://schemas.microsoft.com/office/drawing/2014/chartex" xmlns:cx1="http://schemas.microsoft.com/office/drawing/2015/9/8/chartex" xmlns:cx2="http://schemas.microsoft.com/office/drawing/2015/10/21/chartex" xmlns:cx3="http://schemas.microsoft.com/office/drawing/2016/5/9/chartex" xmlns:cx4="http://schemas.microsoft.com/office/drawing/2016/5/10/chartex" xmlns:cx5="http://schemas.microsoft.com/office/drawing/2016/5/11/chartex" xmlns:cx6="http://schemas.microsoft.com/office/drawing/2016/5/12/chartex" xmlns:cx7="http://schemas.microsoft.com/office/drawing/2016/5/13/chartex" xmlns:cx8="http://schemas.microsoft.com/office/drawing/2016/5/14/chartex" xmlns:mc="http://schemas.openxmlformats.org/markup-compatibility/2006" xmlns:aink="http://schemas.microsoft.com/office/drawing/2016/ink" xmlns:am3d="http://schemas.microsoft.com/office/drawing/2017/model3d" xmlns:o="urn:schemas-microsoft-com:office:office" xmlns:oel="http://schemas.microsoft.com/office/2019/extlst" xmlns:r="http://schemas.openxmlformats.org/officeDocument/2006/relationships" xmlns:m="http://schemas.openxmlformats.org/officeDocument/2006/math" xmlns:v="urn:schemas-microsoft-com:vml" xmlns:wp14="http://schemas.microsoft.com/office/word/2010/wordprocessingDrawing" xmlns:wp="http://schemas.openxmlformats.org/drawingml/2006/wordprocessingDrawing" xmlns:w10="urn:schemas-microsoft-com:office:word" xmlns:w="http://schemas.openxmlformats.org/wordprocessingml/2006/main" xmlns:w14="http://schemas.microsoft.com/office/word/2010/wordml" xmlns:w15="http://schemas.microsoft.com/office/word/2012/wordml" xmlns:w16cex="http://schemas.microsoft.com/office/word/2018/wordml/cex" xmlns:w16cid="http://schemas.microsoft.com/office/word/2016/wordml/cid" xmlns:w16="http://schemas.microsoft.com/office/word/2018/wordml" xmlns:w16du="http://schemas.microsoft.com/office/word/2023/wordml/word16du" xmlns:w16sdtdh="http://schemas.microsoft.com/office/word/2020/wordml/sdtdatahash" xmlns:w16sdtfl="http://schemas.microsoft.com/office/word/2024/wordml/sdtformatlock" xmlns:w16se="http://schemas.microsoft.com/office/word/2015/wordml/symex" xmlns:wpg="http://schemas.microsoft.com/office/word/2010/wordprocessingGroup" xmlns:wpi="http://schemas.microsoft.com/office/word/2010/wordprocessingInk" xmlns:wne="http://schemas.microsoft.com/office/word/2006/wordml" xmlns:wps="http://schemas.microsoft.com/office/word/2010/wordprocessingShape" mc:Ignorable="w14 w15 w16se w16cid w16 w16cex w16sdtdh w16sdtfl w16du wp14">
+<w:hdr xmlns:wpc="http://schemas.microsoft.com/office/word/2010/wordprocessingCanvas" xmlns:cx="http://schemas.microsoft.com/office/drawing/2014/chartex" xmlns:cx1="http://schemas.microsoft.com/office/drawing/2015/9/8/chartex" xmlns:cx2="http://schemas.microsoft.com/office/drawing/2015/10/21/chartex" xmlns:cx3="http://schemas.microsoft.com/office/drawing/2016/5/9/chartex" xmlns:cx4="http://schemas.microsoft.com/office/drawing/2016/5/10/chartex" xmlns:cx5="http://schemas.microsoft.com/office/drawing/2016/5/11/chartex" xmlns:cx6="http://schemas.microsoft.com/office/drawing/2016/5/12/chartex" xmlns:cx7="http://schemas.microsoft.com/office/drawing/2016/5/13/chartex" xmlns:cx8="http://schemas.microsoft.com/office/drawing/2016/5/14/chartex" xmlns:mc="http://schemas.openxmlformats.org/markup-compatibility/2006" xmlns:aink="http://schemas.microsoft.com/office/drawing/2016/ink" xmlns:am3d="http://schemas.microsoft.com/office/drawing/2017/model3d" xmlns:o="urn:schemas-microsoft-com:office:office" xmlns:r="http://schemas.openxmlformats.org/officeDocument/2006/relationships" xmlns:m="http://schemas.openxmlformats.org/officeDocument/2006/math" xmlns:v="urn:schemas-microsoft-com:vml" xmlns:wp14="http://schemas.microsoft.com/office/word/2010/wordprocessingDrawing" xmlns:wp="http://schemas.openxmlformats.org/drawingml/2006/wordprocessingDrawing" xmlns:w10="urn:schemas-microsoft-com:office:word" xmlns:w="http://schemas.openxmlformats.org/wordprocessingml/2006/main" xmlns:w14="http://schemas.microsoft.com/office/word/2010/wordml" xmlns:w15="http://schemas.microsoft.com/office/word/2012/wordml" xmlns:w16cid="http://schemas.microsoft.com/office/word/2016/wordml/cid" xmlns:w16se="http://schemas.microsoft.com/office/word/2015/wordml/symex" xmlns:wpg="http://schemas.microsoft.com/office/word/2010/wordprocessingGroup" xmlns:wpi="http://schemas.microsoft.com/office/word/2010/wordprocessingInk" xmlns:wne="http://schemas.microsoft.com/office/word/2006/wordml" xmlns:wps="http://schemas.microsoft.com/office/word/2010/wordprocessingShape" mc:Ignorable="w14 w15 w16se w16cid wp14">
   <w:p>
     <w:pPr>
       <w:pStyle w:val="Header"/>
@@ -29381,7 +26903,7 @@
 </file>
 
 <file path=word/header2.xml><?xml version="1.0" encoding="utf-8"?>
-<w:hdr xmlns:wpc="http://schemas.microsoft.com/office/word/2010/wordprocessingCanvas" xmlns:cx="http://schemas.microsoft.com/office/drawing/2014/chartex" xmlns:cx1="http://schemas.microsoft.com/office/drawing/2015/9/8/chartex" xmlns:cx2="http://schemas.microsoft.com/office/drawing/2015/10/21/chartex" xmlns:cx3="http://schemas.microsoft.com/office/drawing/2016/5/9/chartex" xmlns:cx4="http://schemas.microsoft.com/office/drawing/2016/5/10/chartex" xmlns:cx5="http://schemas.microsoft.com/office/drawing/2016/5/11/chartex" xmlns:cx6="http://schemas.microsoft.com/office/drawing/2016/5/12/chartex" xmlns:cx7="http://schemas.microsoft.com/office/drawing/2016/5/13/chartex" xmlns:cx8="http://schemas.microsoft.com/office/drawing/2016/5/14/chartex" xmlns:mc="http://schemas.openxmlformats.org/markup-compatibility/2006" xmlns:aink="http://schemas.microsoft.com/office/drawing/2016/ink" xmlns:am3d="http://schemas.microsoft.com/office/drawing/2017/model3d" xmlns:o="urn:schemas-microsoft-com:office:office" xmlns:oel="http://schemas.microsoft.com/office/2019/extlst" xmlns:r="http://schemas.openxmlformats.org/officeDocument/2006/relationships" xmlns:m="http://schemas.openxmlformats.org/officeDocument/2006/math" xmlns:v="urn:schemas-microsoft-com:vml" xmlns:wp14="http://schemas.microsoft.com/office/word/2010/wordprocessingDrawing" xmlns:wp="http://schemas.openxmlformats.org/drawingml/2006/wordprocessingDrawing" xmlns:w10="urn:schemas-microsoft-com:office:word" xmlns:w="http://schemas.openxmlformats.org/wordprocessingml/2006/main" xmlns:w14="http://schemas.microsoft.com/office/word/2010/wordml" xmlns:w15="http://schemas.microsoft.com/office/word/2012/wordml" xmlns:w16cex="http://schemas.microsoft.com/office/word/2018/wordml/cex" xmlns:w16cid="http://schemas.microsoft.com/office/word/2016/wordml/cid" xmlns:w16="http://schemas.microsoft.com/office/word/2018/wordml" xmlns:w16du="http://schemas.microsoft.com/office/word/2023/wordml/word16du" xmlns:w16sdtdh="http://schemas.microsoft.com/office/word/2020/wordml/sdtdatahash" xmlns:w16sdtfl="http://schemas.microsoft.com/office/word/2024/wordml/sdtformatlock" xmlns:w16se="http://schemas.microsoft.com/office/word/2015/wordml/symex" xmlns:wpg="http://schemas.microsoft.com/office/word/2010/wordprocessingGroup" xmlns:wpi="http://schemas.microsoft.com/office/word/2010/wordprocessingInk" xmlns:wne="http://schemas.microsoft.com/office/word/2006/wordml" xmlns:wps="http://schemas.microsoft.com/office/word/2010/wordprocessingShape" mc:Ignorable="w14 w15 w16se w16cid w16 w16cex w16sdtdh w16sdtfl w16du wp14">
+<w:hdr xmlns:wpc="http://schemas.microsoft.com/office/word/2010/wordprocessingCanvas" xmlns:cx="http://schemas.microsoft.com/office/drawing/2014/chartex" xmlns:cx1="http://schemas.microsoft.com/office/drawing/2015/9/8/chartex" xmlns:cx2="http://schemas.microsoft.com/office/drawing/2015/10/21/chartex" xmlns:cx3="http://schemas.microsoft.com/office/drawing/2016/5/9/chartex" xmlns:cx4="http://schemas.microsoft.com/office/drawing/2016/5/10/chartex" xmlns:cx5="http://schemas.microsoft.com/office/drawing/2016/5/11/chartex" xmlns:cx6="http://schemas.microsoft.com/office/drawing/2016/5/12/chartex" xmlns:cx7="http://schemas.microsoft.com/office/drawing/2016/5/13/chartex" xmlns:cx8="http://schemas.microsoft.com/office/drawing/2016/5/14/chartex" xmlns:mc="http://schemas.openxmlformats.org/markup-compatibility/2006" xmlns:aink="http://schemas.microsoft.com/office/drawing/2016/ink" xmlns:am3d="http://schemas.microsoft.com/office/drawing/2017/model3d" xmlns:o="urn:schemas-microsoft-com:office:office" xmlns:r="http://schemas.openxmlformats.org/officeDocument/2006/relationships" xmlns:m="http://schemas.openxmlformats.org/officeDocument/2006/math" xmlns:v="urn:schemas-microsoft-com:vml" xmlns:wp14="http://schemas.microsoft.com/office/word/2010/wordprocessingDrawing" xmlns:wp="http://schemas.openxmlformats.org/drawingml/2006/wordprocessingDrawing" xmlns:w10="urn:schemas-microsoft-com:office:word" xmlns:w="http://schemas.openxmlformats.org/wordprocessingml/2006/main" xmlns:w14="http://schemas.microsoft.com/office/word/2010/wordml" xmlns:w15="http://schemas.microsoft.com/office/word/2012/wordml" xmlns:w16cid="http://schemas.microsoft.com/office/word/2016/wordml/cid" xmlns:w16se="http://schemas.microsoft.com/office/word/2015/wordml/symex" xmlns:wpg="http://schemas.microsoft.com/office/word/2010/wordprocessingGroup" xmlns:wpi="http://schemas.microsoft.com/office/word/2010/wordprocessingInk" xmlns:wne="http://schemas.microsoft.com/office/word/2006/wordml" xmlns:wps="http://schemas.microsoft.com/office/word/2010/wordprocessingShape" mc:Ignorable="w14 w15 w16se w16cid wp14">
   <w:p>
     <w:pPr>
       <w:pStyle w:val="Header"/>
@@ -29391,7 +26913,7 @@
 </file>
 
 <file path=word/numbering.xml><?xml version="1.0" encoding="utf-8"?>
-<w:numbering xmlns:wpc="http://schemas.microsoft.com/office/word/2010/wordprocessingCanvas" xmlns:cx="http://schemas.microsoft.com/office/drawing/2014/chartex" xmlns:cx1="http://schemas.microsoft.com/office/drawing/2015/9/8/chartex" xmlns:cx2="http://schemas.microsoft.com/office/drawing/2015/10/21/chartex" xmlns:cx3="http://schemas.microsoft.com/office/drawing/2016/5/9/chartex" xmlns:cx4="http://schemas.microsoft.com/office/drawing/2016/5/10/chartex" xmlns:cx5="http://schemas.microsoft.com/office/drawing/2016/5/11/chartex" xmlns:cx6="http://schemas.microsoft.com/office/drawing/2016/5/12/chartex" xmlns:cx7="http://schemas.microsoft.com/office/drawing/2016/5/13/chartex" xmlns:cx8="http://schemas.microsoft.com/office/drawing/2016/5/14/chartex" xmlns:mc="http://schemas.openxmlformats.org/markup-compatibility/2006" xmlns:aink="http://schemas.microsoft.com/office/drawing/2016/ink" xmlns:am3d="http://schemas.microsoft.com/office/drawing/2017/model3d" xmlns:o="urn:schemas-microsoft-com:office:office" xmlns:oel="http://schemas.microsoft.com/office/2019/extlst" xmlns:r="http://schemas.openxmlformats.org/officeDocument/2006/relationships" xmlns:m="http://schemas.openxmlformats.org/officeDocument/2006/math" xmlns:v="urn:schemas-microsoft-com:vml" xmlns:wp14="http://schemas.microsoft.com/office/word/2010/wordprocessingDrawing" xmlns:wp="http://schemas.openxmlformats.org/drawingml/2006/wordprocessingDrawing" xmlns:w10="urn:schemas-microsoft-com:office:word" xmlns:w="http://schemas.openxmlformats.org/wordprocessingml/2006/main" xmlns:w14="http://schemas.microsoft.com/office/word/2010/wordml" xmlns:w15="http://schemas.microsoft.com/office/word/2012/wordml" xmlns:w16cex="http://schemas.microsoft.com/office/word/2018/wordml/cex" xmlns:w16cid="http://schemas.microsoft.com/office/word/2016/wordml/cid" xmlns:w16="http://schemas.microsoft.com/office/word/2018/wordml" xmlns:w16du="http://schemas.microsoft.com/office/word/2023/wordml/word16du" xmlns:w16sdtdh="http://schemas.microsoft.com/office/word/2020/wordml/sdtdatahash" xmlns:w16sdtfl="http://schemas.microsoft.com/office/word/2024/wordml/sdtformatlock" xmlns:w16se="http://schemas.microsoft.com/office/word/2015/wordml/symex" xmlns:wpg="http://schemas.microsoft.com/office/word/2010/wordprocessingGroup" xmlns:wpi="http://schemas.microsoft.com/office/word/2010/wordprocessingInk" xmlns:wne="http://schemas.microsoft.com/office/word/2006/wordml" xmlns:wps="http://schemas.microsoft.com/office/word/2010/wordprocessingShape" mc:Ignorable="w14 w15 w16se w16cid w16 w16cex w16sdtdh w16sdtfl w16du wp14">
+<w:numbering xmlns:wpc="http://schemas.microsoft.com/office/word/2010/wordprocessingCanvas" xmlns:cx="http://schemas.microsoft.com/office/drawing/2014/chartex" xmlns:cx1="http://schemas.microsoft.com/office/drawing/2015/9/8/chartex" xmlns:cx2="http://schemas.microsoft.com/office/drawing/2015/10/21/chartex" xmlns:cx3="http://schemas.microsoft.com/office/drawing/2016/5/9/chartex" xmlns:cx4="http://schemas.microsoft.com/office/drawing/2016/5/10/chartex" xmlns:cx5="http://schemas.microsoft.com/office/drawing/2016/5/11/chartex" xmlns:cx6="http://schemas.microsoft.com/office/drawing/2016/5/12/chartex" xmlns:cx7="http://schemas.microsoft.com/office/drawing/2016/5/13/chartex" xmlns:cx8="http://schemas.microsoft.com/office/drawing/2016/5/14/chartex" xmlns:mc="http://schemas.openxmlformats.org/markup-compatibility/2006" xmlns:aink="http://schemas.microsoft.com/office/drawing/2016/ink" xmlns:am3d="http://schemas.microsoft.com/office/drawing/2017/model3d" xmlns:o="urn:schemas-microsoft-com:office:office" xmlns:r="http://schemas.openxmlformats.org/officeDocument/2006/relationships" xmlns:m="http://schemas.openxmlformats.org/officeDocument/2006/math" xmlns:v="urn:schemas-microsoft-com:vml" xmlns:wp14="http://schemas.microsoft.com/office/word/2010/wordprocessingDrawing" xmlns:wp="http://schemas.openxmlformats.org/drawingml/2006/wordprocessingDrawing" xmlns:w10="urn:schemas-microsoft-com:office:word" xmlns:w="http://schemas.openxmlformats.org/wordprocessingml/2006/main" xmlns:w14="http://schemas.microsoft.com/office/word/2010/wordml" xmlns:w15="http://schemas.microsoft.com/office/word/2012/wordml" xmlns:w16cid="http://schemas.microsoft.com/office/word/2016/wordml/cid" xmlns:w16se="http://schemas.microsoft.com/office/word/2015/wordml/symex" xmlns:wpg="http://schemas.microsoft.com/office/word/2010/wordprocessingGroup" xmlns:wpi="http://schemas.microsoft.com/office/word/2010/wordprocessingInk" xmlns:wne="http://schemas.microsoft.com/office/word/2006/wordml" xmlns:wps="http://schemas.microsoft.com/office/word/2010/wordprocessingShape" mc:Ignorable="w14 w15 w16se w16cid wp14">
   <w:abstractNum w:abstractNumId="0" w15:restartNumberingAfterBreak="0">
     <w:nsid w:val="028C6D44"/>
     <w:multiLevelType w:val="hybridMultilevel"/>
@@ -35445,160 +32967,160 @@
       </w:rPr>
     </w:lvl>
   </w:abstractNum>
-  <w:num w:numId="1" w16cid:durableId="1218324410">
+  <w:num w:numId="1">
     <w:abstractNumId w:val="29"/>
   </w:num>
-  <w:num w:numId="2" w16cid:durableId="219247037">
+  <w:num w:numId="2">
     <w:abstractNumId w:val="10"/>
   </w:num>
-  <w:num w:numId="3" w16cid:durableId="2052915801">
+  <w:num w:numId="3">
     <w:abstractNumId w:val="45"/>
   </w:num>
-  <w:num w:numId="4" w16cid:durableId="586043284">
+  <w:num w:numId="4">
     <w:abstractNumId w:val="25"/>
   </w:num>
-  <w:num w:numId="5" w16cid:durableId="1448622394">
+  <w:num w:numId="5">
     <w:abstractNumId w:val="34"/>
   </w:num>
-  <w:num w:numId="6" w16cid:durableId="974678027">
+  <w:num w:numId="6">
     <w:abstractNumId w:val="22"/>
   </w:num>
-  <w:num w:numId="7" w16cid:durableId="186673410">
+  <w:num w:numId="7">
     <w:abstractNumId w:val="38"/>
   </w:num>
-  <w:num w:numId="8" w16cid:durableId="233008139">
+  <w:num w:numId="8">
     <w:abstractNumId w:val="28"/>
   </w:num>
-  <w:num w:numId="9" w16cid:durableId="582493784">
+  <w:num w:numId="9">
     <w:abstractNumId w:val="11"/>
   </w:num>
-  <w:num w:numId="10" w16cid:durableId="1778331309">
+  <w:num w:numId="10">
     <w:abstractNumId w:val="32"/>
   </w:num>
-  <w:num w:numId="11" w16cid:durableId="230578430">
+  <w:num w:numId="11">
     <w:abstractNumId w:val="13"/>
   </w:num>
-  <w:num w:numId="12" w16cid:durableId="1828323428">
+  <w:num w:numId="12">
     <w:abstractNumId w:val="1"/>
   </w:num>
-  <w:num w:numId="13" w16cid:durableId="1835336949">
+  <w:num w:numId="13">
     <w:abstractNumId w:val="31"/>
   </w:num>
-  <w:num w:numId="14" w16cid:durableId="1279263834">
+  <w:num w:numId="14">
     <w:abstractNumId w:val="19"/>
   </w:num>
-  <w:num w:numId="15" w16cid:durableId="824055680">
+  <w:num w:numId="15">
     <w:abstractNumId w:val="44"/>
   </w:num>
-  <w:num w:numId="16" w16cid:durableId="415790012">
+  <w:num w:numId="16">
     <w:abstractNumId w:val="35"/>
   </w:num>
-  <w:num w:numId="17" w16cid:durableId="2778783">
+  <w:num w:numId="17">
     <w:abstractNumId w:val="33"/>
   </w:num>
-  <w:num w:numId="18" w16cid:durableId="849367757">
+  <w:num w:numId="18">
     <w:abstractNumId w:val="27"/>
   </w:num>
-  <w:num w:numId="19" w16cid:durableId="1494488750">
+  <w:num w:numId="19">
     <w:abstractNumId w:val="14"/>
   </w:num>
-  <w:num w:numId="20" w16cid:durableId="1826193063">
+  <w:num w:numId="20">
     <w:abstractNumId w:val="3"/>
   </w:num>
-  <w:num w:numId="21" w16cid:durableId="897085099">
+  <w:num w:numId="21">
     <w:abstractNumId w:val="15"/>
   </w:num>
-  <w:num w:numId="22" w16cid:durableId="211625794">
+  <w:num w:numId="22">
     <w:abstractNumId w:val="37"/>
   </w:num>
-  <w:num w:numId="23" w16cid:durableId="657000735">
+  <w:num w:numId="23">
     <w:abstractNumId w:val="30"/>
   </w:num>
-  <w:num w:numId="24" w16cid:durableId="2082242492">
+  <w:num w:numId="24">
     <w:abstractNumId w:val="26"/>
   </w:num>
-  <w:num w:numId="25" w16cid:durableId="1627932172">
+  <w:num w:numId="25">
     <w:abstractNumId w:val="23"/>
   </w:num>
-  <w:num w:numId="26" w16cid:durableId="1222324383">
+  <w:num w:numId="26">
     <w:abstractNumId w:val="42"/>
   </w:num>
-  <w:num w:numId="27" w16cid:durableId="2125416130">
+  <w:num w:numId="27">
     <w:abstractNumId w:val="40"/>
   </w:num>
-  <w:num w:numId="28" w16cid:durableId="97408334">
+  <w:num w:numId="28">
     <w:abstractNumId w:val="40"/>
   </w:num>
-  <w:num w:numId="29" w16cid:durableId="405734191">
+  <w:num w:numId="29">
     <w:abstractNumId w:val="40"/>
   </w:num>
-  <w:num w:numId="30" w16cid:durableId="1981496789">
+  <w:num w:numId="30">
     <w:abstractNumId w:val="36"/>
   </w:num>
-  <w:num w:numId="31" w16cid:durableId="771508523">
+  <w:num w:numId="31">
     <w:abstractNumId w:val="36"/>
   </w:num>
-  <w:num w:numId="32" w16cid:durableId="774404492">
+  <w:num w:numId="32">
     <w:abstractNumId w:val="36"/>
   </w:num>
-  <w:num w:numId="33" w16cid:durableId="1640183124">
+  <w:num w:numId="33">
     <w:abstractNumId w:val="17"/>
   </w:num>
-  <w:num w:numId="34" w16cid:durableId="1648165735">
+  <w:num w:numId="34">
     <w:abstractNumId w:val="17"/>
   </w:num>
-  <w:num w:numId="35" w16cid:durableId="709309252">
+  <w:num w:numId="35">
     <w:abstractNumId w:val="17"/>
   </w:num>
-  <w:num w:numId="36" w16cid:durableId="2013558507">
+  <w:num w:numId="36">
     <w:abstractNumId w:val="8"/>
   </w:num>
-  <w:num w:numId="37" w16cid:durableId="1472408723">
+  <w:num w:numId="37">
     <w:abstractNumId w:val="4"/>
   </w:num>
-  <w:num w:numId="38" w16cid:durableId="78868680">
+  <w:num w:numId="38">
     <w:abstractNumId w:val="6"/>
   </w:num>
-  <w:num w:numId="39" w16cid:durableId="89669924">
+  <w:num w:numId="39">
     <w:abstractNumId w:val="41"/>
   </w:num>
-  <w:num w:numId="40" w16cid:durableId="1381052920">
+  <w:num w:numId="40">
     <w:abstractNumId w:val="20"/>
   </w:num>
-  <w:num w:numId="41" w16cid:durableId="372310169">
+  <w:num w:numId="41">
     <w:abstractNumId w:val="18"/>
   </w:num>
-  <w:num w:numId="42" w16cid:durableId="565839209">
+  <w:num w:numId="42">
     <w:abstractNumId w:val="39"/>
   </w:num>
-  <w:num w:numId="43" w16cid:durableId="204950158">
+  <w:num w:numId="43">
     <w:abstractNumId w:val="9"/>
   </w:num>
-  <w:num w:numId="44" w16cid:durableId="948973442">
+  <w:num w:numId="44">
     <w:abstractNumId w:val="0"/>
   </w:num>
-  <w:num w:numId="45" w16cid:durableId="1535969368">
+  <w:num w:numId="45">
     <w:abstractNumId w:val="5"/>
   </w:num>
-  <w:num w:numId="46" w16cid:durableId="567033299">
+  <w:num w:numId="46">
     <w:abstractNumId w:val="12"/>
   </w:num>
-  <w:num w:numId="47" w16cid:durableId="77991385">
+  <w:num w:numId="47">
     <w:abstractNumId w:val="24"/>
   </w:num>
-  <w:num w:numId="48" w16cid:durableId="245503204">
+  <w:num w:numId="48">
     <w:abstractNumId w:val="43"/>
   </w:num>
-  <w:num w:numId="49" w16cid:durableId="1399093184">
+  <w:num w:numId="49">
     <w:abstractNumId w:val="2"/>
   </w:num>
-  <w:num w:numId="50" w16cid:durableId="1632519581">
+  <w:num w:numId="50">
     <w:abstractNumId w:val="7"/>
   </w:num>
-  <w:num w:numId="51" w16cid:durableId="1967278442">
+  <w:num w:numId="51">
     <w:abstractNumId w:val="21"/>
   </w:num>
-  <w:num w:numId="52" w16cid:durableId="1158232172">
+  <w:num w:numId="52">
     <w:abstractNumId w:val="16"/>
   </w:num>
   <w:numIdMacAtCleanup w:val="46"/>
@@ -35606,7 +33128,7 @@
 </file>
 
 <file path=word/styles.xml><?xml version="1.0" encoding="utf-8"?>
-<w:styles xmlns:mc="http://schemas.openxmlformats.org/markup-compatibility/2006" xmlns:r="http://schemas.openxmlformats.org/officeDocument/2006/relationships" xmlns:w="http://schemas.openxmlformats.org/wordprocessingml/2006/main" xmlns:w14="http://schemas.microsoft.com/office/word/2010/wordml" xmlns:w15="http://schemas.microsoft.com/office/word/2012/wordml" xmlns:w16cex="http://schemas.microsoft.com/office/word/2018/wordml/cex" xmlns:w16cid="http://schemas.microsoft.com/office/word/2016/wordml/cid" xmlns:w16="http://schemas.microsoft.com/office/word/2018/wordml" xmlns:w16du="http://schemas.microsoft.com/office/word/2023/wordml/word16du" xmlns:w16sdtdh="http://schemas.microsoft.com/office/word/2020/wordml/sdtdatahash" xmlns:w16sdtfl="http://schemas.microsoft.com/office/word/2024/wordml/sdtformatlock" xmlns:w16se="http://schemas.microsoft.com/office/word/2015/wordml/symex" mc:Ignorable="w14 w15 w16se w16cid w16 w16cex w16sdtdh w16sdtfl w16du">
+<w:styles xmlns:mc="http://schemas.openxmlformats.org/markup-compatibility/2006" xmlns:r="http://schemas.openxmlformats.org/officeDocument/2006/relationships" xmlns:w="http://schemas.openxmlformats.org/wordprocessingml/2006/main" xmlns:w14="http://schemas.microsoft.com/office/word/2010/wordml" xmlns:w15="http://schemas.microsoft.com/office/word/2012/wordml" xmlns:w16cid="http://schemas.microsoft.com/office/word/2016/wordml/cid" xmlns:w16se="http://schemas.microsoft.com/office/word/2015/wordml/symex" mc:Ignorable="w14 w15 w16se w16cid">
   <w:docDefaults>
     <w:rPrDefault>
       <w:rPr>
@@ -36717,7 +34239,7 @@
 </file>
 
 <file path=customXml/itemProps1.xml><?xml version="1.0" encoding="utf-8"?>
-<ds:datastoreItem xmlns:ds="http://schemas.openxmlformats.org/officeDocument/2006/customXml" ds:itemID="{5F41524E-B6F7-43DB-8FBB-7FBE0511E950}">
+<ds:datastoreItem xmlns:ds="http://schemas.openxmlformats.org/officeDocument/2006/customXml" ds:itemID="{2EF57CC1-190E-44D3-85E4-D1222F8A3F5A}">
   <ds:schemaRefs>
     <ds:schemaRef ds:uri="http://schemas.openxmlformats.org/officeDocument/2006/bibliography"/>
   </ds:schemaRefs>
